--- a/(e)CRF/Per nummer/26_Overtuigingen en gewoontes rond schoeisel.docx
+++ b/(e)CRF/Per nummer/26_Overtuigingen en gewoontes rond schoeisel.docx
@@ -100,16 +100,6 @@
         </w:rPr>
         <w:t xml:space="preserve"> and credibility related to your footwear </w:t>
       </w:r>
-      <w:commentRangeStart w:id="689375404"/>
-      <w:commentRangeEnd w:id="689375404"/>
-      <w:r>
-        <w:rPr>
-          <w:rStyle w:val="CommentReference"/>
-          <w:rFonts w:ascii="Arial" w:hAnsi="Arial" w:eastAsia="Arial" w:cs="Arial"/>
-          <w:color w:val="24303B"/>
-        </w:rPr>
-        <w:commentReference w:id="689375404"/>
-      </w:r>
     </w:p>
     <w:p>
       <w:pPr>
@@ -158,26 +148,6 @@
           <w:szCs w:val="24"/>
         </w:rPr>
         <w:t>. Geloofwaardigheid/verwachting ten aanzien van uw therapie: BUITENSCHOEISEL</w:t>
-      </w:r>
-      <w:commentRangeStart w:id="207406225"/>
-      <w:commentRangeStart w:id="1670332240"/>
-      <w:commentRangeEnd w:id="207406225"/>
-      <w:r>
-        <w:rPr>
-          <w:rStyle w:val="CommentReference"/>
-          <w:rFonts w:ascii="Arial" w:hAnsi="Arial" w:eastAsia="Arial" w:cs="Arial"/>
-          <w:color w:val="24303B"/>
-        </w:rPr>
-        <w:commentReference w:id="207406225"/>
-      </w:r>
-      <w:commentRangeEnd w:id="1670332240"/>
-      <w:r>
-        <w:rPr>
-          <w:rStyle w:val="CommentReference"/>
-          <w:rFonts w:ascii="Arial" w:hAnsi="Arial" w:eastAsia="Arial" w:cs="Arial"/>
-          <w:color w:val="24303B"/>
-        </w:rPr>
-        <w:commentReference w:id="1670332240"/>
       </w:r>
     </w:p>
     <w:tbl>
@@ -4770,114 +4740,6 @@
 </w:document>
 </file>
 
-<file path=word/comments.xml><?xml version="1.0" encoding="utf-8"?>
-<w:comments xmlns:w14="http://schemas.microsoft.com/office/word/2010/wordml" xmlns:w="http://schemas.openxmlformats.org/wordprocessingml/2006/main">
-  <w:comment xmlns:w="http://schemas.openxmlformats.org/wordprocessingml/2006/main" w:initials="FD" w:author="Fabienne Dobbels" w:date="2026-07-01T16:16:13" w:id="689375404">
-    <w:p xmlns:w14="http://schemas.microsoft.com/office/word/2010/wordml" xmlns:w="http://schemas.openxmlformats.org/wordprocessingml/2006/main">
-      <w:pPr>
-        <w:pStyle w:val="CommentText"/>
-      </w:pPr>
-      <w:r>
-        <w:rPr>
-          <w:rStyle w:val="CommentReference"/>
-        </w:rPr>
-        <w:annotationRef/>
-      </w:r>
-      <w:r>
-        <w:t xml:space="preserve">dit is een vrij lange vragenlijst en misschien niet alles even nuttig of relevant, aangezien patiênten al wat andere vragenlijsten moet invullen? </w:t>
-      </w:r>
-    </w:p>
-    <w:p xmlns:w14="http://schemas.microsoft.com/office/word/2010/wordml" xmlns:w="http://schemas.openxmlformats.org/wordprocessingml/2006/main">
-      <w:pPr>
-        <w:pStyle w:val="CommentText"/>
-      </w:pPr>
-    </w:p>
-    <w:p xmlns:w14="http://schemas.microsoft.com/office/word/2010/wordml" xmlns:w="http://schemas.openxmlformats.org/wordprocessingml/2006/main">
-      <w:pPr>
-        <w:pStyle w:val="CommentText"/>
-      </w:pPr>
-      <w:r>
-        <w:t xml:space="preserve">eventueel alternatief is peilen naar depressieve stemming via PHQ-2? of deel van de vragen? </w:t>
-      </w:r>
-    </w:p>
-  </w:comment>
-  <w:comment xmlns:w="http://schemas.openxmlformats.org/wordprocessingml/2006/main" w:initials="FD" w:author="Fabienne Dobbels" w:date="2026-07-01T16:21:09" w:id="207406225">
-    <w:p xmlns:w14="http://schemas.microsoft.com/office/word/2010/wordml" xmlns:w="http://schemas.openxmlformats.org/wordprocessingml/2006/main">
-      <w:pPr>
-        <w:pStyle w:val="CommentText"/>
-      </w:pPr>
-      <w:r>
-        <w:rPr>
-          <w:rStyle w:val="CommentReference"/>
-        </w:rPr>
-        <w:annotationRef/>
-      </w:r>
-      <w:r>
-        <w:t xml:space="preserve">dit deel over geloofwaardigheid mogelijk wel relevant; maar formulering best nog wat aanpassen en we moeten ook zoeken naar consistent woordgebruik wanneer we verwijzen naar schoenen (schoeisel, orthopedische schoenen, etc). </w:t>
-      </w:r>
-    </w:p>
-    <w:p xmlns:w14="http://schemas.microsoft.com/office/word/2010/wordml" xmlns:w="http://schemas.openxmlformats.org/wordprocessingml/2006/main">
-      <w:pPr>
-        <w:pStyle w:val="CommentText"/>
-      </w:pPr>
-    </w:p>
-    <w:p xmlns:w14="http://schemas.microsoft.com/office/word/2010/wordml" xmlns:w="http://schemas.openxmlformats.org/wordprocessingml/2006/main">
-      <w:pPr>
-        <w:pStyle w:val="CommentText"/>
-      </w:pPr>
-    </w:p>
-  </w:comment>
-  <w:comment xmlns:w="http://schemas.openxmlformats.org/wordprocessingml/2006/main" w:initials="FD" w:author="Fabienne Dobbels" w:date="2026-07-01T16:22:09" w:id="1670332240">
-    <w:p xmlns:w14="http://schemas.microsoft.com/office/word/2010/wordml" xmlns:w="http://schemas.openxmlformats.org/wordprocessingml/2006/main">
-      <w:pPr>
-        <w:pStyle w:val="CommentText"/>
-      </w:pPr>
-      <w:r>
-        <w:rPr>
-          <w:rStyle w:val="CommentReference"/>
-        </w:rPr>
-        <w:annotationRef/>
-      </w:r>
-      <w:r>
-        <w:t>wanneer zouden ze dit dan moeten invullen? bij opstarten aangepaste zolen? visit 2???</w:t>
-      </w:r>
-    </w:p>
-    <w:p xmlns:w14="http://schemas.microsoft.com/office/word/2010/wordml" xmlns:w="http://schemas.openxmlformats.org/wordprocessingml/2006/main">
-      <w:pPr>
-        <w:pStyle w:val="CommentText"/>
-      </w:pPr>
-      <w:r>
-        <w:t xml:space="preserve">nog eens herhalen op einde van de studie? </w:t>
-      </w:r>
-    </w:p>
-  </w:comment>
-</w:comments>
-</file>
-
-<file path=word/commentsExtended.xml><?xml version="1.0" encoding="utf-8"?>
-<w15:commentsEx xmlns:mc="http://schemas.openxmlformats.org/markup-compatibility/2006" xmlns:w15="http://schemas.microsoft.com/office/word/2012/wordml" mc:Ignorable="w15">
-  <w15:commentEx w15:done="1" w15:paraId="22C831A8"/>
-  <w15:commentEx w15:done="1" w15:paraId="34464C27"/>
-  <w15:commentEx w15:done="1" w15:paraId="2F731C80" w15:paraIdParent="34464C27"/>
-</w15:commentsEx>
-</file>
-
-<file path=word/commentsExtensible.xml><?xml version="1.0" encoding="utf-8"?>
-<w16cex:commentsExtensible xmlns:w16="http://schemas.microsoft.com/office/word/2018/wordml" xmlns:w16cex="http://schemas.microsoft.com/office/word/2018/wordml/cex" xmlns:mc="http://schemas.openxmlformats.org/markup-compatibility/2006" mc:Ignorable="w16 w16cex">
-  <w16cex:commentExtensible w16cex:durableId="1256D795" w16cex:dateUtc="2026-07-01T14:16:13.849Z"/>
-  <w16cex:commentExtensible w16cex:durableId="7BEF2DDD" w16cex:dateUtc="2026-07-01T14:21:09.173Z"/>
-  <w16cex:commentExtensible w16cex:durableId="743D552D" w16cex:dateUtc="2026-07-01T14:22:09.633Z"/>
-</w16cex:commentsExtensible>
-</file>
-
-<file path=word/commentsIds.xml><?xml version="1.0" encoding="utf-8"?>
-<w16cid:commentsIds xmlns:mc="http://schemas.openxmlformats.org/markup-compatibility/2006" xmlns:w16cid="http://schemas.microsoft.com/office/word/2016/wordml/cid" mc:Ignorable="w16cid">
-  <w16cid:commentId w16cid:paraId="22C831A8" w16cid:durableId="1256D795"/>
-  <w16cid:commentId w16cid:paraId="34464C27" w16cid:durableId="7BEF2DDD"/>
-  <w16cid:commentId w16cid:paraId="2F731C80" w16cid:durableId="743D552D"/>
-</w16cid:commentsIds>
-</file>
-
 <file path=word/endnotes.xml><?xml version="1.0" encoding="utf-8"?>
 <w:endnotes xmlns:wpc="http://schemas.microsoft.com/office/word/2010/wordprocessingCanvas" xmlns:cx="http://schemas.microsoft.com/office/drawing/2014/chartex" xmlns:cx1="http://schemas.microsoft.com/office/drawing/2015/9/8/chartex" xmlns:cx2="http://schemas.microsoft.com/office/drawing/2015/10/21/chartex" xmlns:cx3="http://schemas.microsoft.com/office/drawing/2016/5/9/chartex" xmlns:cx4="http://schemas.microsoft.com/office/drawing/2016/5/10/chartex" xmlns:cx5="http://schemas.microsoft.com/office/drawing/2016/5/11/chartex" xmlns:cx6="http://schemas.microsoft.com/office/drawing/2016/5/12/chartex" xmlns:cx7="http://schemas.microsoft.com/office/drawing/2016/5/13/chartex" xmlns:cx8="http://schemas.microsoft.com/office/drawing/2016/5/14/chartex" xmlns:mc="http://schemas.openxmlformats.org/markup-compatibility/2006" xmlns:aink="http://schemas.microsoft.com/office/drawing/2016/ink" xmlns:am3d="http://schemas.microsoft.com/office/drawing/2017/model3d" xmlns:o="urn:schemas-microsoft-com:office:office" xmlns:oel="http://schemas.microsoft.com/office/2019/extlst" xmlns:r="http://schemas.openxmlformats.org/officeDocument/2006/relationships" xmlns:m="http://schemas.openxmlformats.org/officeDocument/2006/math" xmlns:v="urn:schemas-microsoft-com:vml" xmlns:wp14="http://schemas.microsoft.com/office/word/2010/wordprocessingDrawing" xmlns:wp="http://schemas.openxmlformats.org/drawingml/2006/wordprocessingDrawing" xmlns:w10="urn:schemas-microsoft-com:office:word" xmlns:w="http://schemas.openxmlformats.org/wordprocessingml/2006/main" xmlns:w14="http://schemas.microsoft.com/office/word/2010/wordml" xmlns:w15="http://schemas.microsoft.com/office/word/2012/wordml" xmlns:w16cex="http://schemas.microsoft.com/office/word/2018/wordml/cex" xmlns:w16cid="http://schemas.microsoft.com/office/word/2016/wordml/cid" xmlns:w16="http://schemas.microsoft.com/office/word/2018/wordml" xmlns:w16du="http://schemas.microsoft.com/office/word/2023/wordml/word16du" xmlns:w16sdtdh="http://schemas.microsoft.com/office/word/2020/wordml/sdtdatahash" xmlns:w16sdtfl="http://schemas.microsoft.com/office/word/2024/wordml/sdtformatlock" xmlns:w16se="http://schemas.microsoft.com/office/word/2015/wordml/symex" xmlns:wpg="http://schemas.microsoft.com/office/word/2010/wordprocessingGroup" xmlns:wpi="http://schemas.microsoft.com/office/word/2010/wordprocessingInk" xmlns:wne="http://schemas.microsoft.com/office/word/2006/wordml" xmlns:wps="http://schemas.microsoft.com/office/word/2010/wordprocessingShape" mc:Ignorable="w14 w15 w16se w16cid w16 w16cex w16sdtdh w16sdtfl w16du wp14">
   <w:endnote w:type="separator" w:id="-1">
@@ -4885,9 +4747,6 @@
       <w:pPr>
         <w:spacing w:after="0" w:line="240" w:lineRule="auto"/>
       </w:pPr>
-      <w:r>
-        <w:separator/>
-      </w:r>
     </w:p>
   </w:endnote>
   <w:endnote w:type="continuationSeparator" w:id="0">
@@ -4895,9 +4754,6 @@
       <w:pPr>
         <w:spacing w:after="0" w:line="240" w:lineRule="auto"/>
       </w:pPr>
-      <w:r>
-        <w:continuationSeparator/>
-      </w:r>
     </w:p>
   </w:endnote>
 </w:endnotes>
@@ -4986,10 +4842,119 @@
   <w:p>
     <w:pPr>
       <w:pStyle w:val="Footer"/>
+      <w:jc w:val="center"/>
       <w:rPr>
         <w:rFonts w:ascii="Calibri" w:hAnsi="Calibri" w:cs="Calibri"/>
       </w:rPr>
     </w:pPr>
+    <w:r>
+      <w:rPr>
+        <w:rFonts w:ascii="Arial" w:hAnsi="Arial" w:eastAsia="Arial" w:cs="Arial"/>
+        <w:b w:val="0"/>
+        <w:color w:val="59636E"/>
+        <w:sz w:val="18"/>
+      </w:rPr>
+      <w:t xml:space="preserve">Pagina </w:t>
+    </w:r>
+    <w:r>
+      <w:rPr>
+        <w:rFonts w:ascii="Arial" w:hAnsi="Arial" w:eastAsia="Arial" w:cs="Arial"/>
+        <w:b w:val="0"/>
+        <w:color w:val="59636E"/>
+        <w:sz w:val="18"/>
+      </w:rPr>
+      <w:fldChar w:fldCharType="begin"/>
+    </w:r>
+    <w:r>
+      <w:rPr>
+        <w:rFonts w:ascii="Arial" w:hAnsi="Arial" w:eastAsia="Arial" w:cs="Arial"/>
+        <w:b w:val="0"/>
+        <w:color w:val="59636E"/>
+        <w:sz w:val="18"/>
+      </w:rPr>
+      <w:instrText xml:space="preserve"> PAGE </w:instrText>
+    </w:r>
+    <w:r>
+      <w:rPr>
+        <w:rFonts w:ascii="Arial" w:hAnsi="Arial" w:eastAsia="Arial" w:cs="Arial"/>
+        <w:b w:val="0"/>
+        <w:color w:val="59636E"/>
+        <w:sz w:val="18"/>
+      </w:rPr>
+      <w:fldChar w:fldCharType="separate"/>
+    </w:r>
+    <w:r>
+      <w:rPr>
+        <w:rFonts w:ascii="Arial" w:hAnsi="Arial" w:eastAsia="Arial" w:cs="Arial"/>
+        <w:b w:val="0"/>
+        <w:color w:val="59636E"/>
+        <w:sz w:val="18"/>
+      </w:rPr>
+      <w:t>1</w:t>
+    </w:r>
+    <w:r>
+      <w:rPr>
+        <w:rFonts w:ascii="Arial" w:hAnsi="Arial" w:eastAsia="Arial" w:cs="Arial"/>
+        <w:b w:val="0"/>
+        <w:color w:val="59636E"/>
+        <w:sz w:val="18"/>
+      </w:rPr>
+      <w:fldChar w:fldCharType="end"/>
+    </w:r>
+    <w:r>
+      <w:rPr>
+        <w:rFonts w:ascii="Arial" w:hAnsi="Arial" w:eastAsia="Arial" w:cs="Arial"/>
+        <w:b w:val="0"/>
+        <w:color w:val="59636E"/>
+        <w:sz w:val="18"/>
+      </w:rPr>
+      <w:t xml:space="preserve"> van </w:t>
+    </w:r>
+    <w:r>
+      <w:rPr>
+        <w:rFonts w:ascii="Arial" w:hAnsi="Arial" w:eastAsia="Arial" w:cs="Arial"/>
+        <w:b w:val="0"/>
+        <w:color w:val="59636E"/>
+        <w:sz w:val="18"/>
+      </w:rPr>
+      <w:fldChar w:fldCharType="begin"/>
+    </w:r>
+    <w:r>
+      <w:rPr>
+        <w:rFonts w:ascii="Arial" w:hAnsi="Arial" w:eastAsia="Arial" w:cs="Arial"/>
+        <w:b w:val="0"/>
+        <w:color w:val="59636E"/>
+        <w:sz w:val="18"/>
+      </w:rPr>
+      <w:instrText xml:space="preserve"> NUMPAGES </w:instrText>
+    </w:r>
+    <w:r>
+      <w:rPr>
+        <w:rFonts w:ascii="Arial" w:hAnsi="Arial" w:eastAsia="Arial" w:cs="Arial"/>
+        <w:b w:val="0"/>
+        <w:color w:val="59636E"/>
+        <w:sz w:val="18"/>
+      </w:rPr>
+      <w:fldChar w:fldCharType="separate"/>
+    </w:r>
+    <w:r>
+      <w:rPr>
+        <w:rFonts w:ascii="Arial" w:hAnsi="Arial" w:eastAsia="Arial" w:cs="Arial"/>
+        <w:b w:val="0"/>
+        <w:color w:val="59636E"/>
+        <w:sz w:val="18"/>
+      </w:rPr>
+      <w:t>1</w:t>
+    </w:r>
+    <w:r>
+      <w:rPr>
+        <w:rFonts w:ascii="Arial" w:hAnsi="Arial" w:eastAsia="Arial" w:cs="Arial"/>
+        <w:b w:val="0"/>
+        <w:color w:val="59636E"/>
+        <w:sz w:val="18"/>
+      </w:rPr>
+      <w:fldChar w:fldCharType="end"/>
+    </w:r>
   </w:p>
 </w:ftr>
 </file>
@@ -5001,9 +4966,6 @@
       <w:pPr>
         <w:spacing w:after="0" w:line="240" w:lineRule="auto"/>
       </w:pPr>
-      <w:r>
-        <w:separator/>
-      </w:r>
     </w:p>
   </w:footnote>
   <w:footnote w:type="continuationSeparator" w:id="0">
@@ -5011,9 +4973,6 @@
       <w:pPr>
         <w:spacing w:after="0" w:line="240" w:lineRule="auto"/>
       </w:pPr>
-      <w:r>
-        <w:continuationSeparator/>
-      </w:r>
     </w:p>
   </w:footnote>
 </w:footnotes>
@@ -5024,6 +4983,7 @@
   <w:p>
     <w:pPr>
       <w:pStyle w:val="Header"/>
+      <w:jc w:val="left"/>
       <w:rPr>
         <w:color w:val="000000" w:themeColor="text1"/>
         <w:sz w:val="18"/>
@@ -5034,34 +4994,12 @@
     <w:r>
       <w:rPr>
         <w:rFonts w:ascii="Arial" w:hAnsi="Arial" w:cs="Arial" w:eastAsia="Arial"/>
-        <w:color w:val="000000" w:themeColor="text1"/>
+        <w:b w:val="0"/>
+        <w:color w:val="59636E"/>
+        <w:sz w:val="18"/>
         <w:lang w:val="en-US"/>
       </w:rPr>
-      <w:t>Personal beliefs, emotions, daily routines and credibility related to your footwear</w:t>
-    </w:r>
-    <w:r>
-      <w:rPr>
-        <w:rFonts w:ascii="Arial" w:hAnsi="Arial" w:cs="Arial" w:eastAsia="Arial"/>
-        <w:color w:val="000000" w:themeColor="text1"/>
-        <w:lang w:val="en-US"/>
-      </w:rPr>
-      <w:tab/>
-    </w:r>
-    <w:r>
-      <w:rPr>
-        <w:rFonts w:ascii="Arial" w:hAnsi="Arial" w:cs="Arial" w:eastAsia="Arial"/>
-        <w:color w:val="000000" w:themeColor="text1"/>
-        <w:lang w:val="en-US"/>
-      </w:rPr>
-      <w:t>v</w:t>
-    </w:r>
-    <w:r>
-      <w:rPr>
-        <w:rFonts w:ascii="Arial" w:hAnsi="Arial" w:cs="Arial" w:eastAsia="Arial"/>
-        <w:color w:val="000000" w:themeColor="text1"/>
-        <w:lang w:val="en-US"/>
-      </w:rPr>
-      <w:t>.30_03_2026</w:t>
+      <w:t>PARADISE (S71769) — eCRF 26: Overtuigingen en gewoontes rond schoeisel</w:t>
     </w:r>
   </w:p>
 </w:hdr>

--- a/(e)CRF/Per nummer/26_Overtuigingen en gewoontes rond schoeisel.docx
+++ b/(e)CRF/Per nummer/26_Overtuigingen en gewoontes rond schoeisel.docx
@@ -4761,197 +4761,352 @@
 
 <file path=word/footer1.xml><?xml version="1.0" encoding="utf-8"?>
 <w:ftr xmlns:wpc="http://schemas.microsoft.com/office/word/2010/wordprocessingCanvas" xmlns:cx="http://schemas.microsoft.com/office/drawing/2014/chartex" xmlns:cx1="http://schemas.microsoft.com/office/drawing/2015/9/8/chartex" xmlns:cx2="http://schemas.microsoft.com/office/drawing/2015/10/21/chartex" xmlns:cx3="http://schemas.microsoft.com/office/drawing/2016/5/9/chartex" xmlns:cx4="http://schemas.microsoft.com/office/drawing/2016/5/10/chartex" xmlns:cx5="http://schemas.microsoft.com/office/drawing/2016/5/11/chartex" xmlns:cx6="http://schemas.microsoft.com/office/drawing/2016/5/12/chartex" xmlns:cx7="http://schemas.microsoft.com/office/drawing/2016/5/13/chartex" xmlns:cx8="http://schemas.microsoft.com/office/drawing/2016/5/14/chartex" xmlns:mc="http://schemas.openxmlformats.org/markup-compatibility/2006" xmlns:aink="http://schemas.microsoft.com/office/drawing/2016/ink" xmlns:am3d="http://schemas.microsoft.com/office/drawing/2017/model3d" xmlns:o="urn:schemas-microsoft-com:office:office" xmlns:oel="http://schemas.microsoft.com/office/2019/extlst" xmlns:r="http://schemas.openxmlformats.org/officeDocument/2006/relationships" xmlns:m="http://schemas.openxmlformats.org/officeDocument/2006/math" xmlns:v="urn:schemas-microsoft-com:vml" xmlns:wp14="http://schemas.microsoft.com/office/word/2010/wordprocessingDrawing" xmlns:wp="http://schemas.openxmlformats.org/drawingml/2006/wordprocessingDrawing" xmlns:w10="urn:schemas-microsoft-com:office:word" xmlns:w="http://schemas.openxmlformats.org/wordprocessingml/2006/main" xmlns:w14="http://schemas.microsoft.com/office/word/2010/wordml" xmlns:w15="http://schemas.microsoft.com/office/word/2012/wordml" xmlns:w16cex="http://schemas.microsoft.com/office/word/2018/wordml/cex" xmlns:w16cid="http://schemas.microsoft.com/office/word/2016/wordml/cid" xmlns:w16="http://schemas.microsoft.com/office/word/2018/wordml" xmlns:w16du="http://schemas.microsoft.com/office/word/2023/wordml/word16du" xmlns:w16sdtdh="http://schemas.microsoft.com/office/word/2020/wordml/sdtdatahash" xmlns:w16sdtfl="http://schemas.microsoft.com/office/word/2024/wordml/sdtformatlock" xmlns:w16se="http://schemas.microsoft.com/office/word/2015/wordml/symex" xmlns:wpg="http://schemas.microsoft.com/office/word/2010/wordprocessingGroup" xmlns:wpi="http://schemas.microsoft.com/office/word/2010/wordprocessingInk" xmlns:wne="http://schemas.microsoft.com/office/word/2006/wordml" xmlns:wps="http://schemas.microsoft.com/office/word/2010/wordprocessingShape" mc:Ignorable="w14 w15 w16se w16cid w16 w16cex w16sdtdh w16sdtfl w16du wp14">
-  <w:sdt>
-    <w:sdtPr>
-      <w:id w:val="931316503"/>
-      <w:docPartObj>
-        <w:docPartGallery w:val="Page Numbers (Bottom of Page)"/>
-        <w:docPartUnique/>
-      </w:docPartObj>
-    </w:sdtPr>
-    <w:sdtEndPr>
-      <w:rPr>
-        <w:color w:val="7F7F7F" w:themeColor="background1" w:themeShade="7F"/>
-        <w:spacing w:val="60"/>
-      </w:rPr>
-    </w:sdtEndPr>
-    <w:sdtContent>
-      <w:p>
-        <w:pPr>
-          <w:pStyle w:val="Footer"/>
-          <w:pBdr>
-            <w:top w:val="single" w:color="D9D9D9" w:themeColor="background1" w:themeShade="D9" w:sz="4" w:space="1"/>
-          </w:pBdr>
-          <w:jc w:val="right"/>
-        </w:pPr>
-        <w:r>
-          <w:rPr>
-            <w:rFonts w:ascii="Calibri" w:hAnsi="Calibri" w:cs="Calibri"/>
-            <w:color w:val="000000" w:themeColor="text1"/>
-          </w:rPr>
-          <w:fldChar w:fldCharType="begin"/>
-        </w:r>
-        <w:r>
-          <w:rPr>
-            <w:rFonts w:ascii="Calibri" w:hAnsi="Calibri" w:cs="Calibri"/>
-            <w:color w:val="000000" w:themeColor="text1"/>
-          </w:rPr>
-          <w:instrText xml:space="preserve"> PAGE   \* MERGEFORMAT </w:instrText>
-        </w:r>
-        <w:r>
-          <w:rPr>
-            <w:rFonts w:ascii="Calibri" w:hAnsi="Calibri" w:cs="Calibri"/>
-            <w:color w:val="000000" w:themeColor="text1"/>
-          </w:rPr>
-          <w:fldChar w:fldCharType="separate"/>
-        </w:r>
-        <w:r>
-          <w:rPr>
-            <w:rFonts w:ascii="Calibri" w:hAnsi="Calibri" w:cs="Calibri"/>
-            <w:noProof/>
-            <w:color w:val="000000" w:themeColor="text1"/>
-          </w:rPr>
-          <w:t>2</w:t>
-        </w:r>
-        <w:r>
-          <w:rPr>
-            <w:rFonts w:ascii="Calibri" w:hAnsi="Calibri" w:cs="Calibri"/>
-            <w:noProof/>
-            <w:color w:val="000000" w:themeColor="text1"/>
-          </w:rPr>
-          <w:fldChar w:fldCharType="end"/>
-        </w:r>
-        <w:r>
-          <w:rPr>
-            <w:rFonts w:ascii="Calibri" w:hAnsi="Calibri" w:cs="Calibri"/>
-            <w:color w:val="000000" w:themeColor="text1"/>
-          </w:rPr>
-          <w:t xml:space="preserve"> | </w:t>
-        </w:r>
-        <w:r>
-          <w:rPr>
-            <w:rFonts w:ascii="Calibri" w:hAnsi="Calibri" w:cs="Calibri"/>
-            <w:color w:val="000000" w:themeColor="text1"/>
-            <w:spacing w:val="60"/>
-          </w:rPr>
-          <w:t>5</w:t>
-        </w:r>
-      </w:p>
-    </w:sdtContent>
-  </w:sdt>
   <w:p>
     <w:pPr>
-      <w:pStyle w:val="Footer"/>
-      <w:jc w:val="center"/>
-      <w:rPr>
-        <w:rFonts w:ascii="Calibri" w:hAnsi="Calibri" w:cs="Calibri"/>
-      </w:rPr>
+      <w:pBdr>
+        <w:top w:val="single" w:sz="6" w:space="6" w:color="C4CED8"/>
+      </w:pBdr>
     </w:pPr>
     <w:r>
       <w:rPr>
-        <w:rFonts w:ascii="Arial" w:hAnsi="Arial" w:eastAsia="Arial" w:cs="Arial"/>
-        <w:b w:val="0"/>
-        <w:color w:val="59636E"/>
-        <w:sz w:val="18"/>
-      </w:rPr>
-      <w:t xml:space="preserve">Pagina </w:t>
+        <w:noProof/>
+      </w:rPr>
+      <w:drawing>
+        <wp:anchor distT="0" distB="0" distL="114300" distR="114300" simplePos="0" relativeHeight="251659264" behindDoc="0" locked="0" layoutInCell="1" allowOverlap="1" wp14:anchorId="4A8142CD" wp14:editId="6CB4EA88">
+          <wp:simplePos x="0" y="0"/>
+          <wp:positionH relativeFrom="column">
+            <wp:posOffset>5527362</wp:posOffset>
+          </wp:positionH>
+          <wp:positionV relativeFrom="paragraph">
+            <wp:posOffset>66098</wp:posOffset>
+          </wp:positionV>
+          <wp:extent cx="1272540" cy="484505"/>
+          <wp:effectExtent l="0" t="0" r="3810" b="0"/>
+          <wp:wrapSquare wrapText="bothSides"/>
+          <wp:docPr id="1206673644" name="Afbeelding 7"/>
+          <wp:cNvGraphicFramePr>
+            <a:graphicFrameLocks xmlns:a="http://schemas.openxmlformats.org/drawingml/2006/main" noChangeAspect="1"/>
+          </wp:cNvGraphicFramePr>
+          <a:graphic xmlns:a="http://schemas.openxmlformats.org/drawingml/2006/main">
+            <a:graphicData uri="http://schemas.openxmlformats.org/drawingml/2006/picture">
+              <pic:pic xmlns:pic="http://schemas.openxmlformats.org/drawingml/2006/picture">
+                <pic:nvPicPr>
+                  <pic:cNvPr id="1340115081" name="Afbeelding 1340115081"/>
+                  <pic:cNvPicPr/>
+                </pic:nvPicPr>
+                <pic:blipFill rotWithShape="1">
+                  <a:blip r:embed="rIdTplImgC">
+                    <a:extLst>
+                      <a:ext uri="{28A0092B-C50C-407E-A947-70E740481C1C}">
+                        <a14:useLocalDpi xmlns:a14="http://schemas.microsoft.com/office/drawing/2010/main" val="0"/>
+                      </a:ext>
+                    </a:extLst>
+                  </a:blip>
+                  <a:srcRect l="8409" t="28983" b="36048"/>
+                  <a:stretch>
+                    <a:fillRect/>
+                  </a:stretch>
+                </pic:blipFill>
+                <pic:spPr bwMode="auto">
+                  <a:xfrm>
+                    <a:off x="0" y="0"/>
+                    <a:ext cx="1272540" cy="484505"/>
+                  </a:xfrm>
+                  <a:prstGeom prst="rect">
+                    <a:avLst/>
+                  </a:prstGeom>
+                  <a:ln>
+                    <a:noFill/>
+                  </a:ln>
+                  <a:extLst>
+                    <a:ext uri="{53640926-AAD7-44D8-BBD7-CCE9431645EC}">
+                      <a14:shadowObscured xmlns:a14="http://schemas.microsoft.com/office/drawing/2010/main"/>
+                    </a:ext>
+                  </a:extLst>
+                </pic:spPr>
+              </pic:pic>
+            </a:graphicData>
+          </a:graphic>
+          <wp14:sizeRelH relativeFrom="page">
+            <wp14:pctWidth>0</wp14:pctWidth>
+          </wp14:sizeRelH>
+          <wp14:sizeRelV relativeFrom="page">
+            <wp14:pctHeight>0</wp14:pctHeight>
+          </wp14:sizeRelV>
+        </wp:anchor>
+      </w:drawing>
     </w:r>
     <w:r>
       <w:rPr>
-        <w:rFonts w:ascii="Arial" w:hAnsi="Arial" w:eastAsia="Arial" w:cs="Arial"/>
-        <w:b w:val="0"/>
         <w:color w:val="59636E"/>
-        <w:sz w:val="18"/>
+        <w:sz w:val="16"/>
+        <w:szCs w:val="16"/>
+      </w:rPr>
+      <w:t>PARADISE-</w:t>
+    </w:r>
+    <w:proofErr w:type="gramStart"/>
+    <w:r>
+      <w:rPr>
+        <w:color w:val="59636E"/>
+        <w:sz w:val="16"/>
+        <w:szCs w:val="16"/>
+      </w:rPr>
+      <w:t>studie  ·</w:t>
+    </w:r>
+    <w:proofErr w:type="gramEnd"/>
+    <w:r>
+      <w:rPr>
+        <w:color w:val="59636E"/>
+        <w:sz w:val="16"/>
+        <w:szCs w:val="16"/>
+      </w:rPr>
+      <w:t xml:space="preserve">  eCRF 26: Overtuigingen en gewoontes rond schoeisel </w:t>
+    </w:r>
+    <w:proofErr w:type="gramStart"/>
+    <w:r>
+      <w:rPr>
+        <w:color w:val="59636E"/>
+        <w:sz w:val="16"/>
+        <w:szCs w:val="16"/>
+      </w:rPr>
+      <w:t>·</w:t>
+    </w:r>
+    <w:proofErr w:type="gramEnd"/>
+    <w:r>
+      <w:rPr>
+        <w:color w:val="59636E"/>
+        <w:sz w:val="16"/>
+        <w:szCs w:val="16"/>
+      </w:rPr>
+      <w:t xml:space="preserve">  Versie </w:t>
+    </w:r>
+    <w:proofErr w:type="gramStart"/>
+    <w:r>
+      <w:rPr>
+        <w:i/>
+        <w:iCs/>
+        <w:color w:val="59636E"/>
+        <w:sz w:val="16"/>
+        <w:szCs w:val="16"/>
+      </w:rPr>
+      <w:t xml:space="preserve">[ </w:t>
+    </w:r>
+    <w:r>
+      <w:rPr>
+        <w:i/>
+        <w:iCs/>
+        <w:color w:val="59636E"/>
+        <w:sz w:val="16"/>
+        <w:szCs w:val="16"/>
+      </w:rPr>
+      <w:t>1.0</w:t>
+    </w:r>
+    <w:proofErr w:type="gramEnd"/>
+    <w:r>
+      <w:rPr>
+        <w:i/>
+        <w:iCs/>
+        <w:color w:val="59636E"/>
+        <w:sz w:val="16"/>
+        <w:szCs w:val="16"/>
+      </w:rPr>
+      <w:t xml:space="preserve"> </w:t>
+    </w:r>
+    <w:proofErr w:type="gramStart"/>
+    <w:r>
+      <w:rPr>
+        <w:i/>
+        <w:iCs/>
+        <w:color w:val="59636E"/>
+        <w:sz w:val="16"/>
+        <w:szCs w:val="16"/>
+      </w:rPr>
+      <w:t>]</w:t>
+    </w:r>
+    <w:r>
+      <w:rPr>
+        <w:color w:val="59636E"/>
+        <w:sz w:val="16"/>
+        <w:szCs w:val="16"/>
+      </w:rPr>
+      <w:t xml:space="preserve">  ·</w:t>
+    </w:r>
+    <w:proofErr w:type="gramEnd"/>
+    <w:r>
+      <w:rPr>
+        <w:color w:val="59636E"/>
+        <w:sz w:val="16"/>
+        <w:szCs w:val="16"/>
+      </w:rPr>
+      <w:t xml:space="preserve">  </w:t>
+    </w:r>
+    <w:proofErr w:type="gramStart"/>
+    <w:r>
+      <w:rPr>
+        <w:i/>
+        <w:iCs/>
+        <w:color w:val="59636E"/>
+        <w:sz w:val="16"/>
+        <w:szCs w:val="16"/>
+      </w:rPr>
+      <w:t xml:space="preserve">[ </w:t>
+    </w:r>
+    <w:r>
+      <w:rPr>
+        <w:i/>
+        <w:iCs/>
+        <w:color w:val="59636E"/>
+        <w:sz w:val="16"/>
+        <w:szCs w:val="16"/>
+      </w:rPr>
+      <w:t>27</w:t>
+    </w:r>
+    <w:proofErr w:type="gramEnd"/>
+    <w:r>
+      <w:rPr>
+        <w:i/>
+        <w:iCs/>
+        <w:color w:val="59636E"/>
+        <w:sz w:val="16"/>
+        <w:szCs w:val="16"/>
+      </w:rPr>
+      <w:t>/07/</w:t>
+    </w:r>
+    <w:proofErr w:type="gramStart"/>
+    <w:r>
+      <w:rPr>
+        <w:i/>
+        <w:iCs/>
+        <w:color w:val="59636E"/>
+        <w:sz w:val="16"/>
+        <w:szCs w:val="16"/>
+      </w:rPr>
+      <w:t>2026</w:t>
+    </w:r>
+    <w:r>
+      <w:rPr>
+        <w:i/>
+        <w:iCs/>
+        <w:color w:val="59636E"/>
+        <w:sz w:val="16"/>
+        <w:szCs w:val="16"/>
+      </w:rPr>
+      <w:t xml:space="preserve"> ]</w:t>
+    </w:r>
+    <w:proofErr w:type="gramEnd"/>
+    <w:r>
+      <w:rPr>
+        <w:color w:val="59636E"/>
+        <w:sz w:val="16"/>
+        <w:szCs w:val="16"/>
+      </w:rPr>
+      <w:t xml:space="preserve">  </w:t>
+    </w:r>
+    <w:proofErr w:type="gramStart"/>
+    <w:r>
+      <w:rPr>
+        <w:color w:val="59636E"/>
+        <w:sz w:val="16"/>
+        <w:szCs w:val="16"/>
+      </w:rPr>
+      <w:t>·  Pagina</w:t>
+    </w:r>
+    <w:proofErr w:type="gramEnd"/>
+    <w:r>
+      <w:rPr>
+        <w:color w:val="59636E"/>
+        <w:sz w:val="16"/>
+        <w:szCs w:val="16"/>
+      </w:rPr>
+      <w:t xml:space="preserve"> </w:t>
+    </w:r>
+    <w:r>
+      <w:rPr>
+        <w:color w:val="59636E"/>
+        <w:sz w:val="16"/>
+        <w:szCs w:val="16"/>
       </w:rPr>
       <w:fldChar w:fldCharType="begin"/>
     </w:r>
     <w:r>
       <w:rPr>
-        <w:rFonts w:ascii="Arial" w:hAnsi="Arial" w:eastAsia="Arial" w:cs="Arial"/>
-        <w:b w:val="0"/>
         <w:color w:val="59636E"/>
-        <w:sz w:val="18"/>
-      </w:rPr>
-      <w:instrText xml:space="preserve"> PAGE </w:instrText>
+        <w:sz w:val="16"/>
+        <w:szCs w:val="16"/>
+      </w:rPr>
+      <w:instrText>PAGE</w:instrText>
     </w:r>
     <w:r>
       <w:rPr>
-        <w:rFonts w:ascii="Arial" w:hAnsi="Arial" w:eastAsia="Arial" w:cs="Arial"/>
-        <w:b w:val="0"/>
         <w:color w:val="59636E"/>
-        <w:sz w:val="18"/>
+        <w:sz w:val="16"/>
+        <w:szCs w:val="16"/>
       </w:rPr>
       <w:fldChar w:fldCharType="separate"/>
     </w:r>
     <w:r>
       <w:rPr>
-        <w:rFonts w:ascii="Arial" w:hAnsi="Arial" w:eastAsia="Arial" w:cs="Arial"/>
-        <w:b w:val="0"/>
+        <w:noProof/>
         <w:color w:val="59636E"/>
-        <w:sz w:val="18"/>
+        <w:sz w:val="16"/>
+        <w:szCs w:val="16"/>
       </w:rPr>
       <w:t>1</w:t>
     </w:r>
     <w:r>
       <w:rPr>
-        <w:rFonts w:ascii="Arial" w:hAnsi="Arial" w:eastAsia="Arial" w:cs="Arial"/>
-        <w:b w:val="0"/>
         <w:color w:val="59636E"/>
-        <w:sz w:val="18"/>
+        <w:sz w:val="16"/>
+        <w:szCs w:val="16"/>
       </w:rPr>
       <w:fldChar w:fldCharType="end"/>
     </w:r>
     <w:r>
       <w:rPr>
-        <w:rFonts w:ascii="Arial" w:hAnsi="Arial" w:eastAsia="Arial" w:cs="Arial"/>
-        <w:b w:val="0"/>
         <w:color w:val="59636E"/>
-        <w:sz w:val="18"/>
+        <w:sz w:val="16"/>
+        <w:szCs w:val="16"/>
       </w:rPr>
       <w:t xml:space="preserve"> van </w:t>
     </w:r>
     <w:r>
       <w:rPr>
-        <w:rFonts w:ascii="Arial" w:hAnsi="Arial" w:eastAsia="Arial" w:cs="Arial"/>
-        <w:b w:val="0"/>
         <w:color w:val="59636E"/>
-        <w:sz w:val="18"/>
+        <w:sz w:val="16"/>
+        <w:szCs w:val="16"/>
       </w:rPr>
       <w:fldChar w:fldCharType="begin"/>
     </w:r>
     <w:r>
       <w:rPr>
-        <w:rFonts w:ascii="Arial" w:hAnsi="Arial" w:eastAsia="Arial" w:cs="Arial"/>
-        <w:b w:val="0"/>
         <w:color w:val="59636E"/>
-        <w:sz w:val="18"/>
-      </w:rPr>
-      <w:instrText xml:space="preserve"> NUMPAGES </w:instrText>
+        <w:sz w:val="16"/>
+        <w:szCs w:val="16"/>
+      </w:rPr>
+      <w:instrText>NUMPAGES</w:instrText>
     </w:r>
     <w:r>
       <w:rPr>
-        <w:rFonts w:ascii="Arial" w:hAnsi="Arial" w:eastAsia="Arial" w:cs="Arial"/>
-        <w:b w:val="0"/>
         <w:color w:val="59636E"/>
-        <w:sz w:val="18"/>
+        <w:sz w:val="16"/>
+        <w:szCs w:val="16"/>
       </w:rPr>
       <w:fldChar w:fldCharType="separate"/>
     </w:r>
     <w:r>
       <w:rPr>
-        <w:rFonts w:ascii="Arial" w:hAnsi="Arial" w:eastAsia="Arial" w:cs="Arial"/>
-        <w:b w:val="0"/>
+        <w:noProof/>
         <w:color w:val="59636E"/>
-        <w:sz w:val="18"/>
-      </w:rPr>
-      <w:t>1</w:t>
+        <w:sz w:val="16"/>
+        <w:szCs w:val="16"/>
+      </w:rPr>
+      <w:t>2</w:t>
     </w:r>
     <w:r>
       <w:rPr>
-        <w:rFonts w:ascii="Arial" w:hAnsi="Arial" w:eastAsia="Arial" w:cs="Arial"/>
-        <w:b w:val="0"/>
         <w:color w:val="59636E"/>
-        <w:sz w:val="18"/>
+        <w:sz w:val="16"/>
+        <w:szCs w:val="16"/>
       </w:rPr>
       <w:fldChar w:fldCharType="end"/>
     </w:r>
@@ -4982,24 +5137,127 @@
 <w:hdr xmlns:wpc="http://schemas.microsoft.com/office/word/2010/wordprocessingCanvas" xmlns:cx="http://schemas.microsoft.com/office/drawing/2014/chartex" xmlns:cx1="http://schemas.microsoft.com/office/drawing/2015/9/8/chartex" xmlns:cx2="http://schemas.microsoft.com/office/drawing/2015/10/21/chartex" xmlns:cx3="http://schemas.microsoft.com/office/drawing/2016/5/9/chartex" xmlns:cx4="http://schemas.microsoft.com/office/drawing/2016/5/10/chartex" xmlns:cx5="http://schemas.microsoft.com/office/drawing/2016/5/11/chartex" xmlns:cx6="http://schemas.microsoft.com/office/drawing/2016/5/12/chartex" xmlns:cx7="http://schemas.microsoft.com/office/drawing/2016/5/13/chartex" xmlns:cx8="http://schemas.microsoft.com/office/drawing/2016/5/14/chartex" xmlns:mc="http://schemas.openxmlformats.org/markup-compatibility/2006" xmlns:aink="http://schemas.microsoft.com/office/drawing/2016/ink" xmlns:am3d="http://schemas.microsoft.com/office/drawing/2017/model3d" xmlns:o="urn:schemas-microsoft-com:office:office" xmlns:oel="http://schemas.microsoft.com/office/2019/extlst" xmlns:r="http://schemas.openxmlformats.org/officeDocument/2006/relationships" xmlns:m="http://schemas.openxmlformats.org/officeDocument/2006/math" xmlns:v="urn:schemas-microsoft-com:vml" xmlns:wp14="http://schemas.microsoft.com/office/word/2010/wordprocessingDrawing" xmlns:wp="http://schemas.openxmlformats.org/drawingml/2006/wordprocessingDrawing" xmlns:w10="urn:schemas-microsoft-com:office:word" xmlns:w="http://schemas.openxmlformats.org/wordprocessingml/2006/main" xmlns:w14="http://schemas.microsoft.com/office/word/2010/wordml" xmlns:w15="http://schemas.microsoft.com/office/word/2012/wordml" xmlns:w16cex="http://schemas.microsoft.com/office/word/2018/wordml/cex" xmlns:w16cid="http://schemas.microsoft.com/office/word/2016/wordml/cid" xmlns:w16="http://schemas.microsoft.com/office/word/2018/wordml" xmlns:w16du="http://schemas.microsoft.com/office/word/2023/wordml/word16du" xmlns:w16sdtdh="http://schemas.microsoft.com/office/word/2020/wordml/sdtdatahash" xmlns:w16sdtfl="http://schemas.microsoft.com/office/word/2024/wordml/sdtformatlock" xmlns:w16se="http://schemas.microsoft.com/office/word/2015/wordml/symex" xmlns:wpg="http://schemas.microsoft.com/office/word/2010/wordprocessingGroup" xmlns:wpi="http://schemas.microsoft.com/office/word/2010/wordprocessingInk" xmlns:wne="http://schemas.microsoft.com/office/word/2006/wordml" xmlns:wps="http://schemas.microsoft.com/office/word/2010/wordprocessingShape" mc:Ignorable="w14 w15 w16se w16cid w16 w16cex w16sdtdh w16sdtfl w16du wp14">
   <w:p>
     <w:pPr>
-      <w:pStyle w:val="Header"/>
-      <w:jc w:val="left"/>
-      <w:rPr>
-        <w:color w:val="000000" w:themeColor="text1"/>
-        <w:sz w:val="18"/>
-        <w:szCs w:val="18"/>
-        <w:lang w:val="en-US"/>
-      </w:rPr>
+      <w:pStyle w:val="Koptekst"/>
+      <w:jc w:val="right"/>
     </w:pPr>
     <w:r>
       <w:rPr>
-        <w:rFonts w:ascii="Arial" w:hAnsi="Arial" w:cs="Arial" w:eastAsia="Arial"/>
-        <w:b w:val="0"/>
-        <w:color w:val="59636E"/>
-        <w:sz w:val="18"/>
-        <w:lang w:val="en-US"/>
-      </w:rPr>
-      <w:t>PARADISE (S71769) — eCRF 26: Overtuigingen en gewoontes rond schoeisel</w:t>
+        <w:noProof/>
+      </w:rPr>
+      <w:drawing>
+        <wp:anchor distT="0" distB="0" distL="114300" distR="114300" simplePos="0" relativeHeight="251658240" behindDoc="1" locked="0" layoutInCell="1" allowOverlap="1" wp14:anchorId="755D2A89" wp14:editId="42F71064">
+          <wp:simplePos x="0" y="0"/>
+          <wp:positionH relativeFrom="margin">
+            <wp:align>left</wp:align>
+          </wp:positionH>
+          <wp:positionV relativeFrom="paragraph">
+            <wp:posOffset>-20955</wp:posOffset>
+          </wp:positionV>
+          <wp:extent cx="1615079" cy="720000"/>
+          <wp:effectExtent l="0" t="0" r="0" b="0"/>
+          <wp:wrapTight wrapText="bothSides">
+            <wp:wrapPolygon edited="0">
+              <wp:start x="510" y="1716"/>
+              <wp:lineTo x="255" y="5719"/>
+              <wp:lineTo x="764" y="20018"/>
+              <wp:lineTo x="8664" y="20018"/>
+              <wp:lineTo x="13250" y="18874"/>
+              <wp:lineTo x="20895" y="14298"/>
+              <wp:lineTo x="20895" y="9151"/>
+              <wp:lineTo x="14015" y="4004"/>
+              <wp:lineTo x="8664" y="1716"/>
+              <wp:lineTo x="510" y="1716"/>
+            </wp:wrapPolygon>
+          </wp:wrapTight>
+          <wp:docPr id="1820294796" name="Afbeelding 5"/>
+          <wp:cNvGraphicFramePr>
+            <a:graphicFrameLocks xmlns:a="http://schemas.openxmlformats.org/drawingml/2006/main" noChangeAspect="1"/>
+          </wp:cNvGraphicFramePr>
+          <a:graphic xmlns:a="http://schemas.openxmlformats.org/drawingml/2006/main">
+            <a:graphicData uri="http://schemas.openxmlformats.org/drawingml/2006/picture">
+              <pic:pic xmlns:pic="http://schemas.openxmlformats.org/drawingml/2006/picture">
+                <pic:nvPicPr>
+                  <pic:cNvPr id="1820294796" name="Afbeelding 1820294796"/>
+                  <pic:cNvPicPr/>
+                </pic:nvPicPr>
+                <pic:blipFill>
+                  <a:blip r:embed="rIdTplImgA">
+                    <a:extLst>
+                      <a:ext uri="{28A0092B-C50C-407E-A947-70E740481C1C}">
+                        <a14:useLocalDpi xmlns:a14="http://schemas.microsoft.com/office/drawing/2010/main" val="0"/>
+                      </a:ext>
+                    </a:extLst>
+                  </a:blip>
+                  <a:stretch>
+                    <a:fillRect/>
+                  </a:stretch>
+                </pic:blipFill>
+                <pic:spPr>
+                  <a:xfrm>
+                    <a:off x="0" y="0"/>
+                    <a:ext cx="1615079" cy="720000"/>
+                  </a:xfrm>
+                  <a:prstGeom prst="rect">
+                    <a:avLst/>
+                  </a:prstGeom>
+                </pic:spPr>
+              </pic:pic>
+            </a:graphicData>
+          </a:graphic>
+          <wp14:sizeRelH relativeFrom="page">
+            <wp14:pctWidth>0</wp14:pctWidth>
+          </wp14:sizeRelH>
+          <wp14:sizeRelV relativeFrom="page">
+            <wp14:pctHeight>0</wp14:pctHeight>
+          </wp14:sizeRelV>
+        </wp:anchor>
+      </w:drawing>
+    </w:r>
+    <w:r>
+      <w:rPr>
+        <w:noProof/>
+      </w:rPr>
+      <w:drawing>
+        <wp:inline distT="0" distB="0" distL="0" distR="0" wp14:anchorId="4E8F3C53" wp14:editId="680A2799">
+          <wp:extent cx="2525825" cy="720000"/>
+          <wp:effectExtent l="0" t="0" r="0" b="4445"/>
+          <wp:docPr id="328170997" name="Afbeelding 6"/>
+          <wp:cNvGraphicFramePr>
+            <a:graphicFrameLocks xmlns:a="http://schemas.openxmlformats.org/drawingml/2006/main" noChangeAspect="1"/>
+          </wp:cNvGraphicFramePr>
+          <a:graphic xmlns:a="http://schemas.openxmlformats.org/drawingml/2006/main">
+            <a:graphicData uri="http://schemas.openxmlformats.org/drawingml/2006/picture">
+              <pic:pic xmlns:pic="http://schemas.openxmlformats.org/drawingml/2006/picture">
+                <pic:nvPicPr>
+                  <pic:cNvPr id="328170997" name="Afbeelding 328170997"/>
+                  <pic:cNvPicPr/>
+                </pic:nvPicPr>
+                <pic:blipFill>
+                  <a:blip r:embed="rIdTplImgB">
+                    <a:extLst>
+                      <a:ext uri="{28A0092B-C50C-407E-A947-70E740481C1C}">
+                        <a14:useLocalDpi xmlns:a14="http://schemas.microsoft.com/office/drawing/2010/main" val="0"/>
+                      </a:ext>
+                    </a:extLst>
+                  </a:blip>
+                  <a:stretch>
+                    <a:fillRect/>
+                  </a:stretch>
+                </pic:blipFill>
+                <pic:spPr>
+                  <a:xfrm>
+                    <a:off x="0" y="0"/>
+                    <a:ext cx="2525825" cy="720000"/>
+                  </a:xfrm>
+                  <a:prstGeom prst="rect">
+                    <a:avLst/>
+                  </a:prstGeom>
+                </pic:spPr>
+              </pic:pic>
+            </a:graphicData>
+          </a:graphic>
+        </wp:inline>
+      </w:drawing>
     </w:r>
   </w:p>
 </w:hdr>

--- a/(e)CRF/Per nummer/26_Overtuigingen en gewoontes rond schoeisel.docx
+++ b/(e)CRF/Per nummer/26_Overtuigingen en gewoontes rond schoeisel.docx
@@ -4775,7 +4775,7 @@
         <wp:anchor distT="0" distB="0" distL="114300" distR="114300" simplePos="0" relativeHeight="251659264" behindDoc="0" locked="0" layoutInCell="1" allowOverlap="1" wp14:anchorId="4A8142CD" wp14:editId="6CB4EA88">
           <wp:simplePos x="0" y="0"/>
           <wp:positionH relativeFrom="column">
-            <wp:posOffset>5527362</wp:posOffset>
+            <wp:posOffset>5351825</wp:posOffset>
           </wp:positionH>
           <wp:positionV relativeFrom="paragraph">
             <wp:posOffset>66098</wp:posOffset>

--- a/(e)CRF/Per nummer/26_Overtuigingen en gewoontes rond schoeisel.docx
+++ b/(e)CRF/Per nummer/26_Overtuigingen en gewoontes rond schoeisel.docx
@@ -1,16 +1,15 @@
 
 <file path=word/document.xml><?xml version="1.0" encoding="utf-8"?>
-<w:document xmlns:wpc="http://schemas.microsoft.com/office/word/2010/wordprocessingCanvas" xmlns:cx="http://schemas.microsoft.com/office/drawing/2014/chartex" xmlns:cx1="http://schemas.microsoft.com/office/drawing/2015/9/8/chartex" xmlns:cx2="http://schemas.microsoft.com/office/drawing/2015/10/21/chartex" xmlns:cx3="http://schemas.microsoft.com/office/drawing/2016/5/9/chartex" xmlns:cx4="http://schemas.microsoft.com/office/drawing/2016/5/10/chartex" xmlns:cx5="http://schemas.microsoft.com/office/drawing/2016/5/11/chartex" xmlns:cx6="http://schemas.microsoft.com/office/drawing/2016/5/12/chartex" xmlns:cx7="http://schemas.microsoft.com/office/drawing/2016/5/13/chartex" xmlns:cx8="http://schemas.microsoft.com/office/drawing/2016/5/14/chartex" xmlns:mc="http://schemas.openxmlformats.org/markup-compatibility/2006" xmlns:aink="http://schemas.microsoft.com/office/drawing/2016/ink" xmlns:am3d="http://schemas.microsoft.com/office/drawing/2017/model3d" xmlns:o="urn:schemas-microsoft-com:office:office" xmlns:oel="http://schemas.microsoft.com/office/2019/extlst" xmlns:r="http://schemas.openxmlformats.org/officeDocument/2006/relationships" xmlns:m="http://schemas.openxmlformats.org/officeDocument/2006/math" xmlns:v="urn:schemas-microsoft-com:vml" xmlns:wp14="http://schemas.microsoft.com/office/word/2010/wordprocessingDrawing" xmlns:wp="http://schemas.openxmlformats.org/drawingml/2006/wordprocessingDrawing" xmlns:w10="urn:schemas-microsoft-com:office:word" xmlns:w="http://schemas.openxmlformats.org/wordprocessingml/2006/main" xmlns:w14="http://schemas.microsoft.com/office/word/2010/wordml" xmlns:w15="http://schemas.microsoft.com/office/word/2012/wordml" xmlns:w16cex="http://schemas.microsoft.com/office/word/2018/wordml/cex" xmlns:w16cid="http://schemas.microsoft.com/office/word/2016/wordml/cid" xmlns:w16="http://schemas.microsoft.com/office/word/2018/wordml" xmlns:w16du="http://schemas.microsoft.com/office/word/2023/wordml/word16du" xmlns:w16sdtdh="http://schemas.microsoft.com/office/word/2020/wordml/sdtdatahash" xmlns:w16sdtfl="http://schemas.microsoft.com/office/word/2024/wordml/sdtformatlock" xmlns:w16se="http://schemas.microsoft.com/office/word/2015/wordml/symex" xmlns:wpg="http://schemas.microsoft.com/office/word/2010/wordprocessingGroup" xmlns:wpi="http://schemas.microsoft.com/office/word/2010/wordprocessingInk" xmlns:wne="http://schemas.microsoft.com/office/word/2006/wordml" xmlns:wps="http://schemas.microsoft.com/office/word/2010/wordprocessingShape" mc:Ignorable="w14 w15 w16se w16cid w16 w16cex w16sdtdh w16sdtfl w16du wp14">
+<w:document xmlns:wpc="http://schemas.microsoft.com/office/word/2010/wordprocessingCanvas" xmlns:cx="http://schemas.microsoft.com/office/drawing/2014/chartex" xmlns:cx1="http://schemas.microsoft.com/office/drawing/2015/9/8/chartex" xmlns:cx2="http://schemas.microsoft.com/office/drawing/2015/10/21/chartex" xmlns:cx3="http://schemas.microsoft.com/office/drawing/2016/5/9/chartex" xmlns:cx4="http://schemas.microsoft.com/office/drawing/2016/5/10/chartex" xmlns:cx5="http://schemas.microsoft.com/office/drawing/2016/5/11/chartex" xmlns:cx6="http://schemas.microsoft.com/office/drawing/2016/5/12/chartex" xmlns:cx7="http://schemas.microsoft.com/office/drawing/2016/5/13/chartex" xmlns:cx8="http://schemas.microsoft.com/office/drawing/2016/5/14/chartex" xmlns:mc="http://schemas.openxmlformats.org/markup-compatibility/2006" xmlns:aink="http://schemas.microsoft.com/office/drawing/2016/ink" xmlns:am3d="http://schemas.microsoft.com/office/drawing/2017/model3d" xmlns:o="urn:schemas-microsoft-com:office:office" xmlns:oel="http://schemas.microsoft.com/office/2019/extlst" xmlns:r="http://schemas.openxmlformats.org/officeDocument/2006/relationships" xmlns:m="http://schemas.openxmlformats.org/officeDocument/2006/math" xmlns:v="urn:schemas-microsoft-com:vml" xmlns:wp14="http://schemas.microsoft.com/office/word/2010/wordprocessingDrawing" xmlns:wp="http://schemas.openxmlformats.org/drawingml/2006/wordprocessingDrawing" xmlns:w10="urn:schemas-microsoft-com:office:word" xmlns:w="http://schemas.openxmlformats.org/wordprocessingml/2006/main" xmlns:w14="http://schemas.microsoft.com/office/word/2010/wordml" xmlns:w15="http://schemas.microsoft.com/office/word/2012/wordml" xmlns:w16cei="http://schemas.microsoft.com/office/word/2026/wordml/cei" xmlns:w16cex="http://schemas.microsoft.com/office/word/2018/wordml/cex" xmlns:w16cid="http://schemas.microsoft.com/office/word/2016/wordml/cid" xmlns:w16="http://schemas.microsoft.com/office/word/2018/wordml" xmlns:w16du="http://schemas.microsoft.com/office/word/2023/wordml/word16du" xmlns:w16sdtdh="http://schemas.microsoft.com/office/word/2020/wordml/sdtdatahash" xmlns:w16sdtfl="http://schemas.microsoft.com/office/word/2024/wordml/sdtformatlock" xmlns:w16se="http://schemas.microsoft.com/office/word/2015/wordml/symex" xmlns:wpg="http://schemas.microsoft.com/office/word/2010/wordprocessingGroup" xmlns:wpi="http://schemas.microsoft.com/office/word/2010/wordprocessingInk" xmlns:wne="http://schemas.microsoft.com/office/word/2006/wordml" xmlns:wps="http://schemas.microsoft.com/office/word/2010/wordprocessingShape" mc:Ignorable="w14 w15 w16se w16cid w16 w16cex w16sdtdh w16sdtfl w16du wp14">
   <w:body>
     <w:p>
       <w:pPr>
         <w:spacing w:after="120" w:line="360" w:lineRule="auto"/>
         <w:jc w:val="center"/>
         <w:rPr>
-          <w:rFonts w:ascii="Calibri" w:hAnsi="Calibri" w:cs="Calibri"/>
-          <w:b w:val="1"/>
-          <w:bCs w:val="1"/>
-          <w:color w:val="000000" w:themeColor="text1"/>
+          <w:b/>
+          <w:bCs/>
+          <w:color w:val="123A5F"/>
           <w:sz w:val="28"/>
           <w:szCs w:val="28"/>
           <w:lang w:val="en-US"/>
@@ -18,9 +17,8 @@
       </w:pPr>
       <w:r>
         <w:rPr>
-          <w:rFonts w:ascii="Arial" w:hAnsi="Arial" w:cs="Arial" w:eastAsia="Arial"/>
-          <w:b w:val="1"/>
-          <w:bCs w:val="1"/>
+          <w:b/>
+          <w:bCs/>
           <w:color w:val="123A5F"/>
           <w:sz w:val="28"/>
           <w:szCs w:val="28"/>
@@ -30,9 +28,8 @@
       </w:r>
       <w:r>
         <w:rPr>
-          <w:rFonts w:ascii="Arial" w:hAnsi="Arial" w:cs="Arial" w:eastAsia="Arial"/>
-          <w:b w:val="1"/>
-          <w:bCs w:val="1"/>
+          <w:b/>
+          <w:bCs/>
           <w:color w:val="123A5F"/>
           <w:sz w:val="28"/>
           <w:szCs w:val="28"/>
@@ -42,9 +39,8 @@
       </w:r>
       <w:r>
         <w:rPr>
-          <w:rFonts w:ascii="Arial" w:hAnsi="Arial" w:cs="Arial" w:eastAsia="Arial"/>
-          <w:b w:val="1"/>
-          <w:bCs w:val="1"/>
+          <w:b/>
+          <w:bCs/>
           <w:color w:val="123A5F"/>
           <w:sz w:val="28"/>
           <w:szCs w:val="28"/>
@@ -54,9 +50,8 @@
       </w:r>
       <w:r>
         <w:rPr>
-          <w:rFonts w:ascii="Arial" w:hAnsi="Arial" w:cs="Arial" w:eastAsia="Arial"/>
-          <w:b w:val="1"/>
-          <w:bCs w:val="1"/>
+          <w:b/>
+          <w:bCs/>
           <w:color w:val="123A5F"/>
           <w:sz w:val="28"/>
           <w:szCs w:val="28"/>
@@ -66,72 +61,205 @@
       </w:r>
       <w:r>
         <w:rPr>
-          <w:rFonts w:ascii="Arial" w:hAnsi="Arial" w:cs="Arial" w:eastAsia="Arial"/>
-          <w:b w:val="1"/>
-          <w:bCs w:val="1"/>
+          <w:b/>
+          <w:bCs/>
           <w:color w:val="123A5F"/>
           <w:sz w:val="28"/>
           <w:szCs w:val="28"/>
           <w:lang w:val="en-US"/>
         </w:rPr>
-        <w:t xml:space="preserve">Personal beliefs, emotions, daily </w:t>
+        <w:t xml:space="preserve">Personal beliefs, emotions, daily routines and credibility related to your footwear </w:t>
+      </w:r>
+    </w:p>
+    <w:p>
+      <w:pPr>
+        <w:tabs>
+          <w:tab w:val="left" w:leader="underscore" w:pos="8505"/>
+        </w:tabs>
+        <w:spacing w:line="360" w:lineRule="auto"/>
+        <w:rPr>
+          <w:rFonts w:ascii="Calibri" w:hAnsi="Calibri" w:cs="Calibri"/>
+          <w:b/>
+          <w:bCs/>
+          <w:sz w:val="24"/>
+          <w:szCs w:val="24"/>
+        </w:rPr>
+      </w:pPr>
+      <w:r>
+        <w:rPr>
+          <w:b/>
+          <w:bCs/>
+          <w:color w:val="123A5F"/>
+          <w:sz w:val="24"/>
+          <w:szCs w:val="24"/>
+        </w:rPr>
+        <w:t>Studie-informatie</w:t>
+      </w:r>
+    </w:p>
+    <w:p>
+      <w:pPr>
+        <w:numPr>
+          <w:ilvl w:val="0"/>
+          <w:numId w:val="24"/>
+        </w:numPr>
+        <w:tabs>
+          <w:tab w:val="left" w:leader="underscore" w:pos="8505"/>
+        </w:tabs>
+        <w:spacing w:line="360" w:lineRule="auto"/>
+        <w:rPr>
+          <w:rFonts w:ascii="Calibri" w:hAnsi="Calibri" w:cs="Calibri"/>
+          <w:lang w:val="en-GB"/>
+        </w:rPr>
+      </w:pPr>
+      <w:r>
+        <w:rPr>
+          <w:color w:val="24303B"/>
+          <w:lang w:val="en-GB"/>
+        </w:rPr>
+        <w:t xml:space="preserve">Studie </w:t>
+      </w:r>
+      <w:proofErr w:type="spellStart"/>
+      <w:r>
+        <w:rPr>
+          <w:color w:val="24303B"/>
+          <w:lang w:val="en-GB"/>
+        </w:rPr>
+        <w:t>titel</w:t>
+      </w:r>
+      <w:proofErr w:type="spellEnd"/>
+      <w:r>
+        <w:rPr>
+          <w:color w:val="24303B"/>
+          <w:lang w:val="en-GB"/>
+        </w:rPr>
+        <w:t>: Towards Pressure-Adherence &amp; Education Driven Service in Diabetic Foot Disease (PARADISE trial)</w:t>
+      </w:r>
+    </w:p>
+    <w:p>
+      <w:pPr>
+        <w:numPr>
+          <w:ilvl w:val="0"/>
+          <w:numId w:val="24"/>
+        </w:numPr>
+        <w:tabs>
+          <w:tab w:val="left" w:leader="underscore" w:pos="8505"/>
+        </w:tabs>
+        <w:spacing w:line="360" w:lineRule="auto"/>
+        <w:rPr>
+          <w:rFonts w:ascii="Calibri" w:hAnsi="Calibri" w:cs="Calibri"/>
+        </w:rPr>
+      </w:pPr>
+      <w:r>
+        <w:rPr>
+          <w:color w:val="24303B"/>
+        </w:rPr>
+        <w:t>Protocolnummer: S71769</w:t>
+      </w:r>
+    </w:p>
+    <w:p>
+      <w:pPr>
+        <w:numPr>
+          <w:ilvl w:val="0"/>
+          <w:numId w:val="24"/>
+        </w:numPr>
+        <w:tabs>
+          <w:tab w:val="left" w:leader="underscore" w:pos="8505"/>
+        </w:tabs>
+        <w:spacing w:line="360" w:lineRule="auto"/>
+        <w:rPr>
+          <w:rFonts w:ascii="Calibri" w:hAnsi="Calibri" w:cs="Calibri"/>
+        </w:rPr>
+      </w:pPr>
+      <w:r>
+        <w:rPr>
+          <w:color w:val="24303B"/>
+        </w:rPr>
+        <w:t xml:space="preserve">Studielocatie: </w:t>
       </w:r>
       <w:r>
         <w:rPr>
-          <w:rFonts w:ascii="Arial" w:hAnsi="Arial" w:cs="Arial" w:eastAsia="Arial"/>
-          <w:b w:val="1"/>
-          <w:bCs w:val="1"/>
-          <w:color w:val="123A5F"/>
-          <w:sz w:val="28"/>
-          <w:szCs w:val="28"/>
-          <w:lang w:val="en-US"/>
+          <w:color w:val="24303B"/>
         </w:rPr>
-        <w:t>routines</w:t>
+        <w:tab/>
+      </w:r>
+    </w:p>
+    <w:p>
+      <w:pPr>
+        <w:numPr>
+          <w:ilvl w:val="0"/>
+          <w:numId w:val="24"/>
+        </w:numPr>
+        <w:tabs>
+          <w:tab w:val="left" w:leader="underscore" w:pos="8505"/>
+        </w:tabs>
+        <w:spacing w:line="360" w:lineRule="auto"/>
+        <w:rPr>
+          <w:rFonts w:ascii="Calibri" w:hAnsi="Calibri" w:cs="Calibri"/>
+        </w:rPr>
+      </w:pPr>
+      <w:r>
+        <w:rPr>
+          <w:color w:val="24303B"/>
+        </w:rPr>
+        <w:t xml:space="preserve">Hoofdonderzoeker (PI): </w:t>
       </w:r>
       <w:r>
         <w:rPr>
-          <w:rFonts w:ascii="Arial" w:hAnsi="Arial" w:cs="Arial" w:eastAsia="Arial"/>
-          <w:b w:val="1"/>
-          <w:bCs w:val="1"/>
-          <w:color w:val="123A5F"/>
-          <w:sz w:val="28"/>
-          <w:szCs w:val="28"/>
-          <w:lang w:val="en-US"/>
+          <w:color w:val="24303B"/>
         </w:rPr>
-        <w:t xml:space="preserve"> and credibility related to your footwear </w:t>
+        <w:tab/>
       </w:r>
     </w:p>
     <w:p>
       <w:pPr>
+        <w:numPr>
+          <w:ilvl w:val="0"/>
+          <w:numId w:val="24"/>
+        </w:numPr>
+        <w:tabs>
+          <w:tab w:val="left" w:leader="underscore" w:pos="8505"/>
+        </w:tabs>
+        <w:spacing w:line="360" w:lineRule="auto"/>
+        <w:rPr>
+          <w:rFonts w:ascii="Calibri" w:hAnsi="Calibri" w:cs="Calibri"/>
+        </w:rPr>
+      </w:pPr>
+      <w:r>
+        <w:rPr>
+          <w:color w:val="24303B"/>
+        </w:rPr>
+        <w:t xml:space="preserve">Deelnemerscode: </w:t>
+      </w:r>
+      <w:r>
+        <w:rPr>
+          <w:color w:val="24303B"/>
+        </w:rPr>
+        <w:tab/>
+      </w:r>
+    </w:p>
+    <w:p>
+      <w:pPr>
         <w:spacing w:after="0"/>
         <w:rPr>
           <w:rFonts w:ascii="Calibri" w:hAnsi="Calibri" w:cs="Calibri"/>
+          <w:lang w:val="en-GB"/>
         </w:rPr>
       </w:pPr>
     </w:p>
     <w:p>
       <w:pPr>
-        <w:spacing w:after="0"/>
         <w:rPr>
           <w:rFonts w:ascii="Calibri" w:hAnsi="Calibri" w:cs="Calibri"/>
-        </w:rPr>
-      </w:pPr>
-    </w:p>
-    <w:p>
-      <w:pPr>
-        <w:rPr>
-          <w:rFonts w:ascii="Calibri" w:hAnsi="Calibri" w:cs="Calibri"/>
-          <w:b w:val="1"/>
-          <w:bCs w:val="1"/>
+          <w:b/>
+          <w:bCs/>
           <w:sz w:val="24"/>
           <w:szCs w:val="24"/>
         </w:rPr>
       </w:pPr>
       <w:r>
         <w:rPr>
-          <w:rFonts w:ascii="Arial" w:hAnsi="Arial" w:cs="Arial" w:eastAsia="Arial"/>
-          <w:b w:val="1"/>
-          <w:bCs w:val="1"/>
+          <w:b/>
+          <w:bCs/>
           <w:color w:val="123A5F"/>
           <w:sz w:val="24"/>
           <w:szCs w:val="24"/>
@@ -140,9 +268,8 @@
       </w:r>
       <w:r>
         <w:rPr>
-          <w:rFonts w:ascii="Arial" w:hAnsi="Arial" w:cs="Arial" w:eastAsia="Arial"/>
-          <w:b w:val="1"/>
-          <w:bCs w:val="1"/>
+          <w:b/>
+          <w:bCs/>
           <w:color w:val="123A5F"/>
           <w:sz w:val="24"/>
           <w:szCs w:val="24"/>
@@ -152,7 +279,7 @@
     </w:p>
     <w:tbl>
       <w:tblPr>
-        <w:tblStyle w:val="TableGrid"/>
+        <w:tblStyle w:val="Tabelraster"/>
         <w:tblW w:w="0" w:type="auto"/>
         <w:tblLook w:val="04A0" w:firstRow="1" w:lastRow="0" w:firstColumn="1" w:lastColumn="0" w:noHBand="0" w:noVBand="1"/>
       </w:tblPr>
@@ -187,7 +314,6 @@
             </w:pPr>
             <w:r>
               <w:rPr>
-                <w:rFonts w:ascii="Arial" w:hAnsi="Arial" w:cs="Arial" w:eastAsia="Arial"/>
                 <w:b/>
                 <w:bCs/>
                 <w:color w:val="123A5F"/>
@@ -198,7 +324,6 @@
             </w:r>
             <w:r>
               <w:rPr>
-                <w:rFonts w:ascii="Arial" w:hAnsi="Arial" w:cs="Arial" w:eastAsia="Arial"/>
                 <w:b/>
                 <w:bCs/>
                 <w:color w:val="123A5F"/>
@@ -228,7 +353,6 @@
             </w:pPr>
             <w:r>
               <w:rPr>
-                <w:rFonts w:ascii="Arial" w:hAnsi="Arial" w:cs="Arial" w:eastAsia="Arial"/>
                 <w:b/>
                 <w:bCs/>
                 <w:color w:val="123A5F"/>
@@ -254,7 +378,6 @@
             </w:pPr>
             <w:r>
               <w:rPr>
-                <w:rFonts w:ascii="Arial" w:hAnsi="Arial" w:cs="Arial" w:eastAsia="Arial"/>
                 <w:b/>
                 <w:bCs/>
                 <w:color w:val="123A5F"/>
@@ -280,7 +403,6 @@
             </w:pPr>
             <w:r>
               <w:rPr>
-                <w:rFonts w:ascii="Arial" w:hAnsi="Arial" w:cs="Arial" w:eastAsia="Arial"/>
                 <w:b/>
                 <w:bCs/>
                 <w:color w:val="123A5F"/>
@@ -306,7 +428,6 @@
             </w:pPr>
             <w:r>
               <w:rPr>
-                <w:rFonts w:ascii="Arial" w:hAnsi="Arial" w:cs="Arial" w:eastAsia="Arial"/>
                 <w:b/>
                 <w:bCs/>
                 <w:color w:val="123A5F"/>
@@ -332,7 +453,6 @@
             </w:pPr>
             <w:r>
               <w:rPr>
-                <w:rFonts w:ascii="Arial" w:hAnsi="Arial" w:cs="Arial" w:eastAsia="Arial"/>
                 <w:b/>
                 <w:bCs/>
                 <w:color w:val="123A5F"/>
@@ -358,7 +478,6 @@
             </w:pPr>
             <w:r>
               <w:rPr>
-                <w:rFonts w:ascii="Arial" w:hAnsi="Arial" w:cs="Arial" w:eastAsia="Arial"/>
                 <w:b/>
                 <w:bCs/>
                 <w:color w:val="123A5F"/>
@@ -384,7 +503,6 @@
             </w:pPr>
             <w:r>
               <w:rPr>
-                <w:rFonts w:ascii="Arial" w:hAnsi="Arial" w:cs="Arial" w:eastAsia="Arial"/>
                 <w:b/>
                 <w:bCs/>
                 <w:color w:val="123A5F"/>
@@ -410,7 +528,6 @@
             </w:pPr>
             <w:r>
               <w:rPr>
-                <w:rFonts w:ascii="Arial" w:hAnsi="Arial" w:cs="Arial" w:eastAsia="Arial"/>
                 <w:b/>
                 <w:bCs/>
                 <w:color w:val="123A5F"/>
@@ -436,7 +553,6 @@
             </w:pPr>
             <w:r>
               <w:rPr>
-                <w:rFonts w:ascii="Arial" w:hAnsi="Arial" w:cs="Arial" w:eastAsia="Arial"/>
                 <w:b/>
                 <w:bCs/>
                 <w:color w:val="123A5F"/>
@@ -461,14 +577,23 @@
                 <w:szCs w:val="24"/>
               </w:rPr>
             </w:pPr>
-            <w:r>
-              <w:rPr>
-                <w:rFonts w:ascii="Arial" w:hAnsi="Arial" w:cs="Arial" w:eastAsia="Arial"/>
+            <w:proofErr w:type="gramStart"/>
+            <w:r>
+              <w:rPr>
                 <w:color w:val="24303B"/>
                 <w:sz w:val="24"/>
                 <w:szCs w:val="24"/>
               </w:rPr>
-              <w:t>helemaal niet logisch</w:t>
+              <w:t>helemaal</w:t>
+            </w:r>
+            <w:proofErr w:type="gramEnd"/>
+            <w:r>
+              <w:rPr>
+                <w:color w:val="24303B"/>
+                <w:sz w:val="24"/>
+                <w:szCs w:val="24"/>
+              </w:rPr>
+              <w:t xml:space="preserve"> niet logisch</w:t>
             </w:r>
           </w:p>
         </w:tc>
@@ -487,14 +612,23 @@
                 <w:szCs w:val="24"/>
               </w:rPr>
             </w:pPr>
-            <w:r>
-              <w:rPr>
-                <w:rFonts w:ascii="Arial" w:hAnsi="Arial" w:cs="Arial" w:eastAsia="Arial"/>
+            <w:proofErr w:type="gramStart"/>
+            <w:r>
+              <w:rPr>
                 <w:color w:val="24303B"/>
                 <w:sz w:val="24"/>
                 <w:szCs w:val="24"/>
               </w:rPr>
-              <w:t>enigszins logisch</w:t>
+              <w:t>enigszins</w:t>
+            </w:r>
+            <w:proofErr w:type="gramEnd"/>
+            <w:r>
+              <w:rPr>
+                <w:color w:val="24303B"/>
+                <w:sz w:val="24"/>
+                <w:szCs w:val="24"/>
+              </w:rPr>
+              <w:t xml:space="preserve"> logisch</w:t>
             </w:r>
           </w:p>
         </w:tc>
@@ -513,14 +647,23 @@
                 <w:szCs w:val="24"/>
               </w:rPr>
             </w:pPr>
-            <w:r>
-              <w:rPr>
-                <w:rFonts w:ascii="Arial" w:hAnsi="Arial" w:cs="Arial" w:eastAsia="Arial"/>
+            <w:proofErr w:type="gramStart"/>
+            <w:r>
+              <w:rPr>
                 <w:color w:val="24303B"/>
                 <w:sz w:val="24"/>
                 <w:szCs w:val="24"/>
               </w:rPr>
-              <w:t>zeer logisch</w:t>
+              <w:t>zeer</w:t>
+            </w:r>
+            <w:proofErr w:type="gramEnd"/>
+            <w:r>
+              <w:rPr>
+                <w:color w:val="24303B"/>
+                <w:sz w:val="24"/>
+                <w:szCs w:val="24"/>
+              </w:rPr>
+              <w:t xml:space="preserve"> logisch</w:t>
             </w:r>
           </w:p>
         </w:tc>
@@ -545,7 +688,6 @@
             </w:pPr>
             <w:r>
               <w:rPr>
-                <w:rFonts w:ascii="Arial" w:hAnsi="Arial" w:cs="Arial" w:eastAsia="Arial"/>
                 <w:b/>
                 <w:bCs/>
                 <w:color w:val="123A5F"/>
@@ -554,7 +696,6 @@
             </w:r>
             <w:r>
               <w:rPr>
-                <w:rFonts w:ascii="Arial" w:hAnsi="Arial" w:cs="Arial" w:eastAsia="Arial"/>
                 <w:b/>
                 <w:bCs/>
                 <w:color w:val="123A5F"/>
@@ -563,7 +704,6 @@
             </w:r>
             <w:r>
               <w:rPr>
-                <w:rFonts w:ascii="Arial" w:hAnsi="Arial" w:cs="Arial" w:eastAsia="Arial"/>
                 <w:b/>
                 <w:bCs/>
                 <w:color w:val="123A5F"/>
@@ -593,7 +733,6 @@
             </w:pPr>
             <w:r>
               <w:rPr>
-                <w:rFonts w:ascii="Arial" w:hAnsi="Arial" w:cs="Arial" w:eastAsia="Arial"/>
                 <w:b/>
                 <w:bCs/>
                 <w:color w:val="123A5F"/>
@@ -619,7 +758,6 @@
             </w:pPr>
             <w:r>
               <w:rPr>
-                <w:rFonts w:ascii="Arial" w:hAnsi="Arial" w:cs="Arial" w:eastAsia="Arial"/>
                 <w:b/>
                 <w:bCs/>
                 <w:color w:val="123A5F"/>
@@ -645,7 +783,6 @@
             </w:pPr>
             <w:r>
               <w:rPr>
-                <w:rFonts w:ascii="Arial" w:hAnsi="Arial" w:cs="Arial" w:eastAsia="Arial"/>
                 <w:b/>
                 <w:bCs/>
                 <w:color w:val="123A5F"/>
@@ -671,7 +808,6 @@
             </w:pPr>
             <w:r>
               <w:rPr>
-                <w:rFonts w:ascii="Arial" w:hAnsi="Arial" w:cs="Arial" w:eastAsia="Arial"/>
                 <w:b/>
                 <w:bCs/>
                 <w:color w:val="123A5F"/>
@@ -697,7 +833,6 @@
             </w:pPr>
             <w:r>
               <w:rPr>
-                <w:rFonts w:ascii="Arial" w:hAnsi="Arial" w:cs="Arial" w:eastAsia="Arial"/>
                 <w:b/>
                 <w:bCs/>
                 <w:color w:val="123A5F"/>
@@ -723,7 +858,6 @@
             </w:pPr>
             <w:r>
               <w:rPr>
-                <w:rFonts w:ascii="Arial" w:hAnsi="Arial" w:cs="Arial" w:eastAsia="Arial"/>
                 <w:b/>
                 <w:bCs/>
                 <w:color w:val="123A5F"/>
@@ -749,7 +883,6 @@
             </w:pPr>
             <w:r>
               <w:rPr>
-                <w:rFonts w:ascii="Arial" w:hAnsi="Arial" w:cs="Arial" w:eastAsia="Arial"/>
                 <w:b/>
                 <w:bCs/>
                 <w:color w:val="123A5F"/>
@@ -775,7 +908,6 @@
             </w:pPr>
             <w:r>
               <w:rPr>
-                <w:rFonts w:ascii="Arial" w:hAnsi="Arial" w:cs="Arial" w:eastAsia="Arial"/>
                 <w:b/>
                 <w:bCs/>
                 <w:color w:val="123A5F"/>
@@ -801,7 +933,6 @@
             </w:pPr>
             <w:r>
               <w:rPr>
-                <w:rFonts w:ascii="Arial" w:hAnsi="Arial" w:cs="Arial" w:eastAsia="Arial"/>
                 <w:b/>
                 <w:bCs/>
                 <w:color w:val="123A5F"/>
@@ -826,32 +957,23 @@
                 <w:szCs w:val="24"/>
               </w:rPr>
             </w:pPr>
-            <w:r>
-              <w:rPr>
-                <w:rFonts w:ascii="Arial" w:hAnsi="Arial" w:cs="Arial" w:eastAsia="Arial"/>
+            <w:proofErr w:type="gramStart"/>
+            <w:r>
+              <w:rPr>
                 <w:color w:val="24303B"/>
                 <w:sz w:val="24"/>
                 <w:szCs w:val="24"/>
               </w:rPr>
-              <w:t>helemaal niet nuttig  </w:t>
-            </w:r>
-            <w:r>
-              <w:rPr>
-                <w:rFonts w:ascii="Arial" w:hAnsi="Arial" w:cs="Arial" w:eastAsia="Arial"/>
+              <w:t>helemaal</w:t>
+            </w:r>
+            <w:proofErr w:type="gramEnd"/>
+            <w:r>
+              <w:rPr>
                 <w:color w:val="24303B"/>
                 <w:sz w:val="24"/>
                 <w:szCs w:val="24"/>
               </w:rPr>
-              <w:t xml:space="preserve"> </w:t>
-            </w:r>
-            <w:r>
-              <w:rPr>
-                <w:rFonts w:ascii="Arial" w:hAnsi="Arial" w:cs="Arial" w:eastAsia="Arial"/>
-                <w:color w:val="24303B"/>
-                <w:sz w:val="24"/>
-                <w:szCs w:val="24"/>
-              </w:rPr>
-              <w:t xml:space="preserve">   </w:t>
+              <w:t xml:space="preserve"> niet nuttig      </w:t>
             </w:r>
           </w:p>
         </w:tc>
@@ -870,14 +992,23 @@
                 <w:szCs w:val="24"/>
               </w:rPr>
             </w:pPr>
-            <w:r>
-              <w:rPr>
-                <w:rFonts w:ascii="Arial" w:hAnsi="Arial" w:cs="Arial" w:eastAsia="Arial"/>
+            <w:proofErr w:type="gramStart"/>
+            <w:r>
+              <w:rPr>
                 <w:color w:val="24303B"/>
                 <w:sz w:val="24"/>
                 <w:szCs w:val="24"/>
               </w:rPr>
-              <w:t>enigszins nuttig</w:t>
+              <w:t>enigszins</w:t>
+            </w:r>
+            <w:proofErr w:type="gramEnd"/>
+            <w:r>
+              <w:rPr>
+                <w:color w:val="24303B"/>
+                <w:sz w:val="24"/>
+                <w:szCs w:val="24"/>
+              </w:rPr>
+              <w:t xml:space="preserve"> nuttig</w:t>
             </w:r>
           </w:p>
         </w:tc>
@@ -896,14 +1027,23 @@
                 <w:szCs w:val="24"/>
               </w:rPr>
             </w:pPr>
-            <w:r>
-              <w:rPr>
-                <w:rFonts w:ascii="Arial" w:hAnsi="Arial" w:cs="Arial" w:eastAsia="Arial"/>
+            <w:proofErr w:type="gramStart"/>
+            <w:r>
+              <w:rPr>
                 <w:color w:val="24303B"/>
                 <w:sz w:val="24"/>
                 <w:szCs w:val="24"/>
               </w:rPr>
-              <w:t>zeer nuttig</w:t>
+              <w:t>zeer</w:t>
+            </w:r>
+            <w:proofErr w:type="gramEnd"/>
+            <w:r>
+              <w:rPr>
+                <w:color w:val="24303B"/>
+                <w:sz w:val="24"/>
+                <w:szCs w:val="24"/>
+              </w:rPr>
+              <w:t xml:space="preserve"> nuttig</w:t>
             </w:r>
           </w:p>
         </w:tc>
@@ -928,17 +1068,14 @@
             </w:pPr>
             <w:r>
               <w:rPr>
-                <w:rFonts w:ascii="Arial" w:hAnsi="Arial" w:cs="Arial" w:eastAsia="Arial"/>
-                <w:b/>
-                <w:bCs/>
-                <w:color w:val="123A5F"/>
-              </w:rPr>
-              <w:lastRenderedPageBreak/>
+                <w:b/>
+                <w:bCs/>
+                <w:color w:val="123A5F"/>
+              </w:rPr>
               <w:t>3</w:t>
             </w:r>
             <w:r>
               <w:rPr>
-                <w:rFonts w:ascii="Arial" w:hAnsi="Arial" w:cs="Arial" w:eastAsia="Arial"/>
                 <w:b/>
                 <w:bCs/>
                 <w:color w:val="123A5F"/>
@@ -947,7 +1084,6 @@
             </w:r>
             <w:r>
               <w:rPr>
-                <w:rFonts w:ascii="Arial" w:hAnsi="Arial" w:cs="Arial" w:eastAsia="Arial"/>
                 <w:b/>
                 <w:bCs/>
                 <w:color w:val="123A5F"/>
@@ -976,7 +1112,6 @@
             </w:pPr>
             <w:r>
               <w:rPr>
-                <w:rFonts w:ascii="Arial" w:hAnsi="Arial" w:cs="Arial" w:eastAsia="Arial"/>
                 <w:b/>
                 <w:bCs/>
                 <w:color w:val="123A5F"/>
@@ -1001,7 +1136,6 @@
             </w:pPr>
             <w:r>
               <w:rPr>
-                <w:rFonts w:ascii="Arial" w:hAnsi="Arial" w:cs="Arial" w:eastAsia="Arial"/>
                 <w:b/>
                 <w:bCs/>
                 <w:color w:val="123A5F"/>
@@ -1026,7 +1160,6 @@
             </w:pPr>
             <w:r>
               <w:rPr>
-                <w:rFonts w:ascii="Arial" w:hAnsi="Arial" w:cs="Arial" w:eastAsia="Arial"/>
                 <w:b/>
                 <w:bCs/>
                 <w:color w:val="123A5F"/>
@@ -1051,7 +1184,6 @@
             </w:pPr>
             <w:r>
               <w:rPr>
-                <w:rFonts w:ascii="Arial" w:hAnsi="Arial" w:cs="Arial" w:eastAsia="Arial"/>
                 <w:b/>
                 <w:bCs/>
                 <w:color w:val="123A5F"/>
@@ -1076,7 +1208,6 @@
             </w:pPr>
             <w:r>
               <w:rPr>
-                <w:rFonts w:ascii="Arial" w:hAnsi="Arial" w:cs="Arial" w:eastAsia="Arial"/>
                 <w:b/>
                 <w:bCs/>
                 <w:color w:val="123A5F"/>
@@ -1101,7 +1232,6 @@
             </w:pPr>
             <w:r>
               <w:rPr>
-                <w:rFonts w:ascii="Arial" w:hAnsi="Arial" w:cs="Arial" w:eastAsia="Arial"/>
                 <w:b/>
                 <w:bCs/>
                 <w:color w:val="123A5F"/>
@@ -1126,7 +1256,6 @@
             </w:pPr>
             <w:r>
               <w:rPr>
-                <w:rFonts w:ascii="Arial" w:hAnsi="Arial" w:cs="Arial" w:eastAsia="Arial"/>
                 <w:b/>
                 <w:bCs/>
                 <w:color w:val="123A5F"/>
@@ -1151,7 +1280,6 @@
             </w:pPr>
             <w:r>
               <w:rPr>
-                <w:rFonts w:ascii="Arial" w:hAnsi="Arial" w:cs="Arial" w:eastAsia="Arial"/>
                 <w:b/>
                 <w:bCs/>
                 <w:color w:val="123A5F"/>
@@ -1176,7 +1304,6 @@
             </w:pPr>
             <w:r>
               <w:rPr>
-                <w:rFonts w:ascii="Arial" w:hAnsi="Arial" w:cs="Arial" w:eastAsia="Arial"/>
                 <w:b/>
                 <w:bCs/>
                 <w:color w:val="123A5F"/>
@@ -1201,32 +1328,23 @@
                 <w:szCs w:val="24"/>
               </w:rPr>
             </w:pPr>
-            <w:r>
-              <w:rPr>
-                <w:rFonts w:ascii="Arial" w:hAnsi="Arial" w:cs="Arial" w:eastAsia="Arial"/>
+            <w:proofErr w:type="gramStart"/>
+            <w:r>
+              <w:rPr>
                 <w:color w:val="24303B"/>
                 <w:sz w:val="24"/>
                 <w:szCs w:val="24"/>
               </w:rPr>
-              <w:t>helemaal niet zeker  </w:t>
-            </w:r>
-            <w:r>
-              <w:rPr>
-                <w:rFonts w:ascii="Arial" w:hAnsi="Arial" w:cs="Arial" w:eastAsia="Arial"/>
+              <w:t>helemaal</w:t>
+            </w:r>
+            <w:proofErr w:type="gramEnd"/>
+            <w:r>
+              <w:rPr>
                 <w:color w:val="24303B"/>
                 <w:sz w:val="24"/>
                 <w:szCs w:val="24"/>
               </w:rPr>
-              <w:t xml:space="preserve"> </w:t>
-            </w:r>
-            <w:r>
-              <w:rPr>
-                <w:rFonts w:ascii="Arial" w:hAnsi="Arial" w:cs="Arial" w:eastAsia="Arial"/>
-                <w:color w:val="24303B"/>
-                <w:sz w:val="24"/>
-                <w:szCs w:val="24"/>
-              </w:rPr>
-              <w:t xml:space="preserve">   </w:t>
+              <w:t xml:space="preserve"> niet zeker      </w:t>
             </w:r>
           </w:p>
         </w:tc>
@@ -1245,14 +1363,23 @@
                 <w:szCs w:val="24"/>
               </w:rPr>
             </w:pPr>
-            <w:r>
-              <w:rPr>
-                <w:rFonts w:ascii="Arial" w:hAnsi="Arial" w:cs="Arial" w:eastAsia="Arial"/>
+            <w:proofErr w:type="gramStart"/>
+            <w:r>
+              <w:rPr>
                 <w:color w:val="24303B"/>
                 <w:sz w:val="24"/>
                 <w:szCs w:val="24"/>
               </w:rPr>
-              <w:t>enigszins zeker</w:t>
+              <w:t>enigszins</w:t>
+            </w:r>
+            <w:proofErr w:type="gramEnd"/>
+            <w:r>
+              <w:rPr>
+                <w:color w:val="24303B"/>
+                <w:sz w:val="24"/>
+                <w:szCs w:val="24"/>
+              </w:rPr>
+              <w:t xml:space="preserve"> zeker</w:t>
             </w:r>
           </w:p>
         </w:tc>
@@ -1272,14 +1399,23 @@
                 <w:szCs w:val="24"/>
               </w:rPr>
             </w:pPr>
-            <w:r>
-              <w:rPr>
-                <w:rFonts w:ascii="Arial" w:hAnsi="Arial" w:cs="Arial" w:eastAsia="Arial"/>
+            <w:proofErr w:type="gramStart"/>
+            <w:r>
+              <w:rPr>
                 <w:color w:val="24303B"/>
                 <w:sz w:val="24"/>
                 <w:szCs w:val="24"/>
               </w:rPr>
-              <w:t>zeer zeker</w:t>
+              <w:t>zeer</w:t>
+            </w:r>
+            <w:proofErr w:type="gramEnd"/>
+            <w:r>
+              <w:rPr>
+                <w:color w:val="24303B"/>
+                <w:sz w:val="24"/>
+                <w:szCs w:val="24"/>
+              </w:rPr>
+              <w:t xml:space="preserve"> zeker</w:t>
             </w:r>
           </w:p>
         </w:tc>
@@ -1304,16 +1440,15 @@
             </w:pPr>
             <w:r>
               <w:rPr>
-                <w:rFonts w:ascii="Arial" w:hAnsi="Arial" w:cs="Arial" w:eastAsia="Arial"/>
-                <w:b/>
-                <w:bCs/>
-                <w:color w:val="123A5F"/>
-              </w:rPr>
+                <w:b/>
+                <w:bCs/>
+                <w:color w:val="123A5F"/>
+              </w:rPr>
+              <w:lastRenderedPageBreak/>
               <w:t>4</w:t>
             </w:r>
             <w:r>
               <w:rPr>
-                <w:rFonts w:ascii="Arial" w:hAnsi="Arial" w:cs="Arial" w:eastAsia="Arial"/>
                 <w:b/>
                 <w:bCs/>
                 <w:color w:val="123A5F"/>
@@ -1322,7 +1457,6 @@
             </w:r>
             <w:r>
               <w:rPr>
-                <w:rFonts w:ascii="Arial" w:hAnsi="Arial" w:cs="Arial" w:eastAsia="Arial"/>
                 <w:b/>
                 <w:bCs/>
                 <w:color w:val="123A5F"/>
@@ -1351,7 +1485,6 @@
             </w:pPr>
             <w:r>
               <w:rPr>
-                <w:rFonts w:ascii="Arial" w:hAnsi="Arial" w:cs="Arial" w:eastAsia="Arial"/>
                 <w:b/>
                 <w:bCs/>
                 <w:color w:val="123A5F"/>
@@ -1376,7 +1509,6 @@
             </w:pPr>
             <w:r>
               <w:rPr>
-                <w:rFonts w:ascii="Arial" w:hAnsi="Arial" w:cs="Arial" w:eastAsia="Arial"/>
                 <w:b/>
                 <w:bCs/>
                 <w:color w:val="123A5F"/>
@@ -1401,7 +1533,6 @@
             </w:pPr>
             <w:r>
               <w:rPr>
-                <w:rFonts w:ascii="Arial" w:hAnsi="Arial" w:cs="Arial" w:eastAsia="Arial"/>
                 <w:b/>
                 <w:bCs/>
                 <w:color w:val="123A5F"/>
@@ -1426,7 +1557,6 @@
             </w:pPr>
             <w:r>
               <w:rPr>
-                <w:rFonts w:ascii="Arial" w:hAnsi="Arial" w:cs="Arial" w:eastAsia="Arial"/>
                 <w:b/>
                 <w:bCs/>
                 <w:color w:val="123A5F"/>
@@ -1451,7 +1581,6 @@
             </w:pPr>
             <w:r>
               <w:rPr>
-                <w:rFonts w:ascii="Arial" w:hAnsi="Arial" w:cs="Arial" w:eastAsia="Arial"/>
                 <w:b/>
                 <w:bCs/>
                 <w:color w:val="123A5F"/>
@@ -1476,7 +1605,6 @@
             </w:pPr>
             <w:r>
               <w:rPr>
-                <w:rFonts w:ascii="Arial" w:hAnsi="Arial" w:cs="Arial" w:eastAsia="Arial"/>
                 <w:b/>
                 <w:bCs/>
                 <w:color w:val="123A5F"/>
@@ -1501,7 +1629,6 @@
             </w:pPr>
             <w:r>
               <w:rPr>
-                <w:rFonts w:ascii="Arial" w:hAnsi="Arial" w:cs="Arial" w:eastAsia="Arial"/>
                 <w:b/>
                 <w:bCs/>
                 <w:color w:val="123A5F"/>
@@ -1526,7 +1653,6 @@
             </w:pPr>
             <w:r>
               <w:rPr>
-                <w:rFonts w:ascii="Arial" w:hAnsi="Arial" w:cs="Arial" w:eastAsia="Arial"/>
                 <w:b/>
                 <w:bCs/>
                 <w:color w:val="123A5F"/>
@@ -1551,7 +1677,6 @@
             </w:pPr>
             <w:r>
               <w:rPr>
-                <w:rFonts w:ascii="Arial" w:hAnsi="Arial" w:cs="Arial" w:eastAsia="Arial"/>
                 <w:b/>
                 <w:bCs/>
                 <w:color w:val="123A5F"/>
@@ -1576,14 +1701,23 @@
                 <w:szCs w:val="24"/>
               </w:rPr>
             </w:pPr>
-            <w:r>
-              <w:rPr>
-                <w:rFonts w:ascii="Arial" w:hAnsi="Arial" w:cs="Arial" w:eastAsia="Arial"/>
+            <w:proofErr w:type="gramStart"/>
+            <w:r>
+              <w:rPr>
                 <w:color w:val="24303B"/>
                 <w:sz w:val="24"/>
                 <w:szCs w:val="24"/>
               </w:rPr>
-              <w:t xml:space="preserve">ja, volledig  </w:t>
+              <w:t>ja</w:t>
+            </w:r>
+            <w:proofErr w:type="gramEnd"/>
+            <w:r>
+              <w:rPr>
+                <w:color w:val="24303B"/>
+                <w:sz w:val="24"/>
+                <w:szCs w:val="24"/>
+              </w:rPr>
+              <w:t xml:space="preserve">, volledig  </w:t>
             </w:r>
           </w:p>
         </w:tc>
@@ -1603,15 +1737,16 @@
                 <w:szCs w:val="24"/>
               </w:rPr>
             </w:pPr>
-            <w:r>
-              <w:rPr>
-                <w:rFonts w:ascii="Arial" w:hAnsi="Arial" w:cs="Arial" w:eastAsia="Arial"/>
+            <w:proofErr w:type="gramStart"/>
+            <w:r>
+              <w:rPr>
                 <w:color w:val="24303B"/>
                 <w:sz w:val="24"/>
                 <w:szCs w:val="24"/>
               </w:rPr>
               <w:t>enigszins</w:t>
             </w:r>
+            <w:proofErr w:type="gramEnd"/>
           </w:p>
         </w:tc>
         <w:tc>
@@ -1630,14 +1765,23 @@
                 <w:szCs w:val="24"/>
               </w:rPr>
             </w:pPr>
-            <w:r>
-              <w:rPr>
-                <w:rFonts w:ascii="Arial" w:hAnsi="Arial" w:cs="Arial" w:eastAsia="Arial"/>
+            <w:proofErr w:type="gramStart"/>
+            <w:r>
+              <w:rPr>
                 <w:color w:val="24303B"/>
                 <w:sz w:val="24"/>
                 <w:szCs w:val="24"/>
               </w:rPr>
-              <w:t>helemaal niet</w:t>
+              <w:t>helemaal</w:t>
+            </w:r>
+            <w:proofErr w:type="gramEnd"/>
+            <w:r>
+              <w:rPr>
+                <w:color w:val="24303B"/>
+                <w:sz w:val="24"/>
+                <w:szCs w:val="24"/>
+              </w:rPr>
+              <w:t xml:space="preserve"> niet</w:t>
             </w:r>
           </w:p>
         </w:tc>
@@ -1662,7 +1806,6 @@
             </w:pPr>
             <w:r>
               <w:rPr>
-                <w:rFonts w:ascii="Arial" w:hAnsi="Arial" w:cs="Arial" w:eastAsia="Arial"/>
                 <w:b/>
                 <w:bCs/>
                 <w:color w:val="123A5F"/>
@@ -1671,7 +1814,6 @@
             </w:r>
             <w:r>
               <w:rPr>
-                <w:rFonts w:ascii="Arial" w:hAnsi="Arial" w:cs="Arial" w:eastAsia="Arial"/>
                 <w:b/>
                 <w:bCs/>
                 <w:color w:val="123A5F"/>
@@ -1680,7 +1822,6 @@
             </w:r>
             <w:r>
               <w:rPr>
-                <w:rFonts w:ascii="Arial" w:hAnsi="Arial" w:cs="Arial" w:eastAsia="Arial"/>
                 <w:b/>
                 <w:bCs/>
                 <w:color w:val="123A5F"/>
@@ -1709,7 +1850,6 @@
             </w:pPr>
             <w:r>
               <w:rPr>
-                <w:rFonts w:ascii="Arial" w:hAnsi="Arial" w:cs="Arial" w:eastAsia="Arial"/>
                 <w:b/>
                 <w:bCs/>
                 <w:color w:val="123A5F"/>
@@ -1734,7 +1874,6 @@
             </w:pPr>
             <w:r>
               <w:rPr>
-                <w:rFonts w:ascii="Arial" w:hAnsi="Arial" w:cs="Arial" w:eastAsia="Arial"/>
                 <w:b/>
                 <w:bCs/>
                 <w:color w:val="123A5F"/>
@@ -1759,7 +1898,6 @@
             </w:pPr>
             <w:r>
               <w:rPr>
-                <w:rFonts w:ascii="Arial" w:hAnsi="Arial" w:cs="Arial" w:eastAsia="Arial"/>
                 <w:b/>
                 <w:bCs/>
                 <w:color w:val="123A5F"/>
@@ -1784,7 +1922,6 @@
             </w:pPr>
             <w:r>
               <w:rPr>
-                <w:rFonts w:ascii="Arial" w:hAnsi="Arial" w:cs="Arial" w:eastAsia="Arial"/>
                 <w:b/>
                 <w:bCs/>
                 <w:color w:val="123A5F"/>
@@ -1809,7 +1946,6 @@
             </w:pPr>
             <w:r>
               <w:rPr>
-                <w:rFonts w:ascii="Arial" w:hAnsi="Arial" w:cs="Arial" w:eastAsia="Arial"/>
                 <w:b/>
                 <w:bCs/>
                 <w:color w:val="123A5F"/>
@@ -1834,7 +1970,6 @@
             </w:pPr>
             <w:r>
               <w:rPr>
-                <w:rFonts w:ascii="Arial" w:hAnsi="Arial" w:cs="Arial" w:eastAsia="Arial"/>
                 <w:b/>
                 <w:bCs/>
                 <w:color w:val="123A5F"/>
@@ -1859,7 +1994,6 @@
             </w:pPr>
             <w:r>
               <w:rPr>
-                <w:rFonts w:ascii="Arial" w:hAnsi="Arial" w:cs="Arial" w:eastAsia="Arial"/>
                 <w:b/>
                 <w:bCs/>
                 <w:color w:val="123A5F"/>
@@ -1884,7 +2018,6 @@
             </w:pPr>
             <w:r>
               <w:rPr>
-                <w:rFonts w:ascii="Arial" w:hAnsi="Arial" w:cs="Arial" w:eastAsia="Arial"/>
                 <w:b/>
                 <w:bCs/>
                 <w:color w:val="123A5F"/>
@@ -1909,7 +2042,6 @@
             </w:pPr>
             <w:r>
               <w:rPr>
-                <w:rFonts w:ascii="Arial" w:hAnsi="Arial" w:cs="Arial" w:eastAsia="Arial"/>
                 <w:b/>
                 <w:bCs/>
                 <w:color w:val="123A5F"/>
@@ -1934,23 +2066,23 @@
                 <w:szCs w:val="24"/>
               </w:rPr>
             </w:pPr>
-            <w:r>
-              <w:rPr>
-                <w:rFonts w:ascii="Arial" w:hAnsi="Arial" w:cs="Arial" w:eastAsia="Arial"/>
+            <w:proofErr w:type="gramStart"/>
+            <w:r>
+              <w:rPr>
                 <w:color w:val="24303B"/>
                 <w:sz w:val="24"/>
                 <w:szCs w:val="24"/>
               </w:rPr>
-              <w:t>bevordert voetgezondheid  </w:t>
-            </w:r>
-            <w:r>
-              <w:rPr>
-                <w:rFonts w:ascii="Arial" w:hAnsi="Arial" w:cs="Arial" w:eastAsia="Arial"/>
+              <w:t>bevordert</w:t>
+            </w:r>
+            <w:proofErr w:type="gramEnd"/>
+            <w:r>
+              <w:rPr>
                 <w:color w:val="24303B"/>
                 <w:sz w:val="24"/>
                 <w:szCs w:val="24"/>
               </w:rPr>
-              <w:t xml:space="preserve"> </w:t>
+              <w:t xml:space="preserve"> voetgezondheid   </w:t>
             </w:r>
           </w:p>
         </w:tc>
@@ -1970,14 +2102,23 @@
                 <w:szCs w:val="24"/>
               </w:rPr>
             </w:pPr>
-            <w:r>
-              <w:rPr>
-                <w:rFonts w:ascii="Arial" w:hAnsi="Arial" w:cs="Arial" w:eastAsia="Arial"/>
+            <w:proofErr w:type="gramStart"/>
+            <w:r>
+              <w:rPr>
                 <w:color w:val="24303B"/>
                 <w:sz w:val="24"/>
                 <w:szCs w:val="24"/>
               </w:rPr>
-              <w:t>geen verandering  </w:t>
+              <w:t>geen</w:t>
+            </w:r>
+            <w:proofErr w:type="gramEnd"/>
+            <w:r>
+              <w:rPr>
+                <w:color w:val="24303B"/>
+                <w:sz w:val="24"/>
+                <w:szCs w:val="24"/>
+              </w:rPr>
+              <w:t xml:space="preserve"> verandering  </w:t>
             </w:r>
           </w:p>
         </w:tc>
@@ -1997,14 +2138,23 @@
                 <w:szCs w:val="24"/>
               </w:rPr>
             </w:pPr>
-            <w:r>
-              <w:rPr>
-                <w:rFonts w:ascii="Arial" w:hAnsi="Arial" w:cs="Arial" w:eastAsia="Arial"/>
+            <w:proofErr w:type="gramStart"/>
+            <w:r>
+              <w:rPr>
                 <w:color w:val="24303B"/>
                 <w:sz w:val="24"/>
                 <w:szCs w:val="24"/>
               </w:rPr>
-              <w:t>verslechtert voetgezondheid</w:t>
+              <w:t>verslechtert</w:t>
+            </w:r>
+            <w:proofErr w:type="gramEnd"/>
+            <w:r>
+              <w:rPr>
+                <w:color w:val="24303B"/>
+                <w:sz w:val="24"/>
+                <w:szCs w:val="24"/>
+              </w:rPr>
+              <w:t xml:space="preserve"> voetgezondheid</w:t>
             </w:r>
           </w:p>
         </w:tc>
@@ -2029,7 +2179,6 @@
             </w:pPr>
             <w:r>
               <w:rPr>
-                <w:rFonts w:ascii="Arial" w:hAnsi="Arial" w:cs="Arial" w:eastAsia="Arial"/>
                 <w:b/>
                 <w:bCs/>
                 <w:color w:val="123A5F"/>
@@ -2038,7 +2187,6 @@
             </w:r>
             <w:r>
               <w:rPr>
-                <w:rFonts w:ascii="Arial" w:hAnsi="Arial" w:cs="Arial" w:eastAsia="Arial"/>
                 <w:b/>
                 <w:bCs/>
                 <w:color w:val="123A5F"/>
@@ -2047,7 +2195,6 @@
             </w:r>
             <w:r>
               <w:rPr>
-                <w:rFonts w:ascii="Arial" w:hAnsi="Arial" w:cs="Arial" w:eastAsia="Arial"/>
                 <w:b/>
                 <w:bCs/>
                 <w:color w:val="123A5F"/>
@@ -2076,7 +2223,6 @@
             </w:pPr>
             <w:r>
               <w:rPr>
-                <w:rFonts w:ascii="Arial" w:hAnsi="Arial" w:cs="Arial" w:eastAsia="Arial"/>
                 <w:b/>
                 <w:bCs/>
                 <w:color w:val="123A5F"/>
@@ -2101,7 +2247,6 @@
             </w:pPr>
             <w:r>
               <w:rPr>
-                <w:rFonts w:ascii="Arial" w:hAnsi="Arial" w:cs="Arial" w:eastAsia="Arial"/>
                 <w:b/>
                 <w:bCs/>
                 <w:color w:val="123A5F"/>
@@ -2126,7 +2271,6 @@
             </w:pPr>
             <w:r>
               <w:rPr>
-                <w:rFonts w:ascii="Arial" w:hAnsi="Arial" w:cs="Arial" w:eastAsia="Arial"/>
                 <w:b/>
                 <w:bCs/>
                 <w:color w:val="123A5F"/>
@@ -2151,7 +2295,6 @@
             </w:pPr>
             <w:r>
               <w:rPr>
-                <w:rFonts w:ascii="Arial" w:hAnsi="Arial" w:cs="Arial" w:eastAsia="Arial"/>
                 <w:b/>
                 <w:bCs/>
                 <w:color w:val="123A5F"/>
@@ -2176,7 +2319,6 @@
             </w:pPr>
             <w:r>
               <w:rPr>
-                <w:rFonts w:ascii="Arial" w:hAnsi="Arial" w:cs="Arial" w:eastAsia="Arial"/>
                 <w:b/>
                 <w:bCs/>
                 <w:color w:val="123A5F"/>
@@ -2201,7 +2343,6 @@
             </w:pPr>
             <w:r>
               <w:rPr>
-                <w:rFonts w:ascii="Arial" w:hAnsi="Arial" w:cs="Arial" w:eastAsia="Arial"/>
                 <w:b/>
                 <w:bCs/>
                 <w:color w:val="123A5F"/>
@@ -2226,7 +2367,6 @@
             </w:pPr>
             <w:r>
               <w:rPr>
-                <w:rFonts w:ascii="Arial" w:hAnsi="Arial" w:cs="Arial" w:eastAsia="Arial"/>
                 <w:b/>
                 <w:bCs/>
                 <w:color w:val="123A5F"/>
@@ -2251,7 +2391,6 @@
             </w:pPr>
             <w:r>
               <w:rPr>
-                <w:rFonts w:ascii="Arial" w:hAnsi="Arial" w:cs="Arial" w:eastAsia="Arial"/>
                 <w:b/>
                 <w:bCs/>
                 <w:color w:val="123A5F"/>
@@ -2276,7 +2415,6 @@
             </w:pPr>
             <w:r>
               <w:rPr>
-                <w:rFonts w:ascii="Arial" w:hAnsi="Arial" w:cs="Arial" w:eastAsia="Arial"/>
                 <w:b/>
                 <w:bCs/>
                 <w:color w:val="123A5F"/>
@@ -2301,32 +2439,23 @@
                 <w:szCs w:val="24"/>
               </w:rPr>
             </w:pPr>
-            <w:r>
-              <w:rPr>
-                <w:rFonts w:ascii="Arial" w:hAnsi="Arial" w:cs="Arial" w:eastAsia="Arial"/>
+            <w:proofErr w:type="gramStart"/>
+            <w:r>
+              <w:rPr>
                 <w:color w:val="24303B"/>
                 <w:sz w:val="24"/>
                 <w:szCs w:val="24"/>
               </w:rPr>
-              <w:t>ja, volledig  </w:t>
-            </w:r>
-            <w:r>
-              <w:rPr>
-                <w:rFonts w:ascii="Arial" w:hAnsi="Arial" w:cs="Arial" w:eastAsia="Arial"/>
+              <w:t>ja</w:t>
+            </w:r>
+            <w:proofErr w:type="gramEnd"/>
+            <w:r>
+              <w:rPr>
                 <w:color w:val="24303B"/>
                 <w:sz w:val="24"/>
                 <w:szCs w:val="24"/>
               </w:rPr>
-              <w:t xml:space="preserve"> </w:t>
-            </w:r>
-            <w:r>
-              <w:rPr>
-                <w:rFonts w:ascii="Arial" w:hAnsi="Arial" w:cs="Arial" w:eastAsia="Arial"/>
-                <w:color w:val="24303B"/>
-                <w:sz w:val="24"/>
-                <w:szCs w:val="24"/>
-              </w:rPr>
-              <w:t xml:space="preserve">   </w:t>
+              <w:t xml:space="preserve">, volledig      </w:t>
             </w:r>
           </w:p>
         </w:tc>
@@ -2346,15 +2475,16 @@
                 <w:szCs w:val="24"/>
               </w:rPr>
             </w:pPr>
-            <w:r>
-              <w:rPr>
-                <w:rFonts w:ascii="Arial" w:hAnsi="Arial" w:cs="Arial" w:eastAsia="Arial"/>
+            <w:proofErr w:type="gramStart"/>
+            <w:r>
+              <w:rPr>
                 <w:color w:val="24303B"/>
                 <w:sz w:val="24"/>
                 <w:szCs w:val="24"/>
               </w:rPr>
               <w:t>enigszins</w:t>
             </w:r>
+            <w:proofErr w:type="gramEnd"/>
           </w:p>
         </w:tc>
         <w:tc>
@@ -2373,14 +2503,23 @@
                 <w:szCs w:val="24"/>
               </w:rPr>
             </w:pPr>
-            <w:r>
-              <w:rPr>
-                <w:rFonts w:ascii="Arial" w:hAnsi="Arial" w:cs="Arial" w:eastAsia="Arial"/>
+            <w:proofErr w:type="gramStart"/>
+            <w:r>
+              <w:rPr>
                 <w:color w:val="24303B"/>
                 <w:sz w:val="24"/>
                 <w:szCs w:val="24"/>
               </w:rPr>
-              <w:t>helemaal niet</w:t>
+              <w:t>helemaal</w:t>
+            </w:r>
+            <w:proofErr w:type="gramEnd"/>
+            <w:r>
+              <w:rPr>
+                <w:color w:val="24303B"/>
+                <w:sz w:val="24"/>
+                <w:szCs w:val="24"/>
+              </w:rPr>
+              <w:t xml:space="preserve"> niet</w:t>
             </w:r>
           </w:p>
         </w:tc>
@@ -2399,20 +2538,18 @@
     </w:p>
     <w:p>
       <w:pPr>
-        <w:pStyle w:val="Normal"/>
         <w:rPr>
           <w:rFonts w:ascii="Calibri" w:hAnsi="Calibri" w:cs="Calibri"/>
-          <w:b w:val="1"/>
-          <w:bCs w:val="1"/>
+          <w:b/>
+          <w:bCs/>
           <w:sz w:val="28"/>
           <w:szCs w:val="28"/>
         </w:rPr>
       </w:pPr>
       <w:r>
         <w:rPr>
-          <w:rFonts w:ascii="Arial" w:hAnsi="Arial" w:cs="Arial" w:eastAsia="Arial"/>
-          <w:b w:val="1"/>
-          <w:bCs w:val="1"/>
+          <w:b/>
+          <w:bCs/>
           <w:color w:val="123A5F"/>
           <w:sz w:val="28"/>
           <w:szCs w:val="28"/>
@@ -2421,9 +2558,8 @@
       </w:r>
       <w:r>
         <w:rPr>
-          <w:rFonts w:ascii="Arial" w:hAnsi="Arial" w:cs="Arial" w:eastAsia="Arial"/>
-          <w:b w:val="1"/>
-          <w:bCs w:val="1"/>
+          <w:b/>
+          <w:bCs/>
           <w:color w:val="123A5F"/>
           <w:sz w:val="28"/>
           <w:szCs w:val="28"/>
@@ -2433,7 +2569,7 @@
     </w:p>
     <w:tbl>
       <w:tblPr>
-        <w:tblStyle w:val="TableGrid"/>
+        <w:tblStyle w:val="Tabelraster"/>
         <w:tblW w:w="0" w:type="auto"/>
         <w:tblLook w:val="04A0" w:firstRow="1" w:lastRow="0" w:firstColumn="1" w:lastColumn="0" w:noHBand="0" w:noVBand="1"/>
       </w:tblPr>
@@ -2468,7 +2604,6 @@
             </w:pPr>
             <w:r>
               <w:rPr>
-                <w:rFonts w:ascii="Arial" w:hAnsi="Arial" w:cs="Arial" w:eastAsia="Arial"/>
                 <w:b/>
                 <w:bCs/>
                 <w:color w:val="123A5F"/>
@@ -2479,7 +2614,6 @@
             </w:r>
             <w:r>
               <w:rPr>
-                <w:rFonts w:ascii="Arial" w:hAnsi="Arial" w:cs="Arial" w:eastAsia="Arial"/>
                 <w:b/>
                 <w:bCs/>
                 <w:color w:val="123A5F"/>
@@ -2491,7 +2625,6 @@
             <w:proofErr w:type="spellStart"/>
             <w:r>
               <w:rPr>
-                <w:rFonts w:ascii="Arial" w:hAnsi="Arial" w:cs="Arial" w:eastAsia="Arial"/>
                 <w:b/>
                 <w:bCs/>
                 <w:color w:val="123A5F"/>
@@ -2503,7 +2636,6 @@
             <w:proofErr w:type="spellEnd"/>
             <w:r>
               <w:rPr>
-                <w:rFonts w:ascii="Arial" w:hAnsi="Arial" w:cs="Arial" w:eastAsia="Arial"/>
                 <w:b/>
                 <w:bCs/>
                 <w:color w:val="123A5F"/>
@@ -2532,7 +2664,6 @@
             </w:pPr>
             <w:r>
               <w:rPr>
-                <w:rFonts w:ascii="Arial" w:hAnsi="Arial" w:cs="Arial" w:eastAsia="Arial"/>
                 <w:b/>
                 <w:bCs/>
                 <w:color w:val="123A5F"/>
@@ -2557,7 +2688,6 @@
             </w:pPr>
             <w:r>
               <w:rPr>
-                <w:rFonts w:ascii="Arial" w:hAnsi="Arial" w:cs="Arial" w:eastAsia="Arial"/>
                 <w:b/>
                 <w:bCs/>
                 <w:color w:val="123A5F"/>
@@ -2582,7 +2712,6 @@
             </w:pPr>
             <w:r>
               <w:rPr>
-                <w:rFonts w:ascii="Arial" w:hAnsi="Arial" w:cs="Arial" w:eastAsia="Arial"/>
                 <w:b/>
                 <w:bCs/>
                 <w:color w:val="123A5F"/>
@@ -2607,7 +2736,6 @@
             </w:pPr>
             <w:r>
               <w:rPr>
-                <w:rFonts w:ascii="Arial" w:hAnsi="Arial" w:cs="Arial" w:eastAsia="Arial"/>
                 <w:b/>
                 <w:bCs/>
                 <w:color w:val="123A5F"/>
@@ -2632,7 +2760,6 @@
             </w:pPr>
             <w:r>
               <w:rPr>
-                <w:rFonts w:ascii="Arial" w:hAnsi="Arial" w:cs="Arial" w:eastAsia="Arial"/>
                 <w:b/>
                 <w:bCs/>
                 <w:color w:val="123A5F"/>
@@ -2657,7 +2784,6 @@
             </w:pPr>
             <w:r>
               <w:rPr>
-                <w:rFonts w:ascii="Arial" w:hAnsi="Arial" w:cs="Arial" w:eastAsia="Arial"/>
                 <w:b/>
                 <w:bCs/>
                 <w:color w:val="123A5F"/>
@@ -2682,7 +2808,6 @@
             </w:pPr>
             <w:r>
               <w:rPr>
-                <w:rFonts w:ascii="Arial" w:hAnsi="Arial" w:cs="Arial" w:eastAsia="Arial"/>
                 <w:b/>
                 <w:bCs/>
                 <w:color w:val="123A5F"/>
@@ -2707,7 +2832,6 @@
             </w:pPr>
             <w:r>
               <w:rPr>
-                <w:rFonts w:ascii="Arial" w:hAnsi="Arial" w:cs="Arial" w:eastAsia="Arial"/>
                 <w:b/>
                 <w:bCs/>
                 <w:color w:val="123A5F"/>
@@ -2732,7 +2856,6 @@
             </w:pPr>
             <w:r>
               <w:rPr>
-                <w:rFonts w:ascii="Arial" w:hAnsi="Arial" w:cs="Arial" w:eastAsia="Arial"/>
                 <w:b/>
                 <w:bCs/>
                 <w:color w:val="123A5F"/>
@@ -2757,32 +2880,23 @@
                 <w:szCs w:val="24"/>
               </w:rPr>
             </w:pPr>
-            <w:r>
-              <w:rPr>
-                <w:rFonts w:ascii="Arial" w:hAnsi="Arial" w:cs="Arial" w:eastAsia="Arial"/>
+            <w:proofErr w:type="gramStart"/>
+            <w:r>
+              <w:rPr>
                 <w:color w:val="24303B"/>
                 <w:sz w:val="24"/>
                 <w:szCs w:val="24"/>
               </w:rPr>
-              <w:t>helemaal niet logisch  </w:t>
-            </w:r>
-            <w:r>
-              <w:rPr>
-                <w:rFonts w:ascii="Arial" w:hAnsi="Arial" w:cs="Arial" w:eastAsia="Arial"/>
+              <w:t>helemaal</w:t>
+            </w:r>
+            <w:proofErr w:type="gramEnd"/>
+            <w:r>
+              <w:rPr>
                 <w:color w:val="24303B"/>
                 <w:sz w:val="24"/>
                 <w:szCs w:val="24"/>
               </w:rPr>
-              <w:t xml:space="preserve"> </w:t>
-            </w:r>
-            <w:r>
-              <w:rPr>
-                <w:rFonts w:ascii="Arial" w:hAnsi="Arial" w:cs="Arial" w:eastAsia="Arial"/>
-                <w:color w:val="24303B"/>
-                <w:sz w:val="24"/>
-                <w:szCs w:val="24"/>
-              </w:rPr>
-              <w:t xml:space="preserve">   </w:t>
+              <w:t xml:space="preserve"> niet logisch      </w:t>
             </w:r>
           </w:p>
         </w:tc>
@@ -2801,14 +2915,23 @@
                 <w:szCs w:val="24"/>
               </w:rPr>
             </w:pPr>
-            <w:r>
-              <w:rPr>
-                <w:rFonts w:ascii="Arial" w:hAnsi="Arial" w:cs="Arial" w:eastAsia="Arial"/>
+            <w:proofErr w:type="gramStart"/>
+            <w:r>
+              <w:rPr>
                 <w:color w:val="24303B"/>
                 <w:sz w:val="24"/>
                 <w:szCs w:val="24"/>
               </w:rPr>
-              <w:t>enigszins logisch</w:t>
+              <w:t>enigszins</w:t>
+            </w:r>
+            <w:proofErr w:type="gramEnd"/>
+            <w:r>
+              <w:rPr>
+                <w:color w:val="24303B"/>
+                <w:sz w:val="24"/>
+                <w:szCs w:val="24"/>
+              </w:rPr>
+              <w:t xml:space="preserve"> logisch</w:t>
             </w:r>
           </w:p>
         </w:tc>
@@ -2828,14 +2951,23 @@
                 <w:szCs w:val="24"/>
               </w:rPr>
             </w:pPr>
-            <w:r>
-              <w:rPr>
-                <w:rFonts w:ascii="Arial" w:hAnsi="Arial" w:cs="Arial" w:eastAsia="Arial"/>
+            <w:proofErr w:type="gramStart"/>
+            <w:r>
+              <w:rPr>
                 <w:color w:val="24303B"/>
                 <w:sz w:val="24"/>
                 <w:szCs w:val="24"/>
               </w:rPr>
-              <w:t>zeer logisch</w:t>
+              <w:t>zeer</w:t>
+            </w:r>
+            <w:proofErr w:type="gramEnd"/>
+            <w:r>
+              <w:rPr>
+                <w:color w:val="24303B"/>
+                <w:sz w:val="24"/>
+                <w:szCs w:val="24"/>
+              </w:rPr>
+              <w:t xml:space="preserve"> logisch</w:t>
             </w:r>
           </w:p>
         </w:tc>
@@ -2860,7 +2992,6 @@
             </w:pPr>
             <w:r>
               <w:rPr>
-                <w:rFonts w:ascii="Arial" w:hAnsi="Arial" w:cs="Arial" w:eastAsia="Arial"/>
                 <w:b/>
                 <w:bCs/>
                 <w:color w:val="123A5F"/>
@@ -2889,7 +3020,6 @@
             </w:pPr>
             <w:r>
               <w:rPr>
-                <w:rFonts w:ascii="Arial" w:hAnsi="Arial" w:cs="Arial" w:eastAsia="Arial"/>
                 <w:b/>
                 <w:bCs/>
                 <w:color w:val="123A5F"/>
@@ -2914,7 +3044,6 @@
             </w:pPr>
             <w:r>
               <w:rPr>
-                <w:rFonts w:ascii="Arial" w:hAnsi="Arial" w:cs="Arial" w:eastAsia="Arial"/>
                 <w:b/>
                 <w:bCs/>
                 <w:color w:val="123A5F"/>
@@ -2939,7 +3068,6 @@
             </w:pPr>
             <w:r>
               <w:rPr>
-                <w:rFonts w:ascii="Arial" w:hAnsi="Arial" w:cs="Arial" w:eastAsia="Arial"/>
                 <w:b/>
                 <w:bCs/>
                 <w:color w:val="123A5F"/>
@@ -2964,7 +3092,6 @@
             </w:pPr>
             <w:r>
               <w:rPr>
-                <w:rFonts w:ascii="Arial" w:hAnsi="Arial" w:cs="Arial" w:eastAsia="Arial"/>
                 <w:b/>
                 <w:bCs/>
                 <w:color w:val="123A5F"/>
@@ -2989,7 +3116,6 @@
             </w:pPr>
             <w:r>
               <w:rPr>
-                <w:rFonts w:ascii="Arial" w:hAnsi="Arial" w:cs="Arial" w:eastAsia="Arial"/>
                 <w:b/>
                 <w:bCs/>
                 <w:color w:val="123A5F"/>
@@ -3014,7 +3140,6 @@
             </w:pPr>
             <w:r>
               <w:rPr>
-                <w:rFonts w:ascii="Arial" w:hAnsi="Arial" w:cs="Arial" w:eastAsia="Arial"/>
                 <w:b/>
                 <w:bCs/>
                 <w:color w:val="123A5F"/>
@@ -3039,7 +3164,6 @@
             </w:pPr>
             <w:r>
               <w:rPr>
-                <w:rFonts w:ascii="Arial" w:hAnsi="Arial" w:cs="Arial" w:eastAsia="Arial"/>
                 <w:b/>
                 <w:bCs/>
                 <w:color w:val="123A5F"/>
@@ -3064,7 +3188,6 @@
             </w:pPr>
             <w:r>
               <w:rPr>
-                <w:rFonts w:ascii="Arial" w:hAnsi="Arial" w:cs="Arial" w:eastAsia="Arial"/>
                 <w:b/>
                 <w:bCs/>
                 <w:color w:val="123A5F"/>
@@ -3089,7 +3212,6 @@
             </w:pPr>
             <w:r>
               <w:rPr>
-                <w:rFonts w:ascii="Arial" w:hAnsi="Arial" w:cs="Arial" w:eastAsia="Arial"/>
                 <w:b/>
                 <w:bCs/>
                 <w:color w:val="123A5F"/>
@@ -3114,32 +3236,24 @@
                 <w:szCs w:val="24"/>
               </w:rPr>
             </w:pPr>
-            <w:r>
-              <w:rPr>
-                <w:rFonts w:ascii="Arial" w:hAnsi="Arial" w:cs="Arial" w:eastAsia="Arial"/>
+            <w:proofErr w:type="gramStart"/>
+            <w:r>
+              <w:rPr>
                 <w:color w:val="24303B"/>
                 <w:sz w:val="24"/>
                 <w:szCs w:val="24"/>
               </w:rPr>
-              <w:t>helemaal niet nuttig  </w:t>
-            </w:r>
-            <w:r>
-              <w:rPr>
-                <w:rFonts w:ascii="Arial" w:hAnsi="Arial" w:cs="Arial" w:eastAsia="Arial"/>
+              <w:lastRenderedPageBreak/>
+              <w:t>helemaal</w:t>
+            </w:r>
+            <w:proofErr w:type="gramEnd"/>
+            <w:r>
+              <w:rPr>
                 <w:color w:val="24303B"/>
                 <w:sz w:val="24"/>
                 <w:szCs w:val="24"/>
               </w:rPr>
-              <w:t xml:space="preserve"> </w:t>
-            </w:r>
-            <w:r>
-              <w:rPr>
-                <w:rFonts w:ascii="Arial" w:hAnsi="Arial" w:cs="Arial" w:eastAsia="Arial"/>
-                <w:color w:val="24303B"/>
-                <w:sz w:val="24"/>
-                <w:szCs w:val="24"/>
-              </w:rPr>
-              <w:t xml:space="preserve">   </w:t>
+              <w:t xml:space="preserve"> niet nuttig      </w:t>
             </w:r>
           </w:p>
         </w:tc>
@@ -3158,14 +3272,23 @@
                 <w:szCs w:val="24"/>
               </w:rPr>
             </w:pPr>
-            <w:r>
-              <w:rPr>
-                <w:rFonts w:ascii="Arial" w:hAnsi="Arial" w:cs="Arial" w:eastAsia="Arial"/>
+            <w:proofErr w:type="gramStart"/>
+            <w:r>
+              <w:rPr>
                 <w:color w:val="24303B"/>
                 <w:sz w:val="24"/>
                 <w:szCs w:val="24"/>
               </w:rPr>
-              <w:t>enigszins nuttig</w:t>
+              <w:t>enigszins</w:t>
+            </w:r>
+            <w:proofErr w:type="gramEnd"/>
+            <w:r>
+              <w:rPr>
+                <w:color w:val="24303B"/>
+                <w:sz w:val="24"/>
+                <w:szCs w:val="24"/>
+              </w:rPr>
+              <w:t xml:space="preserve"> nuttig</w:t>
             </w:r>
           </w:p>
         </w:tc>
@@ -3185,14 +3308,23 @@
                 <w:szCs w:val="24"/>
               </w:rPr>
             </w:pPr>
-            <w:r>
-              <w:rPr>
-                <w:rFonts w:ascii="Arial" w:hAnsi="Arial" w:cs="Arial" w:eastAsia="Arial"/>
+            <w:proofErr w:type="gramStart"/>
+            <w:r>
+              <w:rPr>
                 <w:color w:val="24303B"/>
                 <w:sz w:val="24"/>
                 <w:szCs w:val="24"/>
               </w:rPr>
-              <w:t>zeer nuttig</w:t>
+              <w:t>zeer</w:t>
+            </w:r>
+            <w:proofErr w:type="gramEnd"/>
+            <w:r>
+              <w:rPr>
+                <w:color w:val="24303B"/>
+                <w:sz w:val="24"/>
+                <w:szCs w:val="24"/>
+              </w:rPr>
+              <w:t xml:space="preserve"> nuttig</w:t>
             </w:r>
           </w:p>
         </w:tc>
@@ -3216,7 +3348,6 @@
             </w:pPr>
             <w:r>
               <w:rPr>
-                <w:rFonts w:ascii="Arial" w:hAnsi="Arial" w:cs="Arial" w:eastAsia="Arial"/>
                 <w:b/>
                 <w:bCs/>
                 <w:color w:val="123A5F"/>
@@ -3245,7 +3376,6 @@
             </w:pPr>
             <w:r>
               <w:rPr>
-                <w:rFonts w:ascii="Arial" w:hAnsi="Arial" w:cs="Arial" w:eastAsia="Arial"/>
                 <w:b/>
                 <w:bCs/>
                 <w:color w:val="123A5F"/>
@@ -3270,7 +3400,6 @@
             </w:pPr>
             <w:r>
               <w:rPr>
-                <w:rFonts w:ascii="Arial" w:hAnsi="Arial" w:cs="Arial" w:eastAsia="Arial"/>
                 <w:b/>
                 <w:bCs/>
                 <w:color w:val="123A5F"/>
@@ -3295,7 +3424,6 @@
             </w:pPr>
             <w:r>
               <w:rPr>
-                <w:rFonts w:ascii="Arial" w:hAnsi="Arial" w:cs="Arial" w:eastAsia="Arial"/>
                 <w:b/>
                 <w:bCs/>
                 <w:color w:val="123A5F"/>
@@ -3320,7 +3448,6 @@
             </w:pPr>
             <w:r>
               <w:rPr>
-                <w:rFonts w:ascii="Arial" w:hAnsi="Arial" w:cs="Arial" w:eastAsia="Arial"/>
                 <w:b/>
                 <w:bCs/>
                 <w:color w:val="123A5F"/>
@@ -3345,7 +3472,6 @@
             </w:pPr>
             <w:r>
               <w:rPr>
-                <w:rFonts w:ascii="Arial" w:hAnsi="Arial" w:cs="Arial" w:eastAsia="Arial"/>
                 <w:b/>
                 <w:bCs/>
                 <w:color w:val="123A5F"/>
@@ -3370,7 +3496,6 @@
             </w:pPr>
             <w:r>
               <w:rPr>
-                <w:rFonts w:ascii="Arial" w:hAnsi="Arial" w:cs="Arial" w:eastAsia="Arial"/>
                 <w:b/>
                 <w:bCs/>
                 <w:color w:val="123A5F"/>
@@ -3395,7 +3520,6 @@
             </w:pPr>
             <w:r>
               <w:rPr>
-                <w:rFonts w:ascii="Arial" w:hAnsi="Arial" w:cs="Arial" w:eastAsia="Arial"/>
                 <w:b/>
                 <w:bCs/>
                 <w:color w:val="123A5F"/>
@@ -3420,7 +3544,6 @@
             </w:pPr>
             <w:r>
               <w:rPr>
-                <w:rFonts w:ascii="Arial" w:hAnsi="Arial" w:cs="Arial" w:eastAsia="Arial"/>
                 <w:b/>
                 <w:bCs/>
                 <w:color w:val="123A5F"/>
@@ -3445,7 +3568,6 @@
             </w:pPr>
             <w:r>
               <w:rPr>
-                <w:rFonts w:ascii="Arial" w:hAnsi="Arial" w:cs="Arial" w:eastAsia="Arial"/>
                 <w:b/>
                 <w:bCs/>
                 <w:color w:val="123A5F"/>
@@ -3470,32 +3592,23 @@
                 <w:szCs w:val="24"/>
               </w:rPr>
             </w:pPr>
-            <w:r>
-              <w:rPr>
-                <w:rFonts w:ascii="Arial" w:hAnsi="Arial" w:cs="Arial" w:eastAsia="Arial"/>
+            <w:proofErr w:type="gramStart"/>
+            <w:r>
+              <w:rPr>
                 <w:color w:val="24303B"/>
                 <w:sz w:val="24"/>
                 <w:szCs w:val="24"/>
               </w:rPr>
-              <w:t>helemaal niet zeker  </w:t>
-            </w:r>
-            <w:r>
-              <w:rPr>
-                <w:rFonts w:ascii="Arial" w:hAnsi="Arial" w:cs="Arial" w:eastAsia="Arial"/>
+              <w:t>helemaal</w:t>
+            </w:r>
+            <w:proofErr w:type="gramEnd"/>
+            <w:r>
+              <w:rPr>
                 <w:color w:val="24303B"/>
                 <w:sz w:val="24"/>
                 <w:szCs w:val="24"/>
               </w:rPr>
-              <w:t xml:space="preserve"> </w:t>
-            </w:r>
-            <w:r>
-              <w:rPr>
-                <w:rFonts w:ascii="Arial" w:hAnsi="Arial" w:cs="Arial" w:eastAsia="Arial"/>
-                <w:color w:val="24303B"/>
-                <w:sz w:val="24"/>
-                <w:szCs w:val="24"/>
-              </w:rPr>
-              <w:t xml:space="preserve">   </w:t>
+              <w:t xml:space="preserve"> niet zeker      </w:t>
             </w:r>
           </w:p>
         </w:tc>
@@ -3514,14 +3627,23 @@
                 <w:szCs w:val="24"/>
               </w:rPr>
             </w:pPr>
-            <w:r>
-              <w:rPr>
-                <w:rFonts w:ascii="Arial" w:hAnsi="Arial" w:cs="Arial" w:eastAsia="Arial"/>
+            <w:proofErr w:type="gramStart"/>
+            <w:r>
+              <w:rPr>
                 <w:color w:val="24303B"/>
                 <w:sz w:val="24"/>
                 <w:szCs w:val="24"/>
               </w:rPr>
-              <w:t>enigszins zeker</w:t>
+              <w:t>enigszins</w:t>
+            </w:r>
+            <w:proofErr w:type="gramEnd"/>
+            <w:r>
+              <w:rPr>
+                <w:color w:val="24303B"/>
+                <w:sz w:val="24"/>
+                <w:szCs w:val="24"/>
+              </w:rPr>
+              <w:t xml:space="preserve"> zeker</w:t>
             </w:r>
           </w:p>
         </w:tc>
@@ -3541,14 +3663,23 @@
                 <w:szCs w:val="24"/>
               </w:rPr>
             </w:pPr>
-            <w:r>
-              <w:rPr>
-                <w:rFonts w:ascii="Arial" w:hAnsi="Arial" w:cs="Arial" w:eastAsia="Arial"/>
+            <w:proofErr w:type="gramStart"/>
+            <w:r>
+              <w:rPr>
                 <w:color w:val="24303B"/>
                 <w:sz w:val="24"/>
                 <w:szCs w:val="24"/>
               </w:rPr>
-              <w:t>zeer zeker</w:t>
+              <w:t>zeer</w:t>
+            </w:r>
+            <w:proofErr w:type="gramEnd"/>
+            <w:r>
+              <w:rPr>
+                <w:color w:val="24303B"/>
+                <w:sz w:val="24"/>
+                <w:szCs w:val="24"/>
+              </w:rPr>
+              <w:t xml:space="preserve"> zeker</w:t>
             </w:r>
           </w:p>
         </w:tc>
@@ -3572,7 +3703,6 @@
             </w:pPr>
             <w:r>
               <w:rPr>
-                <w:rFonts w:ascii="Arial" w:hAnsi="Arial" w:cs="Arial" w:eastAsia="Arial"/>
                 <w:b/>
                 <w:bCs/>
                 <w:color w:val="123A5F"/>
@@ -3584,7 +3714,6 @@
             <w:proofErr w:type="spellStart"/>
             <w:r>
               <w:rPr>
-                <w:rFonts w:ascii="Arial" w:hAnsi="Arial" w:cs="Arial" w:eastAsia="Arial"/>
                 <w:b/>
                 <w:bCs/>
                 <w:color w:val="123A5F"/>
@@ -3596,7 +3725,6 @@
             <w:proofErr w:type="spellEnd"/>
             <w:r>
               <w:rPr>
-                <w:rFonts w:ascii="Arial" w:hAnsi="Arial" w:cs="Arial" w:eastAsia="Arial"/>
                 <w:b/>
                 <w:bCs/>
                 <w:color w:val="123A5F"/>
@@ -3625,7 +3753,6 @@
             </w:pPr>
             <w:r>
               <w:rPr>
-                <w:rFonts w:ascii="Arial" w:hAnsi="Arial" w:cs="Arial" w:eastAsia="Arial"/>
                 <w:b/>
                 <w:bCs/>
                 <w:color w:val="123A5F"/>
@@ -3650,7 +3777,6 @@
             </w:pPr>
             <w:r>
               <w:rPr>
-                <w:rFonts w:ascii="Arial" w:hAnsi="Arial" w:cs="Arial" w:eastAsia="Arial"/>
                 <w:b/>
                 <w:bCs/>
                 <w:color w:val="123A5F"/>
@@ -3675,7 +3801,6 @@
             </w:pPr>
             <w:r>
               <w:rPr>
-                <w:rFonts w:ascii="Arial" w:hAnsi="Arial" w:cs="Arial" w:eastAsia="Arial"/>
                 <w:b/>
                 <w:bCs/>
                 <w:color w:val="123A5F"/>
@@ -3700,7 +3825,6 @@
             </w:pPr>
             <w:r>
               <w:rPr>
-                <w:rFonts w:ascii="Arial" w:hAnsi="Arial" w:cs="Arial" w:eastAsia="Arial"/>
                 <w:b/>
                 <w:bCs/>
                 <w:color w:val="123A5F"/>
@@ -3725,7 +3849,6 @@
             </w:pPr>
             <w:r>
               <w:rPr>
-                <w:rFonts w:ascii="Arial" w:hAnsi="Arial" w:cs="Arial" w:eastAsia="Arial"/>
                 <w:b/>
                 <w:bCs/>
                 <w:color w:val="123A5F"/>
@@ -3750,7 +3873,6 @@
             </w:pPr>
             <w:r>
               <w:rPr>
-                <w:rFonts w:ascii="Arial" w:hAnsi="Arial" w:cs="Arial" w:eastAsia="Arial"/>
                 <w:b/>
                 <w:bCs/>
                 <w:color w:val="123A5F"/>
@@ -3775,7 +3897,6 @@
             </w:pPr>
             <w:r>
               <w:rPr>
-                <w:rFonts w:ascii="Arial" w:hAnsi="Arial" w:cs="Arial" w:eastAsia="Arial"/>
                 <w:b/>
                 <w:bCs/>
                 <w:color w:val="123A5F"/>
@@ -3800,7 +3921,6 @@
             </w:pPr>
             <w:r>
               <w:rPr>
-                <w:rFonts w:ascii="Arial" w:hAnsi="Arial" w:cs="Arial" w:eastAsia="Arial"/>
                 <w:b/>
                 <w:bCs/>
                 <w:color w:val="123A5F"/>
@@ -3825,7 +3945,6 @@
             </w:pPr>
             <w:r>
               <w:rPr>
-                <w:rFonts w:ascii="Arial" w:hAnsi="Arial" w:cs="Arial" w:eastAsia="Arial"/>
                 <w:b/>
                 <w:bCs/>
                 <w:color w:val="123A5F"/>
@@ -3850,32 +3969,23 @@
                 <w:szCs w:val="24"/>
               </w:rPr>
             </w:pPr>
-            <w:r>
-              <w:rPr>
-                <w:rFonts w:ascii="Arial" w:hAnsi="Arial" w:cs="Arial" w:eastAsia="Arial"/>
+            <w:proofErr w:type="gramStart"/>
+            <w:r>
+              <w:rPr>
                 <w:color w:val="24303B"/>
                 <w:sz w:val="24"/>
                 <w:szCs w:val="24"/>
               </w:rPr>
-              <w:t>ja, volledig  </w:t>
-            </w:r>
-            <w:r>
-              <w:rPr>
-                <w:rFonts w:ascii="Arial" w:hAnsi="Arial" w:cs="Arial" w:eastAsia="Arial"/>
+              <w:t>ja</w:t>
+            </w:r>
+            <w:proofErr w:type="gramEnd"/>
+            <w:r>
+              <w:rPr>
                 <w:color w:val="24303B"/>
                 <w:sz w:val="24"/>
                 <w:szCs w:val="24"/>
               </w:rPr>
-              <w:t xml:space="preserve"> </w:t>
-            </w:r>
-            <w:r>
-              <w:rPr>
-                <w:rFonts w:ascii="Arial" w:hAnsi="Arial" w:cs="Arial" w:eastAsia="Arial"/>
-                <w:color w:val="24303B"/>
-                <w:sz w:val="24"/>
-                <w:szCs w:val="24"/>
-              </w:rPr>
-              <w:t xml:space="preserve">   </w:t>
+              <w:t xml:space="preserve">, volledig      </w:t>
             </w:r>
           </w:p>
         </w:tc>
@@ -3894,15 +4004,16 @@
                 <w:szCs w:val="24"/>
               </w:rPr>
             </w:pPr>
-            <w:r>
-              <w:rPr>
-                <w:rFonts w:ascii="Arial" w:hAnsi="Arial" w:cs="Arial" w:eastAsia="Arial"/>
+            <w:proofErr w:type="gramStart"/>
+            <w:r>
+              <w:rPr>
                 <w:color w:val="24303B"/>
                 <w:sz w:val="24"/>
                 <w:szCs w:val="24"/>
               </w:rPr>
               <w:t>enigszins</w:t>
             </w:r>
+            <w:proofErr w:type="gramEnd"/>
           </w:p>
         </w:tc>
         <w:tc>
@@ -3921,14 +4032,23 @@
                 <w:szCs w:val="24"/>
               </w:rPr>
             </w:pPr>
-            <w:r>
-              <w:rPr>
-                <w:rFonts w:ascii="Arial" w:hAnsi="Arial" w:cs="Arial" w:eastAsia="Arial"/>
+            <w:proofErr w:type="gramStart"/>
+            <w:r>
+              <w:rPr>
                 <w:color w:val="24303B"/>
                 <w:sz w:val="24"/>
                 <w:szCs w:val="24"/>
               </w:rPr>
-              <w:t>helemaal niet</w:t>
+              <w:t>helemaal</w:t>
+            </w:r>
+            <w:proofErr w:type="gramEnd"/>
+            <w:r>
+              <w:rPr>
+                <w:color w:val="24303B"/>
+                <w:sz w:val="24"/>
+                <w:szCs w:val="24"/>
+              </w:rPr>
+              <w:t xml:space="preserve"> niet</w:t>
             </w:r>
           </w:p>
         </w:tc>
@@ -3952,7 +4072,6 @@
             </w:pPr>
             <w:r>
               <w:rPr>
-                <w:rFonts w:ascii="Arial" w:hAnsi="Arial" w:cs="Arial" w:eastAsia="Arial"/>
                 <w:b/>
                 <w:bCs/>
                 <w:color w:val="123A5F"/>
@@ -3964,7 +4083,6 @@
             <w:proofErr w:type="spellStart"/>
             <w:r>
               <w:rPr>
-                <w:rFonts w:ascii="Arial" w:hAnsi="Arial" w:cs="Arial" w:eastAsia="Arial"/>
                 <w:b/>
                 <w:bCs/>
                 <w:color w:val="123A5F"/>
@@ -3976,7 +4094,6 @@
             <w:proofErr w:type="spellEnd"/>
             <w:r>
               <w:rPr>
-                <w:rFonts w:ascii="Arial" w:hAnsi="Arial" w:cs="Arial" w:eastAsia="Arial"/>
                 <w:b/>
                 <w:bCs/>
                 <w:color w:val="123A5F"/>
@@ -4005,7 +4122,6 @@
             </w:pPr>
             <w:r>
               <w:rPr>
-                <w:rFonts w:ascii="Arial" w:hAnsi="Arial" w:cs="Arial" w:eastAsia="Arial"/>
                 <w:b/>
                 <w:bCs/>
                 <w:color w:val="123A5F"/>
@@ -4030,7 +4146,6 @@
             </w:pPr>
             <w:r>
               <w:rPr>
-                <w:rFonts w:ascii="Arial" w:hAnsi="Arial" w:cs="Arial" w:eastAsia="Arial"/>
                 <w:b/>
                 <w:bCs/>
                 <w:color w:val="123A5F"/>
@@ -4055,7 +4170,6 @@
             </w:pPr>
             <w:r>
               <w:rPr>
-                <w:rFonts w:ascii="Arial" w:hAnsi="Arial" w:cs="Arial" w:eastAsia="Arial"/>
                 <w:b/>
                 <w:bCs/>
                 <w:color w:val="123A5F"/>
@@ -4080,7 +4194,6 @@
             </w:pPr>
             <w:r>
               <w:rPr>
-                <w:rFonts w:ascii="Arial" w:hAnsi="Arial" w:cs="Arial" w:eastAsia="Arial"/>
                 <w:b/>
                 <w:bCs/>
                 <w:color w:val="123A5F"/>
@@ -4105,7 +4218,6 @@
             </w:pPr>
             <w:r>
               <w:rPr>
-                <w:rFonts w:ascii="Arial" w:hAnsi="Arial" w:cs="Arial" w:eastAsia="Arial"/>
                 <w:b/>
                 <w:bCs/>
                 <w:color w:val="123A5F"/>
@@ -4130,7 +4242,6 @@
             </w:pPr>
             <w:r>
               <w:rPr>
-                <w:rFonts w:ascii="Arial" w:hAnsi="Arial" w:cs="Arial" w:eastAsia="Arial"/>
                 <w:b/>
                 <w:bCs/>
                 <w:color w:val="123A5F"/>
@@ -4155,7 +4266,6 @@
             </w:pPr>
             <w:r>
               <w:rPr>
-                <w:rFonts w:ascii="Arial" w:hAnsi="Arial" w:cs="Arial" w:eastAsia="Arial"/>
                 <w:b/>
                 <w:bCs/>
                 <w:color w:val="123A5F"/>
@@ -4180,7 +4290,6 @@
             </w:pPr>
             <w:r>
               <w:rPr>
-                <w:rFonts w:ascii="Arial" w:hAnsi="Arial" w:cs="Arial" w:eastAsia="Arial"/>
                 <w:b/>
                 <w:bCs/>
                 <w:color w:val="123A5F"/>
@@ -4205,7 +4314,6 @@
             </w:pPr>
             <w:r>
               <w:rPr>
-                <w:rFonts w:ascii="Arial" w:hAnsi="Arial" w:cs="Arial" w:eastAsia="Arial"/>
                 <w:b/>
                 <w:bCs/>
                 <w:color w:val="123A5F"/>
@@ -4230,23 +4338,23 @@
                 <w:szCs w:val="24"/>
               </w:rPr>
             </w:pPr>
-            <w:r>
-              <w:rPr>
-                <w:rFonts w:ascii="Arial" w:hAnsi="Arial" w:cs="Arial" w:eastAsia="Arial"/>
+            <w:proofErr w:type="gramStart"/>
+            <w:r>
+              <w:rPr>
                 <w:color w:val="24303B"/>
                 <w:sz w:val="24"/>
                 <w:szCs w:val="24"/>
               </w:rPr>
-              <w:t>bevordert voetgezondheid  </w:t>
-            </w:r>
-            <w:r>
-              <w:rPr>
-                <w:rFonts w:ascii="Arial" w:hAnsi="Arial" w:cs="Arial" w:eastAsia="Arial"/>
+              <w:t>bevordert</w:t>
+            </w:r>
+            <w:proofErr w:type="gramEnd"/>
+            <w:r>
+              <w:rPr>
                 <w:color w:val="24303B"/>
                 <w:sz w:val="24"/>
                 <w:szCs w:val="24"/>
               </w:rPr>
-              <w:t xml:space="preserve"> </w:t>
+              <w:t xml:space="preserve"> voetgezondheid   </w:t>
             </w:r>
           </w:p>
         </w:tc>
@@ -4265,14 +4373,23 @@
                 <w:szCs w:val="24"/>
               </w:rPr>
             </w:pPr>
-            <w:r>
-              <w:rPr>
-                <w:rFonts w:ascii="Arial" w:hAnsi="Arial" w:cs="Arial" w:eastAsia="Arial"/>
+            <w:proofErr w:type="gramStart"/>
+            <w:r>
+              <w:rPr>
                 <w:color w:val="24303B"/>
                 <w:sz w:val="24"/>
                 <w:szCs w:val="24"/>
               </w:rPr>
-              <w:t>geen verandering  </w:t>
+              <w:t>geen</w:t>
+            </w:r>
+            <w:proofErr w:type="gramEnd"/>
+            <w:r>
+              <w:rPr>
+                <w:color w:val="24303B"/>
+                <w:sz w:val="24"/>
+                <w:szCs w:val="24"/>
+              </w:rPr>
+              <w:t xml:space="preserve"> verandering  </w:t>
             </w:r>
           </w:p>
         </w:tc>
@@ -4292,14 +4409,23 @@
                 <w:szCs w:val="24"/>
               </w:rPr>
             </w:pPr>
-            <w:r>
-              <w:rPr>
-                <w:rFonts w:ascii="Arial" w:hAnsi="Arial" w:cs="Arial" w:eastAsia="Arial"/>
+            <w:proofErr w:type="gramStart"/>
+            <w:r>
+              <w:rPr>
                 <w:color w:val="24303B"/>
                 <w:sz w:val="24"/>
                 <w:szCs w:val="24"/>
               </w:rPr>
-              <w:t>verslechtert voetgezondheid</w:t>
+              <w:t>verslechtert</w:t>
+            </w:r>
+            <w:proofErr w:type="gramEnd"/>
+            <w:r>
+              <w:rPr>
+                <w:color w:val="24303B"/>
+                <w:sz w:val="24"/>
+                <w:szCs w:val="24"/>
+              </w:rPr>
+              <w:t xml:space="preserve"> voetgezondheid</w:t>
             </w:r>
           </w:p>
         </w:tc>
@@ -4323,7 +4449,6 @@
             </w:pPr>
             <w:r>
               <w:rPr>
-                <w:rFonts w:ascii="Arial" w:hAnsi="Arial" w:cs="Arial" w:eastAsia="Arial"/>
                 <w:b/>
                 <w:bCs/>
                 <w:color w:val="123A5F"/>
@@ -4352,7 +4477,6 @@
             </w:pPr>
             <w:r>
               <w:rPr>
-                <w:rFonts w:ascii="Arial" w:hAnsi="Arial" w:cs="Arial" w:eastAsia="Arial"/>
                 <w:b/>
                 <w:bCs/>
                 <w:color w:val="123A5F"/>
@@ -4377,7 +4501,6 @@
             </w:pPr>
             <w:r>
               <w:rPr>
-                <w:rFonts w:ascii="Arial" w:hAnsi="Arial" w:cs="Arial" w:eastAsia="Arial"/>
                 <w:b/>
                 <w:bCs/>
                 <w:color w:val="123A5F"/>
@@ -4402,7 +4525,6 @@
             </w:pPr>
             <w:r>
               <w:rPr>
-                <w:rFonts w:ascii="Arial" w:hAnsi="Arial" w:cs="Arial" w:eastAsia="Arial"/>
                 <w:b/>
                 <w:bCs/>
                 <w:color w:val="123A5F"/>
@@ -4427,7 +4549,6 @@
             </w:pPr>
             <w:r>
               <w:rPr>
-                <w:rFonts w:ascii="Arial" w:hAnsi="Arial" w:cs="Arial" w:eastAsia="Arial"/>
                 <w:b/>
                 <w:bCs/>
                 <w:color w:val="123A5F"/>
@@ -4452,7 +4573,6 @@
             </w:pPr>
             <w:r>
               <w:rPr>
-                <w:rFonts w:ascii="Arial" w:hAnsi="Arial" w:cs="Arial" w:eastAsia="Arial"/>
                 <w:b/>
                 <w:bCs/>
                 <w:color w:val="123A5F"/>
@@ -4477,7 +4597,6 @@
             </w:pPr>
             <w:r>
               <w:rPr>
-                <w:rFonts w:ascii="Arial" w:hAnsi="Arial" w:cs="Arial" w:eastAsia="Arial"/>
                 <w:b/>
                 <w:bCs/>
                 <w:color w:val="123A5F"/>
@@ -4502,7 +4621,6 @@
             </w:pPr>
             <w:r>
               <w:rPr>
-                <w:rFonts w:ascii="Arial" w:hAnsi="Arial" w:cs="Arial" w:eastAsia="Arial"/>
                 <w:b/>
                 <w:bCs/>
                 <w:color w:val="123A5F"/>
@@ -4527,7 +4645,6 @@
             </w:pPr>
             <w:r>
               <w:rPr>
-                <w:rFonts w:ascii="Arial" w:hAnsi="Arial" w:cs="Arial" w:eastAsia="Arial"/>
                 <w:b/>
                 <w:bCs/>
                 <w:color w:val="123A5F"/>
@@ -4552,7 +4669,6 @@
             </w:pPr>
             <w:r>
               <w:rPr>
-                <w:rFonts w:ascii="Arial" w:hAnsi="Arial" w:cs="Arial" w:eastAsia="Arial"/>
                 <w:b/>
                 <w:bCs/>
                 <w:color w:val="123A5F"/>
@@ -4580,7 +4696,6 @@
             </w:pPr>
             <w:r>
               <w:rPr>
-                <w:rFonts w:ascii="Arial" w:hAnsi="Arial" w:cs="Arial" w:eastAsia="Arial"/>
                 <w:color w:val="24303B"/>
                 <w:sz w:val="24"/>
                 <w:szCs w:val="24"/>
@@ -4591,7 +4706,6 @@
             <w:proofErr w:type="spellStart"/>
             <w:r>
               <w:rPr>
-                <w:rFonts w:ascii="Arial" w:hAnsi="Arial" w:cs="Arial" w:eastAsia="Arial"/>
                 <w:color w:val="24303B"/>
                 <w:sz w:val="24"/>
                 <w:szCs w:val="24"/>
@@ -4602,33 +4716,12 @@
             <w:proofErr w:type="spellEnd"/>
             <w:r>
               <w:rPr>
-                <w:rFonts w:ascii="Arial" w:hAnsi="Arial" w:cs="Arial" w:eastAsia="Arial"/>
                 <w:color w:val="24303B"/>
                 <w:sz w:val="24"/>
                 <w:szCs w:val="24"/>
                 <w:lang w:val="en-US"/>
               </w:rPr>
-              <w:t>  </w:t>
-            </w:r>
-            <w:r>
-              <w:rPr>
-                <w:rFonts w:ascii="Arial" w:hAnsi="Arial" w:cs="Arial" w:eastAsia="Arial"/>
-                <w:color w:val="24303B"/>
-                <w:sz w:val="24"/>
-                <w:szCs w:val="24"/>
-                <w:lang w:val="en-US"/>
-              </w:rPr>
-              <w:t xml:space="preserve"> </w:t>
-            </w:r>
-            <w:r>
-              <w:rPr>
-                <w:rFonts w:ascii="Arial" w:hAnsi="Arial" w:cs="Arial" w:eastAsia="Arial"/>
-                <w:color w:val="24303B"/>
-                <w:sz w:val="24"/>
-                <w:szCs w:val="24"/>
-                <w:lang w:val="en-US"/>
-              </w:rPr>
-              <w:t>  </w:t>
+              <w:t>     </w:t>
             </w:r>
           </w:p>
         </w:tc>
@@ -4650,7 +4743,6 @@
             <w:proofErr w:type="spellStart"/>
             <w:r>
               <w:rPr>
-                <w:rFonts w:ascii="Arial" w:hAnsi="Arial" w:cs="Arial" w:eastAsia="Arial"/>
                 <w:color w:val="24303B"/>
                 <w:sz w:val="24"/>
                 <w:szCs w:val="24"/>
@@ -4680,7 +4772,6 @@
             <w:proofErr w:type="spellStart"/>
             <w:r>
               <w:rPr>
-                <w:rFonts w:ascii="Arial" w:hAnsi="Arial" w:cs="Arial" w:eastAsia="Arial"/>
                 <w:color w:val="24303B"/>
                 <w:sz w:val="24"/>
                 <w:szCs w:val="24"/>
@@ -4691,26 +4782,13 @@
             <w:proofErr w:type="spellEnd"/>
             <w:r>
               <w:rPr>
-                <w:rFonts w:ascii="Arial" w:hAnsi="Arial" w:cs="Arial" w:eastAsia="Arial"/>
                 <w:color w:val="24303B"/>
                 <w:sz w:val="24"/>
                 <w:szCs w:val="24"/>
                 <w:lang w:val="en-US"/>
               </w:rPr>
-              <w:t xml:space="preserve"> </w:t>
-            </w:r>
-            <w:proofErr w:type="spellStart"/>
-            <w:r>
-              <w:rPr>
-                <w:rFonts w:ascii="Arial" w:hAnsi="Arial" w:cs="Arial" w:eastAsia="Arial"/>
-                <w:color w:val="24303B"/>
-                <w:sz w:val="24"/>
-                <w:szCs w:val="24"/>
-                <w:lang w:val="en-US"/>
-              </w:rPr>
-              <w:t>niet</w:t>
-            </w:r>
-            <w:proofErr w:type="spellEnd"/>
+              <w:t xml:space="preserve"> niet</w:t>
+            </w:r>
           </w:p>
         </w:tc>
       </w:tr>
@@ -4729,9 +4807,9 @@
       </w:pPr>
     </w:p>
     <w:sectPr>
-      <w:headerReference w:type="default" r:id="rId7"/>
-      <w:footerReference w:type="default" r:id="rId8"/>
-      <w:pgSz w:w="11906" w:h="16838" w:orient="portrait"/>
+      <w:headerReference w:type="default" r:id="rId10"/>
+      <w:footerReference w:type="default" r:id="rId11"/>
+      <w:pgSz w:w="11906" w:h="16838"/>
       <w:pgMar w:top="1440" w:right="1440" w:bottom="1440" w:left="1440" w:header="708" w:footer="708" w:gutter="0"/>
       <w:cols w:space="708"/>
       <w:docGrid w:linePitch="360"/>
@@ -4741,7 +4819,7 @@
 </file>
 
 <file path=word/endnotes.xml><?xml version="1.0" encoding="utf-8"?>
-<w:endnotes xmlns:wpc="http://schemas.microsoft.com/office/word/2010/wordprocessingCanvas" xmlns:cx="http://schemas.microsoft.com/office/drawing/2014/chartex" xmlns:cx1="http://schemas.microsoft.com/office/drawing/2015/9/8/chartex" xmlns:cx2="http://schemas.microsoft.com/office/drawing/2015/10/21/chartex" xmlns:cx3="http://schemas.microsoft.com/office/drawing/2016/5/9/chartex" xmlns:cx4="http://schemas.microsoft.com/office/drawing/2016/5/10/chartex" xmlns:cx5="http://schemas.microsoft.com/office/drawing/2016/5/11/chartex" xmlns:cx6="http://schemas.microsoft.com/office/drawing/2016/5/12/chartex" xmlns:cx7="http://schemas.microsoft.com/office/drawing/2016/5/13/chartex" xmlns:cx8="http://schemas.microsoft.com/office/drawing/2016/5/14/chartex" xmlns:mc="http://schemas.openxmlformats.org/markup-compatibility/2006" xmlns:aink="http://schemas.microsoft.com/office/drawing/2016/ink" xmlns:am3d="http://schemas.microsoft.com/office/drawing/2017/model3d" xmlns:o="urn:schemas-microsoft-com:office:office" xmlns:oel="http://schemas.microsoft.com/office/2019/extlst" xmlns:r="http://schemas.openxmlformats.org/officeDocument/2006/relationships" xmlns:m="http://schemas.openxmlformats.org/officeDocument/2006/math" xmlns:v="urn:schemas-microsoft-com:vml" xmlns:wp14="http://schemas.microsoft.com/office/word/2010/wordprocessingDrawing" xmlns:wp="http://schemas.openxmlformats.org/drawingml/2006/wordprocessingDrawing" xmlns:w10="urn:schemas-microsoft-com:office:word" xmlns:w="http://schemas.openxmlformats.org/wordprocessingml/2006/main" xmlns:w14="http://schemas.microsoft.com/office/word/2010/wordml" xmlns:w15="http://schemas.microsoft.com/office/word/2012/wordml" xmlns:w16cex="http://schemas.microsoft.com/office/word/2018/wordml/cex" xmlns:w16cid="http://schemas.microsoft.com/office/word/2016/wordml/cid" xmlns:w16="http://schemas.microsoft.com/office/word/2018/wordml" xmlns:w16du="http://schemas.microsoft.com/office/word/2023/wordml/word16du" xmlns:w16sdtdh="http://schemas.microsoft.com/office/word/2020/wordml/sdtdatahash" xmlns:w16sdtfl="http://schemas.microsoft.com/office/word/2024/wordml/sdtformatlock" xmlns:w16se="http://schemas.microsoft.com/office/word/2015/wordml/symex" xmlns:wpg="http://schemas.microsoft.com/office/word/2010/wordprocessingGroup" xmlns:wpi="http://schemas.microsoft.com/office/word/2010/wordprocessingInk" xmlns:wne="http://schemas.microsoft.com/office/word/2006/wordml" xmlns:wps="http://schemas.microsoft.com/office/word/2010/wordprocessingShape" mc:Ignorable="w14 w15 w16se w16cid w16 w16cex w16sdtdh w16sdtfl w16du wp14">
+<w:endnotes xmlns:wpc="http://schemas.microsoft.com/office/word/2010/wordprocessingCanvas" xmlns:cx="http://schemas.microsoft.com/office/drawing/2014/chartex" xmlns:cx1="http://schemas.microsoft.com/office/drawing/2015/9/8/chartex" xmlns:cx2="http://schemas.microsoft.com/office/drawing/2015/10/21/chartex" xmlns:cx3="http://schemas.microsoft.com/office/drawing/2016/5/9/chartex" xmlns:cx4="http://schemas.microsoft.com/office/drawing/2016/5/10/chartex" xmlns:cx5="http://schemas.microsoft.com/office/drawing/2016/5/11/chartex" xmlns:cx6="http://schemas.microsoft.com/office/drawing/2016/5/12/chartex" xmlns:cx7="http://schemas.microsoft.com/office/drawing/2016/5/13/chartex" xmlns:cx8="http://schemas.microsoft.com/office/drawing/2016/5/14/chartex" xmlns:mc="http://schemas.openxmlformats.org/markup-compatibility/2006" xmlns:aink="http://schemas.microsoft.com/office/drawing/2016/ink" xmlns:am3d="http://schemas.microsoft.com/office/drawing/2017/model3d" xmlns:o="urn:schemas-microsoft-com:office:office" xmlns:oel="http://schemas.microsoft.com/office/2019/extlst" xmlns:r="http://schemas.openxmlformats.org/officeDocument/2006/relationships" xmlns:m="http://schemas.openxmlformats.org/officeDocument/2006/math" xmlns:v="urn:schemas-microsoft-com:vml" xmlns:wp14="http://schemas.microsoft.com/office/word/2010/wordprocessingDrawing" xmlns:wp="http://schemas.openxmlformats.org/drawingml/2006/wordprocessingDrawing" xmlns:w10="urn:schemas-microsoft-com:office:word" xmlns:w="http://schemas.openxmlformats.org/wordprocessingml/2006/main" xmlns:w14="http://schemas.microsoft.com/office/word/2010/wordml" xmlns:w15="http://schemas.microsoft.com/office/word/2012/wordml" xmlns:w16cei="http://schemas.microsoft.com/office/word/2026/wordml/cei" xmlns:w16cex="http://schemas.microsoft.com/office/word/2018/wordml/cex" xmlns:w16cid="http://schemas.microsoft.com/office/word/2016/wordml/cid" xmlns:w16="http://schemas.microsoft.com/office/word/2018/wordml" xmlns:w16du="http://schemas.microsoft.com/office/word/2023/wordml/word16du" xmlns:w16sdtdh="http://schemas.microsoft.com/office/word/2020/wordml/sdtdatahash" xmlns:w16sdtfl="http://schemas.microsoft.com/office/word/2024/wordml/sdtformatlock" xmlns:w16se="http://schemas.microsoft.com/office/word/2015/wordml/symex" xmlns:wpg="http://schemas.microsoft.com/office/word/2010/wordprocessingGroup" xmlns:wpi="http://schemas.microsoft.com/office/word/2010/wordprocessingInk" xmlns:wne="http://schemas.microsoft.com/office/word/2006/wordml" xmlns:wps="http://schemas.microsoft.com/office/word/2010/wordprocessingShape" mc:Ignorable="w14 w15 w16se w16cid w16 w16cex w16sdtdh w16sdtfl w16du wp14">
   <w:endnote w:type="separator" w:id="-1">
     <w:p>
       <w:pPr>
@@ -4760,7 +4838,7 @@
 </file>
 
 <file path=word/footer1.xml><?xml version="1.0" encoding="utf-8"?>
-<w:ftr xmlns:wpc="http://schemas.microsoft.com/office/word/2010/wordprocessingCanvas" xmlns:cx="http://schemas.microsoft.com/office/drawing/2014/chartex" xmlns:cx1="http://schemas.microsoft.com/office/drawing/2015/9/8/chartex" xmlns:cx2="http://schemas.microsoft.com/office/drawing/2015/10/21/chartex" xmlns:cx3="http://schemas.microsoft.com/office/drawing/2016/5/9/chartex" xmlns:cx4="http://schemas.microsoft.com/office/drawing/2016/5/10/chartex" xmlns:cx5="http://schemas.microsoft.com/office/drawing/2016/5/11/chartex" xmlns:cx6="http://schemas.microsoft.com/office/drawing/2016/5/12/chartex" xmlns:cx7="http://schemas.microsoft.com/office/drawing/2016/5/13/chartex" xmlns:cx8="http://schemas.microsoft.com/office/drawing/2016/5/14/chartex" xmlns:mc="http://schemas.openxmlformats.org/markup-compatibility/2006" xmlns:aink="http://schemas.microsoft.com/office/drawing/2016/ink" xmlns:am3d="http://schemas.microsoft.com/office/drawing/2017/model3d" xmlns:o="urn:schemas-microsoft-com:office:office" xmlns:oel="http://schemas.microsoft.com/office/2019/extlst" xmlns:r="http://schemas.openxmlformats.org/officeDocument/2006/relationships" xmlns:m="http://schemas.openxmlformats.org/officeDocument/2006/math" xmlns:v="urn:schemas-microsoft-com:vml" xmlns:wp14="http://schemas.microsoft.com/office/word/2010/wordprocessingDrawing" xmlns:wp="http://schemas.openxmlformats.org/drawingml/2006/wordprocessingDrawing" xmlns:w10="urn:schemas-microsoft-com:office:word" xmlns:w="http://schemas.openxmlformats.org/wordprocessingml/2006/main" xmlns:w14="http://schemas.microsoft.com/office/word/2010/wordml" xmlns:w15="http://schemas.microsoft.com/office/word/2012/wordml" xmlns:w16cex="http://schemas.microsoft.com/office/word/2018/wordml/cex" xmlns:w16cid="http://schemas.microsoft.com/office/word/2016/wordml/cid" xmlns:w16="http://schemas.microsoft.com/office/word/2018/wordml" xmlns:w16du="http://schemas.microsoft.com/office/word/2023/wordml/word16du" xmlns:w16sdtdh="http://schemas.microsoft.com/office/word/2020/wordml/sdtdatahash" xmlns:w16sdtfl="http://schemas.microsoft.com/office/word/2024/wordml/sdtformatlock" xmlns:w16se="http://schemas.microsoft.com/office/word/2015/wordml/symex" xmlns:wpg="http://schemas.microsoft.com/office/word/2010/wordprocessingGroup" xmlns:wpi="http://schemas.microsoft.com/office/word/2010/wordprocessingInk" xmlns:wne="http://schemas.microsoft.com/office/word/2006/wordml" xmlns:wps="http://schemas.microsoft.com/office/word/2010/wordprocessingShape" mc:Ignorable="w14 w15 w16se w16cid w16 w16cex w16sdtdh w16sdtfl w16du wp14">
+<w:ftr xmlns:wpc="http://schemas.microsoft.com/office/word/2010/wordprocessingCanvas" xmlns:cx="http://schemas.microsoft.com/office/drawing/2014/chartex" xmlns:cx1="http://schemas.microsoft.com/office/drawing/2015/9/8/chartex" xmlns:cx2="http://schemas.microsoft.com/office/drawing/2015/10/21/chartex" xmlns:cx3="http://schemas.microsoft.com/office/drawing/2016/5/9/chartex" xmlns:cx4="http://schemas.microsoft.com/office/drawing/2016/5/10/chartex" xmlns:cx5="http://schemas.microsoft.com/office/drawing/2016/5/11/chartex" xmlns:cx6="http://schemas.microsoft.com/office/drawing/2016/5/12/chartex" xmlns:cx7="http://schemas.microsoft.com/office/drawing/2016/5/13/chartex" xmlns:cx8="http://schemas.microsoft.com/office/drawing/2016/5/14/chartex" xmlns:mc="http://schemas.openxmlformats.org/markup-compatibility/2006" xmlns:aink="http://schemas.microsoft.com/office/drawing/2016/ink" xmlns:am3d="http://schemas.microsoft.com/office/drawing/2017/model3d" xmlns:o="urn:schemas-microsoft-com:office:office" xmlns:oel="http://schemas.microsoft.com/office/2019/extlst" xmlns:r="http://schemas.openxmlformats.org/officeDocument/2006/relationships" xmlns:m="http://schemas.openxmlformats.org/officeDocument/2006/math" xmlns:v="urn:schemas-microsoft-com:vml" xmlns:wp14="http://schemas.microsoft.com/office/word/2010/wordprocessingDrawing" xmlns:wp="http://schemas.openxmlformats.org/drawingml/2006/wordprocessingDrawing" xmlns:w10="urn:schemas-microsoft-com:office:word" xmlns:w="http://schemas.openxmlformats.org/wordprocessingml/2006/main" xmlns:w14="http://schemas.microsoft.com/office/word/2010/wordml" xmlns:w15="http://schemas.microsoft.com/office/word/2012/wordml" xmlns:w16cei="http://schemas.microsoft.com/office/word/2026/wordml/cei" xmlns:w16cex="http://schemas.microsoft.com/office/word/2018/wordml/cex" xmlns:w16cid="http://schemas.microsoft.com/office/word/2016/wordml/cid" xmlns:w16="http://schemas.microsoft.com/office/word/2018/wordml" xmlns:w16du="http://schemas.microsoft.com/office/word/2023/wordml/word16du" xmlns:w16sdtdh="http://schemas.microsoft.com/office/word/2020/wordml/sdtdatahash" xmlns:w16sdtfl="http://schemas.microsoft.com/office/word/2024/wordml/sdtformatlock" xmlns:w16se="http://schemas.microsoft.com/office/word/2015/wordml/symex" xmlns:wpg="http://schemas.microsoft.com/office/word/2010/wordprocessingGroup" xmlns:wpi="http://schemas.microsoft.com/office/word/2010/wordprocessingInk" xmlns:wne="http://schemas.microsoft.com/office/word/2006/wordml" xmlns:wps="http://schemas.microsoft.com/office/word/2010/wordprocessingShape" mc:Ignorable="w14 w15 w16se w16cid w16 w16cex w16sdtdh w16sdtfl w16du wp14">
   <w:p>
     <w:pPr>
       <w:pBdr>
@@ -4795,7 +4873,7 @@
                   <pic:cNvPicPr/>
                 </pic:nvPicPr>
                 <pic:blipFill rotWithShape="1">
-                  <a:blip r:embed="rIdTplImgC">
+                  <a:blip r:embed="rId1">
                     <a:extLst>
                       <a:ext uri="{28A0092B-C50C-407E-A947-70E740481C1C}">
                         <a14:useLocalDpi xmlns:a14="http://schemas.microsoft.com/office/drawing/2010/main" val="0"/>
@@ -4869,7 +4947,7 @@
         <w:sz w:val="16"/>
         <w:szCs w:val="16"/>
       </w:rPr>
-      <w:t>·</w:t>
+      <w:t>·  Versie</w:t>
     </w:r>
     <w:proofErr w:type="gramEnd"/>
     <w:r>
@@ -4878,7 +4956,7 @@
         <w:sz w:val="16"/>
         <w:szCs w:val="16"/>
       </w:rPr>
-      <w:t xml:space="preserve">  Versie </w:t>
+      <w:t xml:space="preserve"> </w:t>
     </w:r>
     <w:proofErr w:type="gramStart"/>
     <w:r>
@@ -5115,7 +5193,7 @@
 </file>
 
 <file path=word/footnotes.xml><?xml version="1.0" encoding="utf-8"?>
-<w:footnotes xmlns:wpc="http://schemas.microsoft.com/office/word/2010/wordprocessingCanvas" xmlns:cx="http://schemas.microsoft.com/office/drawing/2014/chartex" xmlns:cx1="http://schemas.microsoft.com/office/drawing/2015/9/8/chartex" xmlns:cx2="http://schemas.microsoft.com/office/drawing/2015/10/21/chartex" xmlns:cx3="http://schemas.microsoft.com/office/drawing/2016/5/9/chartex" xmlns:cx4="http://schemas.microsoft.com/office/drawing/2016/5/10/chartex" xmlns:cx5="http://schemas.microsoft.com/office/drawing/2016/5/11/chartex" xmlns:cx6="http://schemas.microsoft.com/office/drawing/2016/5/12/chartex" xmlns:cx7="http://schemas.microsoft.com/office/drawing/2016/5/13/chartex" xmlns:cx8="http://schemas.microsoft.com/office/drawing/2016/5/14/chartex" xmlns:mc="http://schemas.openxmlformats.org/markup-compatibility/2006" xmlns:aink="http://schemas.microsoft.com/office/drawing/2016/ink" xmlns:am3d="http://schemas.microsoft.com/office/drawing/2017/model3d" xmlns:o="urn:schemas-microsoft-com:office:office" xmlns:oel="http://schemas.microsoft.com/office/2019/extlst" xmlns:r="http://schemas.openxmlformats.org/officeDocument/2006/relationships" xmlns:m="http://schemas.openxmlformats.org/officeDocument/2006/math" xmlns:v="urn:schemas-microsoft-com:vml" xmlns:wp14="http://schemas.microsoft.com/office/word/2010/wordprocessingDrawing" xmlns:wp="http://schemas.openxmlformats.org/drawingml/2006/wordprocessingDrawing" xmlns:w10="urn:schemas-microsoft-com:office:word" xmlns:w="http://schemas.openxmlformats.org/wordprocessingml/2006/main" xmlns:w14="http://schemas.microsoft.com/office/word/2010/wordml" xmlns:w15="http://schemas.microsoft.com/office/word/2012/wordml" xmlns:w16cex="http://schemas.microsoft.com/office/word/2018/wordml/cex" xmlns:w16cid="http://schemas.microsoft.com/office/word/2016/wordml/cid" xmlns:w16="http://schemas.microsoft.com/office/word/2018/wordml" xmlns:w16du="http://schemas.microsoft.com/office/word/2023/wordml/word16du" xmlns:w16sdtdh="http://schemas.microsoft.com/office/word/2020/wordml/sdtdatahash" xmlns:w16sdtfl="http://schemas.microsoft.com/office/word/2024/wordml/sdtformatlock" xmlns:w16se="http://schemas.microsoft.com/office/word/2015/wordml/symex" xmlns:wpg="http://schemas.microsoft.com/office/word/2010/wordprocessingGroup" xmlns:wpi="http://schemas.microsoft.com/office/word/2010/wordprocessingInk" xmlns:wne="http://schemas.microsoft.com/office/word/2006/wordml" xmlns:wps="http://schemas.microsoft.com/office/word/2010/wordprocessingShape" mc:Ignorable="w14 w15 w16se w16cid w16 w16cex w16sdtdh w16sdtfl w16du wp14">
+<w:footnotes xmlns:wpc="http://schemas.microsoft.com/office/word/2010/wordprocessingCanvas" xmlns:cx="http://schemas.microsoft.com/office/drawing/2014/chartex" xmlns:cx1="http://schemas.microsoft.com/office/drawing/2015/9/8/chartex" xmlns:cx2="http://schemas.microsoft.com/office/drawing/2015/10/21/chartex" xmlns:cx3="http://schemas.microsoft.com/office/drawing/2016/5/9/chartex" xmlns:cx4="http://schemas.microsoft.com/office/drawing/2016/5/10/chartex" xmlns:cx5="http://schemas.microsoft.com/office/drawing/2016/5/11/chartex" xmlns:cx6="http://schemas.microsoft.com/office/drawing/2016/5/12/chartex" xmlns:cx7="http://schemas.microsoft.com/office/drawing/2016/5/13/chartex" xmlns:cx8="http://schemas.microsoft.com/office/drawing/2016/5/14/chartex" xmlns:mc="http://schemas.openxmlformats.org/markup-compatibility/2006" xmlns:aink="http://schemas.microsoft.com/office/drawing/2016/ink" xmlns:am3d="http://schemas.microsoft.com/office/drawing/2017/model3d" xmlns:o="urn:schemas-microsoft-com:office:office" xmlns:oel="http://schemas.microsoft.com/office/2019/extlst" xmlns:r="http://schemas.openxmlformats.org/officeDocument/2006/relationships" xmlns:m="http://schemas.openxmlformats.org/officeDocument/2006/math" xmlns:v="urn:schemas-microsoft-com:vml" xmlns:wp14="http://schemas.microsoft.com/office/word/2010/wordprocessingDrawing" xmlns:wp="http://schemas.openxmlformats.org/drawingml/2006/wordprocessingDrawing" xmlns:w10="urn:schemas-microsoft-com:office:word" xmlns:w="http://schemas.openxmlformats.org/wordprocessingml/2006/main" xmlns:w14="http://schemas.microsoft.com/office/word/2010/wordml" xmlns:w15="http://schemas.microsoft.com/office/word/2012/wordml" xmlns:w16cei="http://schemas.microsoft.com/office/word/2026/wordml/cei" xmlns:w16cex="http://schemas.microsoft.com/office/word/2018/wordml/cex" xmlns:w16cid="http://schemas.microsoft.com/office/word/2016/wordml/cid" xmlns:w16="http://schemas.microsoft.com/office/word/2018/wordml" xmlns:w16du="http://schemas.microsoft.com/office/word/2023/wordml/word16du" xmlns:w16sdtdh="http://schemas.microsoft.com/office/word/2020/wordml/sdtdatahash" xmlns:w16sdtfl="http://schemas.microsoft.com/office/word/2024/wordml/sdtformatlock" xmlns:w16se="http://schemas.microsoft.com/office/word/2015/wordml/symex" xmlns:wpg="http://schemas.microsoft.com/office/word/2010/wordprocessingGroup" xmlns:wpi="http://schemas.microsoft.com/office/word/2010/wordprocessingInk" xmlns:wne="http://schemas.microsoft.com/office/word/2006/wordml" xmlns:wps="http://schemas.microsoft.com/office/word/2010/wordprocessingShape" mc:Ignorable="w14 w15 w16se w16cid w16 w16cex w16sdtdh w16sdtfl w16du wp14">
   <w:footnote w:type="separator" w:id="-1">
     <w:p>
       <w:pPr>
@@ -5134,10 +5212,9 @@
 </file>
 
 <file path=word/header1.xml><?xml version="1.0" encoding="utf-8"?>
-<w:hdr xmlns:wpc="http://schemas.microsoft.com/office/word/2010/wordprocessingCanvas" xmlns:cx="http://schemas.microsoft.com/office/drawing/2014/chartex" xmlns:cx1="http://schemas.microsoft.com/office/drawing/2015/9/8/chartex" xmlns:cx2="http://schemas.microsoft.com/office/drawing/2015/10/21/chartex" xmlns:cx3="http://schemas.microsoft.com/office/drawing/2016/5/9/chartex" xmlns:cx4="http://schemas.microsoft.com/office/drawing/2016/5/10/chartex" xmlns:cx5="http://schemas.microsoft.com/office/drawing/2016/5/11/chartex" xmlns:cx6="http://schemas.microsoft.com/office/drawing/2016/5/12/chartex" xmlns:cx7="http://schemas.microsoft.com/office/drawing/2016/5/13/chartex" xmlns:cx8="http://schemas.microsoft.com/office/drawing/2016/5/14/chartex" xmlns:mc="http://schemas.openxmlformats.org/markup-compatibility/2006" xmlns:aink="http://schemas.microsoft.com/office/drawing/2016/ink" xmlns:am3d="http://schemas.microsoft.com/office/drawing/2017/model3d" xmlns:o="urn:schemas-microsoft-com:office:office" xmlns:oel="http://schemas.microsoft.com/office/2019/extlst" xmlns:r="http://schemas.openxmlformats.org/officeDocument/2006/relationships" xmlns:m="http://schemas.openxmlformats.org/officeDocument/2006/math" xmlns:v="urn:schemas-microsoft-com:vml" xmlns:wp14="http://schemas.microsoft.com/office/word/2010/wordprocessingDrawing" xmlns:wp="http://schemas.openxmlformats.org/drawingml/2006/wordprocessingDrawing" xmlns:w10="urn:schemas-microsoft-com:office:word" xmlns:w="http://schemas.openxmlformats.org/wordprocessingml/2006/main" xmlns:w14="http://schemas.microsoft.com/office/word/2010/wordml" xmlns:w15="http://schemas.microsoft.com/office/word/2012/wordml" xmlns:w16cex="http://schemas.microsoft.com/office/word/2018/wordml/cex" xmlns:w16cid="http://schemas.microsoft.com/office/word/2016/wordml/cid" xmlns:w16="http://schemas.microsoft.com/office/word/2018/wordml" xmlns:w16du="http://schemas.microsoft.com/office/word/2023/wordml/word16du" xmlns:w16sdtdh="http://schemas.microsoft.com/office/word/2020/wordml/sdtdatahash" xmlns:w16sdtfl="http://schemas.microsoft.com/office/word/2024/wordml/sdtformatlock" xmlns:w16se="http://schemas.microsoft.com/office/word/2015/wordml/symex" xmlns:wpg="http://schemas.microsoft.com/office/word/2010/wordprocessingGroup" xmlns:wpi="http://schemas.microsoft.com/office/word/2010/wordprocessingInk" xmlns:wne="http://schemas.microsoft.com/office/word/2006/wordml" xmlns:wps="http://schemas.microsoft.com/office/word/2010/wordprocessingShape" mc:Ignorable="w14 w15 w16se w16cid w16 w16cex w16sdtdh w16sdtfl w16du wp14">
+<w:hdr xmlns:wpc="http://schemas.microsoft.com/office/word/2010/wordprocessingCanvas" xmlns:cx="http://schemas.microsoft.com/office/drawing/2014/chartex" xmlns:cx1="http://schemas.microsoft.com/office/drawing/2015/9/8/chartex" xmlns:cx2="http://schemas.microsoft.com/office/drawing/2015/10/21/chartex" xmlns:cx3="http://schemas.microsoft.com/office/drawing/2016/5/9/chartex" xmlns:cx4="http://schemas.microsoft.com/office/drawing/2016/5/10/chartex" xmlns:cx5="http://schemas.microsoft.com/office/drawing/2016/5/11/chartex" xmlns:cx6="http://schemas.microsoft.com/office/drawing/2016/5/12/chartex" xmlns:cx7="http://schemas.microsoft.com/office/drawing/2016/5/13/chartex" xmlns:cx8="http://schemas.microsoft.com/office/drawing/2016/5/14/chartex" xmlns:mc="http://schemas.openxmlformats.org/markup-compatibility/2006" xmlns:aink="http://schemas.microsoft.com/office/drawing/2016/ink" xmlns:am3d="http://schemas.microsoft.com/office/drawing/2017/model3d" xmlns:o="urn:schemas-microsoft-com:office:office" xmlns:oel="http://schemas.microsoft.com/office/2019/extlst" xmlns:r="http://schemas.openxmlformats.org/officeDocument/2006/relationships" xmlns:m="http://schemas.openxmlformats.org/officeDocument/2006/math" xmlns:v="urn:schemas-microsoft-com:vml" xmlns:wp14="http://schemas.microsoft.com/office/word/2010/wordprocessingDrawing" xmlns:wp="http://schemas.openxmlformats.org/drawingml/2006/wordprocessingDrawing" xmlns:w10="urn:schemas-microsoft-com:office:word" xmlns:w="http://schemas.openxmlformats.org/wordprocessingml/2006/main" xmlns:w14="http://schemas.microsoft.com/office/word/2010/wordml" xmlns:w15="http://schemas.microsoft.com/office/word/2012/wordml" xmlns:w16cei="http://schemas.microsoft.com/office/word/2026/wordml/cei" xmlns:w16cex="http://schemas.microsoft.com/office/word/2018/wordml/cex" xmlns:w16cid="http://schemas.microsoft.com/office/word/2016/wordml/cid" xmlns:w16="http://schemas.microsoft.com/office/word/2018/wordml" xmlns:w16du="http://schemas.microsoft.com/office/word/2023/wordml/word16du" xmlns:w16sdtdh="http://schemas.microsoft.com/office/word/2020/wordml/sdtdatahash" xmlns:w16sdtfl="http://schemas.microsoft.com/office/word/2024/wordml/sdtformatlock" xmlns:w16se="http://schemas.microsoft.com/office/word/2015/wordml/symex" xmlns:wpg="http://schemas.microsoft.com/office/word/2010/wordprocessingGroup" xmlns:wpi="http://schemas.microsoft.com/office/word/2010/wordprocessingInk" xmlns:wne="http://schemas.microsoft.com/office/word/2006/wordml" xmlns:wps="http://schemas.microsoft.com/office/word/2010/wordprocessingShape" mc:Ignorable="w14 w15 w16se w16cid w16 w16cex w16sdtdh w16sdtfl w16du wp14">
   <w:p>
     <w:pPr>
-      <w:pStyle w:val="Koptekst"/>
       <w:jc w:val="right"/>
     </w:pPr>
     <w:r>
@@ -5181,7 +5258,7 @@
                   <pic:cNvPicPr/>
                 </pic:nvPicPr>
                 <pic:blipFill>
-                  <a:blip r:embed="rIdTplImgA">
+                  <a:blip r:embed="rId1">
                     <a:extLst>
                       <a:ext uri="{28A0092B-C50C-407E-A947-70E740481C1C}">
                         <a14:useLocalDpi xmlns:a14="http://schemas.microsoft.com/office/drawing/2010/main" val="0"/>
@@ -5233,7 +5310,7 @@
                   <pic:cNvPicPr/>
                 </pic:nvPicPr>
                 <pic:blipFill>
-                  <a:blip r:embed="rIdTplImgB">
+                  <a:blip r:embed="rId2">
                     <a:extLst>
                       <a:ext uri="{28A0092B-C50C-407E-A947-70E740481C1C}">
                         <a14:useLocalDpi xmlns:a14="http://schemas.microsoft.com/office/drawing/2010/main" val="0"/>
@@ -5264,7 +5341,7 @@
 </file>
 
 <file path=word/numbering.xml><?xml version="1.0" encoding="utf-8"?>
-<w:numbering xmlns:wpc="http://schemas.microsoft.com/office/word/2010/wordprocessingCanvas" xmlns:cx="http://schemas.microsoft.com/office/drawing/2014/chartex" xmlns:cx1="http://schemas.microsoft.com/office/drawing/2015/9/8/chartex" xmlns:cx2="http://schemas.microsoft.com/office/drawing/2015/10/21/chartex" xmlns:cx3="http://schemas.microsoft.com/office/drawing/2016/5/9/chartex" xmlns:cx4="http://schemas.microsoft.com/office/drawing/2016/5/10/chartex" xmlns:cx5="http://schemas.microsoft.com/office/drawing/2016/5/11/chartex" xmlns:cx6="http://schemas.microsoft.com/office/drawing/2016/5/12/chartex" xmlns:cx7="http://schemas.microsoft.com/office/drawing/2016/5/13/chartex" xmlns:cx8="http://schemas.microsoft.com/office/drawing/2016/5/14/chartex" xmlns:mc="http://schemas.openxmlformats.org/markup-compatibility/2006" xmlns:aink="http://schemas.microsoft.com/office/drawing/2016/ink" xmlns:am3d="http://schemas.microsoft.com/office/drawing/2017/model3d" xmlns:o="urn:schemas-microsoft-com:office:office" xmlns:oel="http://schemas.microsoft.com/office/2019/extlst" xmlns:r="http://schemas.openxmlformats.org/officeDocument/2006/relationships" xmlns:m="http://schemas.openxmlformats.org/officeDocument/2006/math" xmlns:v="urn:schemas-microsoft-com:vml" xmlns:wp14="http://schemas.microsoft.com/office/word/2010/wordprocessingDrawing" xmlns:wp="http://schemas.openxmlformats.org/drawingml/2006/wordprocessingDrawing" xmlns:w10="urn:schemas-microsoft-com:office:word" xmlns:w="http://schemas.openxmlformats.org/wordprocessingml/2006/main" xmlns:w14="http://schemas.microsoft.com/office/word/2010/wordml" xmlns:w15="http://schemas.microsoft.com/office/word/2012/wordml" xmlns:w16cex="http://schemas.microsoft.com/office/word/2018/wordml/cex" xmlns:w16cid="http://schemas.microsoft.com/office/word/2016/wordml/cid" xmlns:w16="http://schemas.microsoft.com/office/word/2018/wordml" xmlns:w16du="http://schemas.microsoft.com/office/word/2023/wordml/word16du" xmlns:w16sdtdh="http://schemas.microsoft.com/office/word/2020/wordml/sdtdatahash" xmlns:w16sdtfl="http://schemas.microsoft.com/office/word/2024/wordml/sdtformatlock" xmlns:w16se="http://schemas.microsoft.com/office/word/2015/wordml/symex" xmlns:wpg="http://schemas.microsoft.com/office/word/2010/wordprocessingGroup" xmlns:wpi="http://schemas.microsoft.com/office/word/2010/wordprocessingInk" xmlns:wne="http://schemas.microsoft.com/office/word/2006/wordml" xmlns:wps="http://schemas.microsoft.com/office/word/2010/wordprocessingShape" mc:Ignorable="w14 w15 w16se w16cid w16 w16cex w16sdtdh w16sdtfl w16du wp14">
+<w:numbering xmlns:wpc="http://schemas.microsoft.com/office/word/2010/wordprocessingCanvas" xmlns:cx="http://schemas.microsoft.com/office/drawing/2014/chartex" xmlns:cx1="http://schemas.microsoft.com/office/drawing/2015/9/8/chartex" xmlns:cx2="http://schemas.microsoft.com/office/drawing/2015/10/21/chartex" xmlns:cx3="http://schemas.microsoft.com/office/drawing/2016/5/9/chartex" xmlns:cx4="http://schemas.microsoft.com/office/drawing/2016/5/10/chartex" xmlns:cx5="http://schemas.microsoft.com/office/drawing/2016/5/11/chartex" xmlns:cx6="http://schemas.microsoft.com/office/drawing/2016/5/12/chartex" xmlns:cx7="http://schemas.microsoft.com/office/drawing/2016/5/13/chartex" xmlns:cx8="http://schemas.microsoft.com/office/drawing/2016/5/14/chartex" xmlns:mc="http://schemas.openxmlformats.org/markup-compatibility/2006" xmlns:aink="http://schemas.microsoft.com/office/drawing/2016/ink" xmlns:am3d="http://schemas.microsoft.com/office/drawing/2017/model3d" xmlns:o="urn:schemas-microsoft-com:office:office" xmlns:oel="http://schemas.microsoft.com/office/2019/extlst" xmlns:r="http://schemas.openxmlformats.org/officeDocument/2006/relationships" xmlns:m="http://schemas.openxmlformats.org/officeDocument/2006/math" xmlns:v="urn:schemas-microsoft-com:vml" xmlns:wp14="http://schemas.microsoft.com/office/word/2010/wordprocessingDrawing" xmlns:wp="http://schemas.openxmlformats.org/drawingml/2006/wordprocessingDrawing" xmlns:w10="urn:schemas-microsoft-com:office:word" xmlns:w="http://schemas.openxmlformats.org/wordprocessingml/2006/main" xmlns:w14="http://schemas.microsoft.com/office/word/2010/wordml" xmlns:w15="http://schemas.microsoft.com/office/word/2012/wordml" xmlns:w16cei="http://schemas.microsoft.com/office/word/2026/wordml/cei" xmlns:w16cex="http://schemas.microsoft.com/office/word/2018/wordml/cex" xmlns:w16cid="http://schemas.microsoft.com/office/word/2016/wordml/cid" xmlns:w16="http://schemas.microsoft.com/office/word/2018/wordml" xmlns:w16du="http://schemas.microsoft.com/office/word/2023/wordml/word16du" xmlns:w16sdtdh="http://schemas.microsoft.com/office/word/2020/wordml/sdtdatahash" xmlns:w16sdtfl="http://schemas.microsoft.com/office/word/2024/wordml/sdtformatlock" xmlns:w16se="http://schemas.microsoft.com/office/word/2015/wordml/symex" xmlns:wpg="http://schemas.microsoft.com/office/word/2010/wordprocessingGroup" xmlns:wpi="http://schemas.microsoft.com/office/word/2010/wordprocessingInk" xmlns:wne="http://schemas.microsoft.com/office/word/2006/wordml" xmlns:wps="http://schemas.microsoft.com/office/word/2010/wordprocessingShape" mc:Ignorable="w14 w15 w16se w16cid w16 w16cex w16sdtdh w16sdtfl w16du wp14">
   <w:abstractNum w:abstractNumId="0" w15:restartNumberingAfterBreak="0">
     <w:nsid w:val="03E752F1"/>
     <w:multiLevelType w:val="multilevel"/>
@@ -5281,7 +5358,7 @@
         <w:ind w:left="720" w:hanging="360"/>
       </w:pPr>
       <w:rPr>
-        <w:rFonts w:hint="default" w:ascii="Symbol" w:hAnsi="Symbol"/>
+        <w:rFonts w:ascii="Symbol" w:hAnsi="Symbol" w:hint="default"/>
         <w:sz w:val="20"/>
       </w:rPr>
     </w:lvl>
@@ -5297,7 +5374,7 @@
         <w:ind w:left="1440" w:hanging="360"/>
       </w:pPr>
       <w:rPr>
-        <w:rFonts w:hint="default" w:ascii="Courier New" w:hAnsi="Courier New"/>
+        <w:rFonts w:ascii="Courier New" w:hAnsi="Courier New" w:hint="default"/>
         <w:sz w:val="20"/>
       </w:rPr>
     </w:lvl>
@@ -5313,7 +5390,7 @@
         <w:ind w:left="2160" w:hanging="360"/>
       </w:pPr>
       <w:rPr>
-        <w:rFonts w:hint="default" w:ascii="Wingdings" w:hAnsi="Wingdings"/>
+        <w:rFonts w:ascii="Wingdings" w:hAnsi="Wingdings" w:hint="default"/>
         <w:sz w:val="20"/>
       </w:rPr>
     </w:lvl>
@@ -5329,7 +5406,7 @@
         <w:ind w:left="2880" w:hanging="360"/>
       </w:pPr>
       <w:rPr>
-        <w:rFonts w:hint="default" w:ascii="Wingdings" w:hAnsi="Wingdings"/>
+        <w:rFonts w:ascii="Wingdings" w:hAnsi="Wingdings" w:hint="default"/>
         <w:sz w:val="20"/>
       </w:rPr>
     </w:lvl>
@@ -5345,7 +5422,7 @@
         <w:ind w:left="3600" w:hanging="360"/>
       </w:pPr>
       <w:rPr>
-        <w:rFonts w:hint="default" w:ascii="Wingdings" w:hAnsi="Wingdings"/>
+        <w:rFonts w:ascii="Wingdings" w:hAnsi="Wingdings" w:hint="default"/>
         <w:sz w:val="20"/>
       </w:rPr>
     </w:lvl>
@@ -5361,7 +5438,7 @@
         <w:ind w:left="4320" w:hanging="360"/>
       </w:pPr>
       <w:rPr>
-        <w:rFonts w:hint="default" w:ascii="Wingdings" w:hAnsi="Wingdings"/>
+        <w:rFonts w:ascii="Wingdings" w:hAnsi="Wingdings" w:hint="default"/>
         <w:sz w:val="20"/>
       </w:rPr>
     </w:lvl>
@@ -5377,7 +5454,7 @@
         <w:ind w:left="5040" w:hanging="360"/>
       </w:pPr>
       <w:rPr>
-        <w:rFonts w:hint="default" w:ascii="Wingdings" w:hAnsi="Wingdings"/>
+        <w:rFonts w:ascii="Wingdings" w:hAnsi="Wingdings" w:hint="default"/>
         <w:sz w:val="20"/>
       </w:rPr>
     </w:lvl>
@@ -5393,7 +5470,7 @@
         <w:ind w:left="5760" w:hanging="360"/>
       </w:pPr>
       <w:rPr>
-        <w:rFonts w:hint="default" w:ascii="Wingdings" w:hAnsi="Wingdings"/>
+        <w:rFonts w:ascii="Wingdings" w:hAnsi="Wingdings" w:hint="default"/>
         <w:sz w:val="20"/>
       </w:rPr>
     </w:lvl>
@@ -5409,7 +5486,7 @@
         <w:ind w:left="6480" w:hanging="360"/>
       </w:pPr>
       <w:rPr>
-        <w:rFonts w:hint="default" w:ascii="Wingdings" w:hAnsi="Wingdings"/>
+        <w:rFonts w:ascii="Wingdings" w:hAnsi="Wingdings" w:hint="default"/>
         <w:sz w:val="20"/>
       </w:rPr>
     </w:lvl>
@@ -5427,7 +5504,7 @@
         <w:ind w:left="720" w:hanging="360"/>
       </w:pPr>
       <w:rPr>
-        <w:rFonts w:hint="default" w:ascii="Symbol" w:hAnsi="Symbol"/>
+        <w:rFonts w:ascii="Symbol" w:hAnsi="Symbol" w:hint="default"/>
       </w:rPr>
     </w:lvl>
     <w:lvl w:ilvl="1" w:tplc="04130003" w:tentative="1">
@@ -5439,7 +5516,7 @@
         <w:ind w:left="1440" w:hanging="360"/>
       </w:pPr>
       <w:rPr>
-        <w:rFonts w:hint="default" w:ascii="Courier New" w:hAnsi="Courier New" w:cs="Courier New"/>
+        <w:rFonts w:ascii="Courier New" w:hAnsi="Courier New" w:cs="Courier New" w:hint="default"/>
       </w:rPr>
     </w:lvl>
     <w:lvl w:ilvl="2" w:tplc="04130005" w:tentative="1">
@@ -5451,7 +5528,7 @@
         <w:ind w:left="2160" w:hanging="360"/>
       </w:pPr>
       <w:rPr>
-        <w:rFonts w:hint="default" w:ascii="Wingdings" w:hAnsi="Wingdings"/>
+        <w:rFonts w:ascii="Wingdings" w:hAnsi="Wingdings" w:hint="default"/>
       </w:rPr>
     </w:lvl>
     <w:lvl w:ilvl="3" w:tplc="04130001" w:tentative="1">
@@ -5463,7 +5540,7 @@
         <w:ind w:left="2880" w:hanging="360"/>
       </w:pPr>
       <w:rPr>
-        <w:rFonts w:hint="default" w:ascii="Symbol" w:hAnsi="Symbol"/>
+        <w:rFonts w:ascii="Symbol" w:hAnsi="Symbol" w:hint="default"/>
       </w:rPr>
     </w:lvl>
     <w:lvl w:ilvl="4" w:tplc="04130003" w:tentative="1">
@@ -5475,7 +5552,7 @@
         <w:ind w:left="3600" w:hanging="360"/>
       </w:pPr>
       <w:rPr>
-        <w:rFonts w:hint="default" w:ascii="Courier New" w:hAnsi="Courier New" w:cs="Courier New"/>
+        <w:rFonts w:ascii="Courier New" w:hAnsi="Courier New" w:cs="Courier New" w:hint="default"/>
       </w:rPr>
     </w:lvl>
     <w:lvl w:ilvl="5" w:tplc="04130005" w:tentative="1">
@@ -5487,7 +5564,7 @@
         <w:ind w:left="4320" w:hanging="360"/>
       </w:pPr>
       <w:rPr>
-        <w:rFonts w:hint="default" w:ascii="Wingdings" w:hAnsi="Wingdings"/>
+        <w:rFonts w:ascii="Wingdings" w:hAnsi="Wingdings" w:hint="default"/>
       </w:rPr>
     </w:lvl>
     <w:lvl w:ilvl="6" w:tplc="04130001" w:tentative="1">
@@ -5499,7 +5576,7 @@
         <w:ind w:left="5040" w:hanging="360"/>
       </w:pPr>
       <w:rPr>
-        <w:rFonts w:hint="default" w:ascii="Symbol" w:hAnsi="Symbol"/>
+        <w:rFonts w:ascii="Symbol" w:hAnsi="Symbol" w:hint="default"/>
       </w:rPr>
     </w:lvl>
     <w:lvl w:ilvl="7" w:tplc="04130003" w:tentative="1">
@@ -5511,7 +5588,7 @@
         <w:ind w:left="5760" w:hanging="360"/>
       </w:pPr>
       <w:rPr>
-        <w:rFonts w:hint="default" w:ascii="Courier New" w:hAnsi="Courier New" w:cs="Courier New"/>
+        <w:rFonts w:ascii="Courier New" w:hAnsi="Courier New" w:cs="Courier New" w:hint="default"/>
       </w:rPr>
     </w:lvl>
     <w:lvl w:ilvl="8" w:tplc="04130005" w:tentative="1">
@@ -5523,7 +5600,7 @@
         <w:ind w:left="6480" w:hanging="360"/>
       </w:pPr>
       <w:rPr>
-        <w:rFonts w:hint="default" w:ascii="Wingdings" w:hAnsi="Wingdings"/>
+        <w:rFonts w:ascii="Wingdings" w:hAnsi="Wingdings" w:hint="default"/>
       </w:rPr>
     </w:lvl>
   </w:abstractNum>
@@ -5543,7 +5620,7 @@
         <w:ind w:left="720" w:hanging="360"/>
       </w:pPr>
       <w:rPr>
-        <w:rFonts w:hint="default" w:ascii="Symbol" w:hAnsi="Symbol"/>
+        <w:rFonts w:ascii="Symbol" w:hAnsi="Symbol" w:hint="default"/>
         <w:sz w:val="20"/>
       </w:rPr>
     </w:lvl>
@@ -5559,7 +5636,7 @@
         <w:ind w:left="1440" w:hanging="360"/>
       </w:pPr>
       <w:rPr>
-        <w:rFonts w:hint="default" w:ascii="Courier New" w:hAnsi="Courier New"/>
+        <w:rFonts w:ascii="Courier New" w:hAnsi="Courier New" w:hint="default"/>
         <w:sz w:val="20"/>
       </w:rPr>
     </w:lvl>
@@ -5575,7 +5652,7 @@
         <w:ind w:left="2160" w:hanging="360"/>
       </w:pPr>
       <w:rPr>
-        <w:rFonts w:hint="default" w:ascii="Wingdings" w:hAnsi="Wingdings"/>
+        <w:rFonts w:ascii="Wingdings" w:hAnsi="Wingdings" w:hint="default"/>
         <w:sz w:val="20"/>
       </w:rPr>
     </w:lvl>
@@ -5591,7 +5668,7 @@
         <w:ind w:left="2880" w:hanging="360"/>
       </w:pPr>
       <w:rPr>
-        <w:rFonts w:hint="default" w:ascii="Wingdings" w:hAnsi="Wingdings"/>
+        <w:rFonts w:ascii="Wingdings" w:hAnsi="Wingdings" w:hint="default"/>
         <w:sz w:val="20"/>
       </w:rPr>
     </w:lvl>
@@ -5607,7 +5684,7 @@
         <w:ind w:left="3600" w:hanging="360"/>
       </w:pPr>
       <w:rPr>
-        <w:rFonts w:hint="default" w:ascii="Wingdings" w:hAnsi="Wingdings"/>
+        <w:rFonts w:ascii="Wingdings" w:hAnsi="Wingdings" w:hint="default"/>
         <w:sz w:val="20"/>
       </w:rPr>
     </w:lvl>
@@ -5623,7 +5700,7 @@
         <w:ind w:left="4320" w:hanging="360"/>
       </w:pPr>
       <w:rPr>
-        <w:rFonts w:hint="default" w:ascii="Wingdings" w:hAnsi="Wingdings"/>
+        <w:rFonts w:ascii="Wingdings" w:hAnsi="Wingdings" w:hint="default"/>
         <w:sz w:val="20"/>
       </w:rPr>
     </w:lvl>
@@ -5639,7 +5716,7 @@
         <w:ind w:left="5040" w:hanging="360"/>
       </w:pPr>
       <w:rPr>
-        <w:rFonts w:hint="default" w:ascii="Wingdings" w:hAnsi="Wingdings"/>
+        <w:rFonts w:ascii="Wingdings" w:hAnsi="Wingdings" w:hint="default"/>
         <w:sz w:val="20"/>
       </w:rPr>
     </w:lvl>
@@ -5655,7 +5732,7 @@
         <w:ind w:left="5760" w:hanging="360"/>
       </w:pPr>
       <w:rPr>
-        <w:rFonts w:hint="default" w:ascii="Wingdings" w:hAnsi="Wingdings"/>
+        <w:rFonts w:ascii="Wingdings" w:hAnsi="Wingdings" w:hint="default"/>
         <w:sz w:val="20"/>
       </w:rPr>
     </w:lvl>
@@ -5671,7 +5748,7 @@
         <w:ind w:left="6480" w:hanging="360"/>
       </w:pPr>
       <w:rPr>
-        <w:rFonts w:hint="default" w:ascii="Wingdings" w:hAnsi="Wingdings"/>
+        <w:rFonts w:ascii="Wingdings" w:hAnsi="Wingdings" w:hint="default"/>
         <w:sz w:val="20"/>
       </w:rPr>
     </w:lvl>
@@ -5692,7 +5769,7 @@
         <w:ind w:left="720" w:hanging="360"/>
       </w:pPr>
       <w:rPr>
-        <w:rFonts w:hint="default" w:ascii="Symbol" w:hAnsi="Symbol"/>
+        <w:rFonts w:ascii="Symbol" w:hAnsi="Symbol" w:hint="default"/>
         <w:sz w:val="20"/>
       </w:rPr>
     </w:lvl>
@@ -5708,7 +5785,7 @@
         <w:ind w:left="1440" w:hanging="360"/>
       </w:pPr>
       <w:rPr>
-        <w:rFonts w:hint="default" w:ascii="Courier New" w:hAnsi="Courier New"/>
+        <w:rFonts w:ascii="Courier New" w:hAnsi="Courier New" w:hint="default"/>
         <w:sz w:val="20"/>
       </w:rPr>
     </w:lvl>
@@ -5724,7 +5801,7 @@
         <w:ind w:left="2160" w:hanging="360"/>
       </w:pPr>
       <w:rPr>
-        <w:rFonts w:hint="default" w:ascii="Wingdings" w:hAnsi="Wingdings"/>
+        <w:rFonts w:ascii="Wingdings" w:hAnsi="Wingdings" w:hint="default"/>
         <w:sz w:val="20"/>
       </w:rPr>
     </w:lvl>
@@ -5740,7 +5817,7 @@
         <w:ind w:left="2880" w:hanging="360"/>
       </w:pPr>
       <w:rPr>
-        <w:rFonts w:hint="default" w:ascii="Wingdings" w:hAnsi="Wingdings"/>
+        <w:rFonts w:ascii="Wingdings" w:hAnsi="Wingdings" w:hint="default"/>
         <w:sz w:val="20"/>
       </w:rPr>
     </w:lvl>
@@ -5756,7 +5833,7 @@
         <w:ind w:left="3600" w:hanging="360"/>
       </w:pPr>
       <w:rPr>
-        <w:rFonts w:hint="default" w:ascii="Wingdings" w:hAnsi="Wingdings"/>
+        <w:rFonts w:ascii="Wingdings" w:hAnsi="Wingdings" w:hint="default"/>
         <w:sz w:val="20"/>
       </w:rPr>
     </w:lvl>
@@ -5772,7 +5849,7 @@
         <w:ind w:left="4320" w:hanging="360"/>
       </w:pPr>
       <w:rPr>
-        <w:rFonts w:hint="default" w:ascii="Wingdings" w:hAnsi="Wingdings"/>
+        <w:rFonts w:ascii="Wingdings" w:hAnsi="Wingdings" w:hint="default"/>
         <w:sz w:val="20"/>
       </w:rPr>
     </w:lvl>
@@ -5788,7 +5865,7 @@
         <w:ind w:left="5040" w:hanging="360"/>
       </w:pPr>
       <w:rPr>
-        <w:rFonts w:hint="default" w:ascii="Wingdings" w:hAnsi="Wingdings"/>
+        <w:rFonts w:ascii="Wingdings" w:hAnsi="Wingdings" w:hint="default"/>
         <w:sz w:val="20"/>
       </w:rPr>
     </w:lvl>
@@ -5804,7 +5881,7 @@
         <w:ind w:left="5760" w:hanging="360"/>
       </w:pPr>
       <w:rPr>
-        <w:rFonts w:hint="default" w:ascii="Wingdings" w:hAnsi="Wingdings"/>
+        <w:rFonts w:ascii="Wingdings" w:hAnsi="Wingdings" w:hint="default"/>
         <w:sz w:val="20"/>
       </w:rPr>
     </w:lvl>
@@ -5820,7 +5897,7 @@
         <w:ind w:left="6480" w:hanging="360"/>
       </w:pPr>
       <w:rPr>
-        <w:rFonts w:hint="default" w:ascii="Wingdings" w:hAnsi="Wingdings"/>
+        <w:rFonts w:ascii="Wingdings" w:hAnsi="Wingdings" w:hint="default"/>
         <w:sz w:val="20"/>
       </w:rPr>
     </w:lvl>
@@ -5930,7 +6007,7 @@
         <w:ind w:left="720" w:hanging="360"/>
       </w:pPr>
       <w:rPr>
-        <w:rFonts w:hint="default" w:ascii="Symbol" w:hAnsi="Symbol"/>
+        <w:rFonts w:ascii="Symbol" w:hAnsi="Symbol" w:hint="default"/>
         <w:sz w:val="20"/>
       </w:rPr>
     </w:lvl>
@@ -5946,7 +6023,7 @@
         <w:ind w:left="1440" w:hanging="360"/>
       </w:pPr>
       <w:rPr>
-        <w:rFonts w:hint="default" w:ascii="Courier New" w:hAnsi="Courier New"/>
+        <w:rFonts w:ascii="Courier New" w:hAnsi="Courier New" w:hint="default"/>
         <w:sz w:val="20"/>
       </w:rPr>
     </w:lvl>
@@ -5962,7 +6039,7 @@
         <w:ind w:left="2160" w:hanging="360"/>
       </w:pPr>
       <w:rPr>
-        <w:rFonts w:hint="default" w:ascii="Wingdings" w:hAnsi="Wingdings"/>
+        <w:rFonts w:ascii="Wingdings" w:hAnsi="Wingdings" w:hint="default"/>
         <w:sz w:val="20"/>
       </w:rPr>
     </w:lvl>
@@ -5978,7 +6055,7 @@
         <w:ind w:left="2880" w:hanging="360"/>
       </w:pPr>
       <w:rPr>
-        <w:rFonts w:hint="default" w:ascii="Wingdings" w:hAnsi="Wingdings"/>
+        <w:rFonts w:ascii="Wingdings" w:hAnsi="Wingdings" w:hint="default"/>
         <w:sz w:val="20"/>
       </w:rPr>
     </w:lvl>
@@ -5994,7 +6071,7 @@
         <w:ind w:left="3600" w:hanging="360"/>
       </w:pPr>
       <w:rPr>
-        <w:rFonts w:hint="default" w:ascii="Wingdings" w:hAnsi="Wingdings"/>
+        <w:rFonts w:ascii="Wingdings" w:hAnsi="Wingdings" w:hint="default"/>
         <w:sz w:val="20"/>
       </w:rPr>
     </w:lvl>
@@ -6010,7 +6087,7 @@
         <w:ind w:left="4320" w:hanging="360"/>
       </w:pPr>
       <w:rPr>
-        <w:rFonts w:hint="default" w:ascii="Wingdings" w:hAnsi="Wingdings"/>
+        <w:rFonts w:ascii="Wingdings" w:hAnsi="Wingdings" w:hint="default"/>
         <w:sz w:val="20"/>
       </w:rPr>
     </w:lvl>
@@ -6026,7 +6103,7 @@
         <w:ind w:left="5040" w:hanging="360"/>
       </w:pPr>
       <w:rPr>
-        <w:rFonts w:hint="default" w:ascii="Wingdings" w:hAnsi="Wingdings"/>
+        <w:rFonts w:ascii="Wingdings" w:hAnsi="Wingdings" w:hint="default"/>
         <w:sz w:val="20"/>
       </w:rPr>
     </w:lvl>
@@ -6042,7 +6119,7 @@
         <w:ind w:left="5760" w:hanging="360"/>
       </w:pPr>
       <w:rPr>
-        <w:rFonts w:hint="default" w:ascii="Wingdings" w:hAnsi="Wingdings"/>
+        <w:rFonts w:ascii="Wingdings" w:hAnsi="Wingdings" w:hint="default"/>
         <w:sz w:val="20"/>
       </w:rPr>
     </w:lvl>
@@ -6058,7 +6135,7 @@
         <w:ind w:left="6480" w:hanging="360"/>
       </w:pPr>
       <w:rPr>
-        <w:rFonts w:hint="default" w:ascii="Wingdings" w:hAnsi="Wingdings"/>
+        <w:rFonts w:ascii="Wingdings" w:hAnsi="Wingdings" w:hint="default"/>
         <w:sz w:val="20"/>
       </w:rPr>
     </w:lvl>
@@ -6079,7 +6156,7 @@
         <w:ind w:left="720" w:hanging="360"/>
       </w:pPr>
       <w:rPr>
-        <w:rFonts w:hint="default" w:ascii="Symbol" w:hAnsi="Symbol"/>
+        <w:rFonts w:ascii="Symbol" w:hAnsi="Symbol" w:hint="default"/>
         <w:sz w:val="20"/>
       </w:rPr>
     </w:lvl>
@@ -6095,7 +6172,7 @@
         <w:ind w:left="1440" w:hanging="360"/>
       </w:pPr>
       <w:rPr>
-        <w:rFonts w:hint="default" w:ascii="Courier New" w:hAnsi="Courier New"/>
+        <w:rFonts w:ascii="Courier New" w:hAnsi="Courier New" w:hint="default"/>
         <w:sz w:val="20"/>
       </w:rPr>
     </w:lvl>
@@ -6111,7 +6188,7 @@
         <w:ind w:left="2160" w:hanging="360"/>
       </w:pPr>
       <w:rPr>
-        <w:rFonts w:hint="default" w:ascii="Wingdings" w:hAnsi="Wingdings"/>
+        <w:rFonts w:ascii="Wingdings" w:hAnsi="Wingdings" w:hint="default"/>
         <w:sz w:val="20"/>
       </w:rPr>
     </w:lvl>
@@ -6127,7 +6204,7 @@
         <w:ind w:left="2880" w:hanging="360"/>
       </w:pPr>
       <w:rPr>
-        <w:rFonts w:hint="default" w:ascii="Wingdings" w:hAnsi="Wingdings"/>
+        <w:rFonts w:ascii="Wingdings" w:hAnsi="Wingdings" w:hint="default"/>
         <w:sz w:val="20"/>
       </w:rPr>
     </w:lvl>
@@ -6143,7 +6220,7 @@
         <w:ind w:left="3600" w:hanging="360"/>
       </w:pPr>
       <w:rPr>
-        <w:rFonts w:hint="default" w:ascii="Wingdings" w:hAnsi="Wingdings"/>
+        <w:rFonts w:ascii="Wingdings" w:hAnsi="Wingdings" w:hint="default"/>
         <w:sz w:val="20"/>
       </w:rPr>
     </w:lvl>
@@ -6159,7 +6236,7 @@
         <w:ind w:left="4320" w:hanging="360"/>
       </w:pPr>
       <w:rPr>
-        <w:rFonts w:hint="default" w:ascii="Wingdings" w:hAnsi="Wingdings"/>
+        <w:rFonts w:ascii="Wingdings" w:hAnsi="Wingdings" w:hint="default"/>
         <w:sz w:val="20"/>
       </w:rPr>
     </w:lvl>
@@ -6175,7 +6252,7 @@
         <w:ind w:left="5040" w:hanging="360"/>
       </w:pPr>
       <w:rPr>
-        <w:rFonts w:hint="default" w:ascii="Wingdings" w:hAnsi="Wingdings"/>
+        <w:rFonts w:ascii="Wingdings" w:hAnsi="Wingdings" w:hint="default"/>
         <w:sz w:val="20"/>
       </w:rPr>
     </w:lvl>
@@ -6191,7 +6268,7 @@
         <w:ind w:left="5760" w:hanging="360"/>
       </w:pPr>
       <w:rPr>
-        <w:rFonts w:hint="default" w:ascii="Wingdings" w:hAnsi="Wingdings"/>
+        <w:rFonts w:ascii="Wingdings" w:hAnsi="Wingdings" w:hint="default"/>
         <w:sz w:val="20"/>
       </w:rPr>
     </w:lvl>
@@ -6207,7 +6284,7 @@
         <w:ind w:left="6480" w:hanging="360"/>
       </w:pPr>
       <w:rPr>
-        <w:rFonts w:hint="default" w:ascii="Wingdings" w:hAnsi="Wingdings"/>
+        <w:rFonts w:ascii="Wingdings" w:hAnsi="Wingdings" w:hint="default"/>
         <w:sz w:val="20"/>
       </w:rPr>
     </w:lvl>
@@ -6228,7 +6305,7 @@
         <w:ind w:left="720" w:hanging="360"/>
       </w:pPr>
       <w:rPr>
-        <w:rFonts w:hint="default" w:ascii="Symbol" w:hAnsi="Symbol"/>
+        <w:rFonts w:ascii="Symbol" w:hAnsi="Symbol" w:hint="default"/>
         <w:sz w:val="20"/>
       </w:rPr>
     </w:lvl>
@@ -6244,7 +6321,7 @@
         <w:ind w:left="1440" w:hanging="360"/>
       </w:pPr>
       <w:rPr>
-        <w:rFonts w:hint="default" w:ascii="Courier New" w:hAnsi="Courier New"/>
+        <w:rFonts w:ascii="Courier New" w:hAnsi="Courier New" w:hint="default"/>
         <w:sz w:val="20"/>
       </w:rPr>
     </w:lvl>
@@ -6260,7 +6337,7 @@
         <w:ind w:left="2160" w:hanging="360"/>
       </w:pPr>
       <w:rPr>
-        <w:rFonts w:hint="default" w:ascii="Wingdings" w:hAnsi="Wingdings"/>
+        <w:rFonts w:ascii="Wingdings" w:hAnsi="Wingdings" w:hint="default"/>
         <w:sz w:val="20"/>
       </w:rPr>
     </w:lvl>
@@ -6276,7 +6353,7 @@
         <w:ind w:left="2880" w:hanging="360"/>
       </w:pPr>
       <w:rPr>
-        <w:rFonts w:hint="default" w:ascii="Wingdings" w:hAnsi="Wingdings"/>
+        <w:rFonts w:ascii="Wingdings" w:hAnsi="Wingdings" w:hint="default"/>
         <w:sz w:val="20"/>
       </w:rPr>
     </w:lvl>
@@ -6292,7 +6369,7 @@
         <w:ind w:left="3600" w:hanging="360"/>
       </w:pPr>
       <w:rPr>
-        <w:rFonts w:hint="default" w:ascii="Wingdings" w:hAnsi="Wingdings"/>
+        <w:rFonts w:ascii="Wingdings" w:hAnsi="Wingdings" w:hint="default"/>
         <w:sz w:val="20"/>
       </w:rPr>
     </w:lvl>
@@ -6308,7 +6385,7 @@
         <w:ind w:left="4320" w:hanging="360"/>
       </w:pPr>
       <w:rPr>
-        <w:rFonts w:hint="default" w:ascii="Wingdings" w:hAnsi="Wingdings"/>
+        <w:rFonts w:ascii="Wingdings" w:hAnsi="Wingdings" w:hint="default"/>
         <w:sz w:val="20"/>
       </w:rPr>
     </w:lvl>
@@ -6324,7 +6401,7 @@
         <w:ind w:left="5040" w:hanging="360"/>
       </w:pPr>
       <w:rPr>
-        <w:rFonts w:hint="default" w:ascii="Wingdings" w:hAnsi="Wingdings"/>
+        <w:rFonts w:ascii="Wingdings" w:hAnsi="Wingdings" w:hint="default"/>
         <w:sz w:val="20"/>
       </w:rPr>
     </w:lvl>
@@ -6340,7 +6417,7 @@
         <w:ind w:left="5760" w:hanging="360"/>
       </w:pPr>
       <w:rPr>
-        <w:rFonts w:hint="default" w:ascii="Wingdings" w:hAnsi="Wingdings"/>
+        <w:rFonts w:ascii="Wingdings" w:hAnsi="Wingdings" w:hint="default"/>
         <w:sz w:val="20"/>
       </w:rPr>
     </w:lvl>
@@ -6356,7 +6433,7 @@
         <w:ind w:left="6480" w:hanging="360"/>
       </w:pPr>
       <w:rPr>
-        <w:rFonts w:hint="default" w:ascii="Wingdings" w:hAnsi="Wingdings"/>
+        <w:rFonts w:ascii="Wingdings" w:hAnsi="Wingdings" w:hint="default"/>
         <w:sz w:val="20"/>
       </w:rPr>
     </w:lvl>
@@ -6377,7 +6454,7 @@
         <w:ind w:left="720" w:hanging="360"/>
       </w:pPr>
       <w:rPr>
-        <w:rFonts w:hint="default" w:ascii="Symbol" w:hAnsi="Symbol"/>
+        <w:rFonts w:ascii="Symbol" w:hAnsi="Symbol" w:hint="default"/>
         <w:sz w:val="20"/>
       </w:rPr>
     </w:lvl>
@@ -6393,7 +6470,7 @@
         <w:ind w:left="1440" w:hanging="360"/>
       </w:pPr>
       <w:rPr>
-        <w:rFonts w:hint="default" w:ascii="Courier New" w:hAnsi="Courier New"/>
+        <w:rFonts w:ascii="Courier New" w:hAnsi="Courier New" w:hint="default"/>
         <w:sz w:val="20"/>
       </w:rPr>
     </w:lvl>
@@ -6409,7 +6486,7 @@
         <w:ind w:left="2160" w:hanging="360"/>
       </w:pPr>
       <w:rPr>
-        <w:rFonts w:hint="default" w:ascii="Wingdings" w:hAnsi="Wingdings"/>
+        <w:rFonts w:ascii="Wingdings" w:hAnsi="Wingdings" w:hint="default"/>
         <w:sz w:val="20"/>
       </w:rPr>
     </w:lvl>
@@ -6425,7 +6502,7 @@
         <w:ind w:left="2880" w:hanging="360"/>
       </w:pPr>
       <w:rPr>
-        <w:rFonts w:hint="default" w:ascii="Wingdings" w:hAnsi="Wingdings"/>
+        <w:rFonts w:ascii="Wingdings" w:hAnsi="Wingdings" w:hint="default"/>
         <w:sz w:val="20"/>
       </w:rPr>
     </w:lvl>
@@ -6441,7 +6518,7 @@
         <w:ind w:left="3600" w:hanging="360"/>
       </w:pPr>
       <w:rPr>
-        <w:rFonts w:hint="default" w:ascii="Wingdings" w:hAnsi="Wingdings"/>
+        <w:rFonts w:ascii="Wingdings" w:hAnsi="Wingdings" w:hint="default"/>
         <w:sz w:val="20"/>
       </w:rPr>
     </w:lvl>
@@ -6457,7 +6534,7 @@
         <w:ind w:left="4320" w:hanging="360"/>
       </w:pPr>
       <w:rPr>
-        <w:rFonts w:hint="default" w:ascii="Wingdings" w:hAnsi="Wingdings"/>
+        <w:rFonts w:ascii="Wingdings" w:hAnsi="Wingdings" w:hint="default"/>
         <w:sz w:val="20"/>
       </w:rPr>
     </w:lvl>
@@ -6473,7 +6550,7 @@
         <w:ind w:left="5040" w:hanging="360"/>
       </w:pPr>
       <w:rPr>
-        <w:rFonts w:hint="default" w:ascii="Wingdings" w:hAnsi="Wingdings"/>
+        <w:rFonts w:ascii="Wingdings" w:hAnsi="Wingdings" w:hint="default"/>
         <w:sz w:val="20"/>
       </w:rPr>
     </w:lvl>
@@ -6489,7 +6566,7 @@
         <w:ind w:left="5760" w:hanging="360"/>
       </w:pPr>
       <w:rPr>
-        <w:rFonts w:hint="default" w:ascii="Wingdings" w:hAnsi="Wingdings"/>
+        <w:rFonts w:ascii="Wingdings" w:hAnsi="Wingdings" w:hint="default"/>
         <w:sz w:val="20"/>
       </w:rPr>
     </w:lvl>
@@ -6505,7 +6582,7 @@
         <w:ind w:left="6480" w:hanging="360"/>
       </w:pPr>
       <w:rPr>
-        <w:rFonts w:hint="default" w:ascii="Wingdings" w:hAnsi="Wingdings"/>
+        <w:rFonts w:ascii="Wingdings" w:hAnsi="Wingdings" w:hint="default"/>
         <w:sz w:val="20"/>
       </w:rPr>
     </w:lvl>
@@ -6526,7 +6603,7 @@
         <w:ind w:left="720" w:hanging="360"/>
       </w:pPr>
       <w:rPr>
-        <w:rFonts w:hint="default" w:ascii="Symbol" w:hAnsi="Symbol"/>
+        <w:rFonts w:ascii="Symbol" w:hAnsi="Symbol" w:hint="default"/>
         <w:sz w:val="20"/>
       </w:rPr>
     </w:lvl>
@@ -6542,7 +6619,7 @@
         <w:ind w:left="1440" w:hanging="360"/>
       </w:pPr>
       <w:rPr>
-        <w:rFonts w:hint="default" w:ascii="Courier New" w:hAnsi="Courier New"/>
+        <w:rFonts w:ascii="Courier New" w:hAnsi="Courier New" w:hint="default"/>
         <w:sz w:val="20"/>
       </w:rPr>
     </w:lvl>
@@ -6558,7 +6635,7 @@
         <w:ind w:left="2160" w:hanging="360"/>
       </w:pPr>
       <w:rPr>
-        <w:rFonts w:hint="default" w:ascii="Wingdings" w:hAnsi="Wingdings"/>
+        <w:rFonts w:ascii="Wingdings" w:hAnsi="Wingdings" w:hint="default"/>
         <w:sz w:val="20"/>
       </w:rPr>
     </w:lvl>
@@ -6574,7 +6651,7 @@
         <w:ind w:left="2880" w:hanging="360"/>
       </w:pPr>
       <w:rPr>
-        <w:rFonts w:hint="default" w:ascii="Wingdings" w:hAnsi="Wingdings"/>
+        <w:rFonts w:ascii="Wingdings" w:hAnsi="Wingdings" w:hint="default"/>
         <w:sz w:val="20"/>
       </w:rPr>
     </w:lvl>
@@ -6590,7 +6667,7 @@
         <w:ind w:left="3600" w:hanging="360"/>
       </w:pPr>
       <w:rPr>
-        <w:rFonts w:hint="default" w:ascii="Wingdings" w:hAnsi="Wingdings"/>
+        <w:rFonts w:ascii="Wingdings" w:hAnsi="Wingdings" w:hint="default"/>
         <w:sz w:val="20"/>
       </w:rPr>
     </w:lvl>
@@ -6606,7 +6683,7 @@
         <w:ind w:left="4320" w:hanging="360"/>
       </w:pPr>
       <w:rPr>
-        <w:rFonts w:hint="default" w:ascii="Wingdings" w:hAnsi="Wingdings"/>
+        <w:rFonts w:ascii="Wingdings" w:hAnsi="Wingdings" w:hint="default"/>
         <w:sz w:val="20"/>
       </w:rPr>
     </w:lvl>
@@ -6622,7 +6699,7 @@
         <w:ind w:left="5040" w:hanging="360"/>
       </w:pPr>
       <w:rPr>
-        <w:rFonts w:hint="default" w:ascii="Wingdings" w:hAnsi="Wingdings"/>
+        <w:rFonts w:ascii="Wingdings" w:hAnsi="Wingdings" w:hint="default"/>
         <w:sz w:val="20"/>
       </w:rPr>
     </w:lvl>
@@ -6638,7 +6715,7 @@
         <w:ind w:left="5760" w:hanging="360"/>
       </w:pPr>
       <w:rPr>
-        <w:rFonts w:hint="default" w:ascii="Wingdings" w:hAnsi="Wingdings"/>
+        <w:rFonts w:ascii="Wingdings" w:hAnsi="Wingdings" w:hint="default"/>
         <w:sz w:val="20"/>
       </w:rPr>
     </w:lvl>
@@ -6654,7 +6731,7 @@
         <w:ind w:left="6480" w:hanging="360"/>
       </w:pPr>
       <w:rPr>
-        <w:rFonts w:hint="default" w:ascii="Wingdings" w:hAnsi="Wingdings"/>
+        <w:rFonts w:ascii="Wingdings" w:hAnsi="Wingdings" w:hint="default"/>
         <w:sz w:val="20"/>
       </w:rPr>
     </w:lvl>
@@ -6675,7 +6752,7 @@
         <w:ind w:left="720" w:hanging="360"/>
       </w:pPr>
       <w:rPr>
-        <w:rFonts w:hint="default" w:ascii="Symbol" w:hAnsi="Symbol"/>
+        <w:rFonts w:ascii="Symbol" w:hAnsi="Symbol" w:hint="default"/>
         <w:sz w:val="20"/>
       </w:rPr>
     </w:lvl>
@@ -6691,7 +6768,7 @@
         <w:ind w:left="1440" w:hanging="360"/>
       </w:pPr>
       <w:rPr>
-        <w:rFonts w:hint="default" w:ascii="Courier New" w:hAnsi="Courier New"/>
+        <w:rFonts w:ascii="Courier New" w:hAnsi="Courier New" w:hint="default"/>
         <w:sz w:val="20"/>
       </w:rPr>
     </w:lvl>
@@ -6707,7 +6784,7 @@
         <w:ind w:left="2160" w:hanging="360"/>
       </w:pPr>
       <w:rPr>
-        <w:rFonts w:hint="default" w:ascii="Wingdings" w:hAnsi="Wingdings"/>
+        <w:rFonts w:ascii="Wingdings" w:hAnsi="Wingdings" w:hint="default"/>
         <w:sz w:val="20"/>
       </w:rPr>
     </w:lvl>
@@ -6723,7 +6800,7 @@
         <w:ind w:left="2880" w:hanging="360"/>
       </w:pPr>
       <w:rPr>
-        <w:rFonts w:hint="default" w:ascii="Wingdings" w:hAnsi="Wingdings"/>
+        <w:rFonts w:ascii="Wingdings" w:hAnsi="Wingdings" w:hint="default"/>
         <w:sz w:val="20"/>
       </w:rPr>
     </w:lvl>
@@ -6739,7 +6816,7 @@
         <w:ind w:left="3600" w:hanging="360"/>
       </w:pPr>
       <w:rPr>
-        <w:rFonts w:hint="default" w:ascii="Wingdings" w:hAnsi="Wingdings"/>
+        <w:rFonts w:ascii="Wingdings" w:hAnsi="Wingdings" w:hint="default"/>
         <w:sz w:val="20"/>
       </w:rPr>
     </w:lvl>
@@ -6755,7 +6832,7 @@
         <w:ind w:left="4320" w:hanging="360"/>
       </w:pPr>
       <w:rPr>
-        <w:rFonts w:hint="default" w:ascii="Wingdings" w:hAnsi="Wingdings"/>
+        <w:rFonts w:ascii="Wingdings" w:hAnsi="Wingdings" w:hint="default"/>
         <w:sz w:val="20"/>
       </w:rPr>
     </w:lvl>
@@ -6771,7 +6848,7 @@
         <w:ind w:left="5040" w:hanging="360"/>
       </w:pPr>
       <w:rPr>
-        <w:rFonts w:hint="default" w:ascii="Wingdings" w:hAnsi="Wingdings"/>
+        <w:rFonts w:ascii="Wingdings" w:hAnsi="Wingdings" w:hint="default"/>
         <w:sz w:val="20"/>
       </w:rPr>
     </w:lvl>
@@ -6787,7 +6864,7 @@
         <w:ind w:left="5760" w:hanging="360"/>
       </w:pPr>
       <w:rPr>
-        <w:rFonts w:hint="default" w:ascii="Wingdings" w:hAnsi="Wingdings"/>
+        <w:rFonts w:ascii="Wingdings" w:hAnsi="Wingdings" w:hint="default"/>
         <w:sz w:val="20"/>
       </w:rPr>
     </w:lvl>
@@ -6803,7 +6880,7 @@
         <w:ind w:left="6480" w:hanging="360"/>
       </w:pPr>
       <w:rPr>
-        <w:rFonts w:hint="default" w:ascii="Wingdings" w:hAnsi="Wingdings"/>
+        <w:rFonts w:ascii="Wingdings" w:hAnsi="Wingdings" w:hint="default"/>
         <w:sz w:val="20"/>
       </w:rPr>
     </w:lvl>
@@ -6821,7 +6898,7 @@
         <w:ind w:left="360" w:hanging="360"/>
       </w:pPr>
       <w:rPr>
-        <w:rFonts w:hint="default" w:ascii="Symbol" w:hAnsi="Symbol"/>
+        <w:rFonts w:ascii="Symbol" w:hAnsi="Symbol" w:hint="default"/>
       </w:rPr>
     </w:lvl>
     <w:lvl w:ilvl="1" w:tplc="08130003" w:tentative="1">
@@ -6833,7 +6910,7 @@
         <w:ind w:left="1080" w:hanging="360"/>
       </w:pPr>
       <w:rPr>
-        <w:rFonts w:hint="default" w:ascii="Courier New" w:hAnsi="Courier New" w:cs="Courier New"/>
+        <w:rFonts w:ascii="Courier New" w:hAnsi="Courier New" w:cs="Courier New" w:hint="default"/>
       </w:rPr>
     </w:lvl>
     <w:lvl w:ilvl="2" w:tplc="08130005" w:tentative="1">
@@ -6845,7 +6922,7 @@
         <w:ind w:left="1800" w:hanging="360"/>
       </w:pPr>
       <w:rPr>
-        <w:rFonts w:hint="default" w:ascii="Wingdings" w:hAnsi="Wingdings"/>
+        <w:rFonts w:ascii="Wingdings" w:hAnsi="Wingdings" w:hint="default"/>
       </w:rPr>
     </w:lvl>
     <w:lvl w:ilvl="3" w:tplc="08130001" w:tentative="1">
@@ -6857,7 +6934,7 @@
         <w:ind w:left="2520" w:hanging="360"/>
       </w:pPr>
       <w:rPr>
-        <w:rFonts w:hint="default" w:ascii="Symbol" w:hAnsi="Symbol"/>
+        <w:rFonts w:ascii="Symbol" w:hAnsi="Symbol" w:hint="default"/>
       </w:rPr>
     </w:lvl>
     <w:lvl w:ilvl="4" w:tplc="08130003" w:tentative="1">
@@ -6869,7 +6946,7 @@
         <w:ind w:left="3240" w:hanging="360"/>
       </w:pPr>
       <w:rPr>
-        <w:rFonts w:hint="default" w:ascii="Courier New" w:hAnsi="Courier New" w:cs="Courier New"/>
+        <w:rFonts w:ascii="Courier New" w:hAnsi="Courier New" w:cs="Courier New" w:hint="default"/>
       </w:rPr>
     </w:lvl>
     <w:lvl w:ilvl="5" w:tplc="08130005" w:tentative="1">
@@ -6881,7 +6958,7 @@
         <w:ind w:left="3960" w:hanging="360"/>
       </w:pPr>
       <w:rPr>
-        <w:rFonts w:hint="default" w:ascii="Wingdings" w:hAnsi="Wingdings"/>
+        <w:rFonts w:ascii="Wingdings" w:hAnsi="Wingdings" w:hint="default"/>
       </w:rPr>
     </w:lvl>
     <w:lvl w:ilvl="6" w:tplc="08130001" w:tentative="1">
@@ -6893,7 +6970,7 @@
         <w:ind w:left="4680" w:hanging="360"/>
       </w:pPr>
       <w:rPr>
-        <w:rFonts w:hint="default" w:ascii="Symbol" w:hAnsi="Symbol"/>
+        <w:rFonts w:ascii="Symbol" w:hAnsi="Symbol" w:hint="default"/>
       </w:rPr>
     </w:lvl>
     <w:lvl w:ilvl="7" w:tplc="08130003" w:tentative="1">
@@ -6905,7 +6982,7 @@
         <w:ind w:left="5400" w:hanging="360"/>
       </w:pPr>
       <w:rPr>
-        <w:rFonts w:hint="default" w:ascii="Courier New" w:hAnsi="Courier New" w:cs="Courier New"/>
+        <w:rFonts w:ascii="Courier New" w:hAnsi="Courier New" w:cs="Courier New" w:hint="default"/>
       </w:rPr>
     </w:lvl>
     <w:lvl w:ilvl="8" w:tplc="08130005" w:tentative="1">
@@ -6917,7 +6994,7 @@
         <w:ind w:left="6120" w:hanging="360"/>
       </w:pPr>
       <w:rPr>
-        <w:rFonts w:hint="default" w:ascii="Wingdings" w:hAnsi="Wingdings"/>
+        <w:rFonts w:ascii="Wingdings" w:hAnsi="Wingdings" w:hint="default"/>
       </w:rPr>
     </w:lvl>
   </w:abstractNum>
@@ -7231,7 +7308,7 @@
         <w:ind w:left="720" w:hanging="360"/>
       </w:pPr>
       <w:rPr>
-        <w:rFonts w:hint="default" w:ascii="Symbol" w:hAnsi="Symbol"/>
+        <w:rFonts w:ascii="Symbol" w:hAnsi="Symbol" w:hint="default"/>
         <w:sz w:val="20"/>
       </w:rPr>
     </w:lvl>
@@ -7247,7 +7324,7 @@
         <w:ind w:left="1440" w:hanging="360"/>
       </w:pPr>
       <w:rPr>
-        <w:rFonts w:hint="default" w:ascii="Courier New" w:hAnsi="Courier New"/>
+        <w:rFonts w:ascii="Courier New" w:hAnsi="Courier New" w:hint="default"/>
         <w:sz w:val="20"/>
       </w:rPr>
     </w:lvl>
@@ -7263,7 +7340,7 @@
         <w:ind w:left="2160" w:hanging="360"/>
       </w:pPr>
       <w:rPr>
-        <w:rFonts w:hint="default" w:ascii="Wingdings" w:hAnsi="Wingdings"/>
+        <w:rFonts w:ascii="Wingdings" w:hAnsi="Wingdings" w:hint="default"/>
         <w:sz w:val="20"/>
       </w:rPr>
     </w:lvl>
@@ -7279,7 +7356,7 @@
         <w:ind w:left="2880" w:hanging="360"/>
       </w:pPr>
       <w:rPr>
-        <w:rFonts w:hint="default" w:ascii="Wingdings" w:hAnsi="Wingdings"/>
+        <w:rFonts w:ascii="Wingdings" w:hAnsi="Wingdings" w:hint="default"/>
         <w:sz w:val="20"/>
       </w:rPr>
     </w:lvl>
@@ -7295,7 +7372,7 @@
         <w:ind w:left="3600" w:hanging="360"/>
       </w:pPr>
       <w:rPr>
-        <w:rFonts w:hint="default" w:ascii="Wingdings" w:hAnsi="Wingdings"/>
+        <w:rFonts w:ascii="Wingdings" w:hAnsi="Wingdings" w:hint="default"/>
         <w:sz w:val="20"/>
       </w:rPr>
     </w:lvl>
@@ -7311,7 +7388,7 @@
         <w:ind w:left="4320" w:hanging="360"/>
       </w:pPr>
       <w:rPr>
-        <w:rFonts w:hint="default" w:ascii="Wingdings" w:hAnsi="Wingdings"/>
+        <w:rFonts w:ascii="Wingdings" w:hAnsi="Wingdings" w:hint="default"/>
         <w:sz w:val="20"/>
       </w:rPr>
     </w:lvl>
@@ -7327,7 +7404,7 @@
         <w:ind w:left="5040" w:hanging="360"/>
       </w:pPr>
       <w:rPr>
-        <w:rFonts w:hint="default" w:ascii="Wingdings" w:hAnsi="Wingdings"/>
+        <w:rFonts w:ascii="Wingdings" w:hAnsi="Wingdings" w:hint="default"/>
         <w:sz w:val="20"/>
       </w:rPr>
     </w:lvl>
@@ -7343,7 +7420,7 @@
         <w:ind w:left="5760" w:hanging="360"/>
       </w:pPr>
       <w:rPr>
-        <w:rFonts w:hint="default" w:ascii="Wingdings" w:hAnsi="Wingdings"/>
+        <w:rFonts w:ascii="Wingdings" w:hAnsi="Wingdings" w:hint="default"/>
         <w:sz w:val="20"/>
       </w:rPr>
     </w:lvl>
@@ -7359,7 +7436,7 @@
         <w:ind w:left="6480" w:hanging="360"/>
       </w:pPr>
       <w:rPr>
-        <w:rFonts w:hint="default" w:ascii="Wingdings" w:hAnsi="Wingdings"/>
+        <w:rFonts w:ascii="Wingdings" w:hAnsi="Wingdings" w:hint="default"/>
         <w:sz w:val="20"/>
       </w:rPr>
     </w:lvl>
@@ -7469,7 +7546,7 @@
         <w:ind w:left="720" w:hanging="360"/>
       </w:pPr>
       <w:rPr>
-        <w:rFonts w:hint="default" w:ascii="Symbol" w:hAnsi="Symbol"/>
+        <w:rFonts w:ascii="Symbol" w:hAnsi="Symbol" w:hint="default"/>
         <w:sz w:val="20"/>
       </w:rPr>
     </w:lvl>
@@ -7485,7 +7562,7 @@
         <w:ind w:left="1440" w:hanging="360"/>
       </w:pPr>
       <w:rPr>
-        <w:rFonts w:hint="default" w:ascii="Courier New" w:hAnsi="Courier New"/>
+        <w:rFonts w:ascii="Courier New" w:hAnsi="Courier New" w:hint="default"/>
         <w:sz w:val="20"/>
       </w:rPr>
     </w:lvl>
@@ -7501,7 +7578,7 @@
         <w:ind w:left="2160" w:hanging="360"/>
       </w:pPr>
       <w:rPr>
-        <w:rFonts w:hint="default" w:ascii="Wingdings" w:hAnsi="Wingdings"/>
+        <w:rFonts w:ascii="Wingdings" w:hAnsi="Wingdings" w:hint="default"/>
         <w:sz w:val="20"/>
       </w:rPr>
     </w:lvl>
@@ -7517,7 +7594,7 @@
         <w:ind w:left="2880" w:hanging="360"/>
       </w:pPr>
       <w:rPr>
-        <w:rFonts w:hint="default" w:ascii="Wingdings" w:hAnsi="Wingdings"/>
+        <w:rFonts w:ascii="Wingdings" w:hAnsi="Wingdings" w:hint="default"/>
         <w:sz w:val="20"/>
       </w:rPr>
     </w:lvl>
@@ -7533,7 +7610,7 @@
         <w:ind w:left="3600" w:hanging="360"/>
       </w:pPr>
       <w:rPr>
-        <w:rFonts w:hint="default" w:ascii="Wingdings" w:hAnsi="Wingdings"/>
+        <w:rFonts w:ascii="Wingdings" w:hAnsi="Wingdings" w:hint="default"/>
         <w:sz w:val="20"/>
       </w:rPr>
     </w:lvl>
@@ -7549,7 +7626,7 @@
         <w:ind w:left="4320" w:hanging="360"/>
       </w:pPr>
       <w:rPr>
-        <w:rFonts w:hint="default" w:ascii="Wingdings" w:hAnsi="Wingdings"/>
+        <w:rFonts w:ascii="Wingdings" w:hAnsi="Wingdings" w:hint="default"/>
         <w:sz w:val="20"/>
       </w:rPr>
     </w:lvl>
@@ -7565,7 +7642,7 @@
         <w:ind w:left="5040" w:hanging="360"/>
       </w:pPr>
       <w:rPr>
-        <w:rFonts w:hint="default" w:ascii="Wingdings" w:hAnsi="Wingdings"/>
+        <w:rFonts w:ascii="Wingdings" w:hAnsi="Wingdings" w:hint="default"/>
         <w:sz w:val="20"/>
       </w:rPr>
     </w:lvl>
@@ -7581,7 +7658,7 @@
         <w:ind w:left="5760" w:hanging="360"/>
       </w:pPr>
       <w:rPr>
-        <w:rFonts w:hint="default" w:ascii="Wingdings" w:hAnsi="Wingdings"/>
+        <w:rFonts w:ascii="Wingdings" w:hAnsi="Wingdings" w:hint="default"/>
         <w:sz w:val="20"/>
       </w:rPr>
     </w:lvl>
@@ -7597,7 +7674,7 @@
         <w:ind w:left="6480" w:hanging="360"/>
       </w:pPr>
       <w:rPr>
-        <w:rFonts w:hint="default" w:ascii="Wingdings" w:hAnsi="Wingdings"/>
+        <w:rFonts w:ascii="Wingdings" w:hAnsi="Wingdings" w:hint="default"/>
         <w:sz w:val="20"/>
       </w:rPr>
     </w:lvl>
@@ -7618,7 +7695,7 @@
         <w:ind w:left="720" w:hanging="360"/>
       </w:pPr>
       <w:rPr>
-        <w:rFonts w:hint="default" w:ascii="Symbol" w:hAnsi="Symbol"/>
+        <w:rFonts w:ascii="Symbol" w:hAnsi="Symbol" w:hint="default"/>
         <w:sz w:val="20"/>
       </w:rPr>
     </w:lvl>
@@ -7634,7 +7711,7 @@
         <w:ind w:left="1440" w:hanging="360"/>
       </w:pPr>
       <w:rPr>
-        <w:rFonts w:hint="default" w:ascii="Courier New" w:hAnsi="Courier New"/>
+        <w:rFonts w:ascii="Courier New" w:hAnsi="Courier New" w:hint="default"/>
         <w:sz w:val="20"/>
       </w:rPr>
     </w:lvl>
@@ -7650,7 +7727,7 @@
         <w:ind w:left="2160" w:hanging="360"/>
       </w:pPr>
       <w:rPr>
-        <w:rFonts w:hint="default" w:ascii="Wingdings" w:hAnsi="Wingdings"/>
+        <w:rFonts w:ascii="Wingdings" w:hAnsi="Wingdings" w:hint="default"/>
         <w:sz w:val="20"/>
       </w:rPr>
     </w:lvl>
@@ -7666,7 +7743,7 @@
         <w:ind w:left="2880" w:hanging="360"/>
       </w:pPr>
       <w:rPr>
-        <w:rFonts w:hint="default" w:ascii="Wingdings" w:hAnsi="Wingdings"/>
+        <w:rFonts w:ascii="Wingdings" w:hAnsi="Wingdings" w:hint="default"/>
         <w:sz w:val="20"/>
       </w:rPr>
     </w:lvl>
@@ -7682,7 +7759,7 @@
         <w:ind w:left="3600" w:hanging="360"/>
       </w:pPr>
       <w:rPr>
-        <w:rFonts w:hint="default" w:ascii="Wingdings" w:hAnsi="Wingdings"/>
+        <w:rFonts w:ascii="Wingdings" w:hAnsi="Wingdings" w:hint="default"/>
         <w:sz w:val="20"/>
       </w:rPr>
     </w:lvl>
@@ -7698,7 +7775,7 @@
         <w:ind w:left="4320" w:hanging="360"/>
       </w:pPr>
       <w:rPr>
-        <w:rFonts w:hint="default" w:ascii="Wingdings" w:hAnsi="Wingdings"/>
+        <w:rFonts w:ascii="Wingdings" w:hAnsi="Wingdings" w:hint="default"/>
         <w:sz w:val="20"/>
       </w:rPr>
     </w:lvl>
@@ -7714,7 +7791,7 @@
         <w:ind w:left="5040" w:hanging="360"/>
       </w:pPr>
       <w:rPr>
-        <w:rFonts w:hint="default" w:ascii="Wingdings" w:hAnsi="Wingdings"/>
+        <w:rFonts w:ascii="Wingdings" w:hAnsi="Wingdings" w:hint="default"/>
         <w:sz w:val="20"/>
       </w:rPr>
     </w:lvl>
@@ -7730,7 +7807,7 @@
         <w:ind w:left="5760" w:hanging="360"/>
       </w:pPr>
       <w:rPr>
-        <w:rFonts w:hint="default" w:ascii="Wingdings" w:hAnsi="Wingdings"/>
+        <w:rFonts w:ascii="Wingdings" w:hAnsi="Wingdings" w:hint="default"/>
         <w:sz w:val="20"/>
       </w:rPr>
     </w:lvl>
@@ -7746,7 +7823,7 @@
         <w:ind w:left="6480" w:hanging="360"/>
       </w:pPr>
       <w:rPr>
-        <w:rFonts w:hint="default" w:ascii="Wingdings" w:hAnsi="Wingdings"/>
+        <w:rFonts w:ascii="Wingdings" w:hAnsi="Wingdings" w:hint="default"/>
         <w:sz w:val="20"/>
       </w:rPr>
     </w:lvl>
@@ -7767,7 +7844,7 @@
         <w:ind w:left="720" w:hanging="360"/>
       </w:pPr>
       <w:rPr>
-        <w:rFonts w:hint="default" w:ascii="Symbol" w:hAnsi="Symbol"/>
+        <w:rFonts w:ascii="Symbol" w:hAnsi="Symbol" w:hint="default"/>
         <w:sz w:val="20"/>
       </w:rPr>
     </w:lvl>
@@ -7800,7 +7877,7 @@
         <w:ind w:left="2160" w:hanging="360"/>
       </w:pPr>
       <w:rPr>
-        <w:rFonts w:hint="default" w:ascii="Wingdings" w:hAnsi="Wingdings"/>
+        <w:rFonts w:ascii="Wingdings" w:hAnsi="Wingdings" w:hint="default"/>
         <w:sz w:val="20"/>
       </w:rPr>
     </w:lvl>
@@ -7816,7 +7893,7 @@
         <w:ind w:left="2880" w:hanging="360"/>
       </w:pPr>
       <w:rPr>
-        <w:rFonts w:hint="default" w:ascii="Wingdings" w:hAnsi="Wingdings"/>
+        <w:rFonts w:ascii="Wingdings" w:hAnsi="Wingdings" w:hint="default"/>
         <w:sz w:val="20"/>
       </w:rPr>
     </w:lvl>
@@ -7832,7 +7909,7 @@
         <w:ind w:left="3600" w:hanging="360"/>
       </w:pPr>
       <w:rPr>
-        <w:rFonts w:hint="default" w:ascii="Wingdings" w:hAnsi="Wingdings"/>
+        <w:rFonts w:ascii="Wingdings" w:hAnsi="Wingdings" w:hint="default"/>
         <w:sz w:val="20"/>
       </w:rPr>
     </w:lvl>
@@ -7848,7 +7925,7 @@
         <w:ind w:left="4320" w:hanging="360"/>
       </w:pPr>
       <w:rPr>
-        <w:rFonts w:hint="default" w:ascii="Wingdings" w:hAnsi="Wingdings"/>
+        <w:rFonts w:ascii="Wingdings" w:hAnsi="Wingdings" w:hint="default"/>
         <w:sz w:val="20"/>
       </w:rPr>
     </w:lvl>
@@ -7864,7 +7941,7 @@
         <w:ind w:left="5040" w:hanging="360"/>
       </w:pPr>
       <w:rPr>
-        <w:rFonts w:hint="default" w:ascii="Wingdings" w:hAnsi="Wingdings"/>
+        <w:rFonts w:ascii="Wingdings" w:hAnsi="Wingdings" w:hint="default"/>
         <w:sz w:val="20"/>
       </w:rPr>
     </w:lvl>
@@ -7880,7 +7957,7 @@
         <w:ind w:left="5760" w:hanging="360"/>
       </w:pPr>
       <w:rPr>
-        <w:rFonts w:hint="default" w:ascii="Wingdings" w:hAnsi="Wingdings"/>
+        <w:rFonts w:ascii="Wingdings" w:hAnsi="Wingdings" w:hint="default"/>
         <w:sz w:val="20"/>
       </w:rPr>
     </w:lvl>
@@ -7896,7 +7973,7 @@
         <w:ind w:left="6480" w:hanging="360"/>
       </w:pPr>
       <w:rPr>
-        <w:rFonts w:hint="default" w:ascii="Wingdings" w:hAnsi="Wingdings"/>
+        <w:rFonts w:ascii="Wingdings" w:hAnsi="Wingdings" w:hint="default"/>
         <w:sz w:val="20"/>
       </w:rPr>
     </w:lvl>
@@ -8030,7 +8107,7 @@
         <w:ind w:left="720" w:hanging="360"/>
       </w:pPr>
       <w:rPr>
-        <w:rFonts w:hint="default" w:ascii="Symbol" w:hAnsi="Symbol"/>
+        <w:rFonts w:ascii="Symbol" w:hAnsi="Symbol" w:hint="default"/>
         <w:sz w:val="20"/>
       </w:rPr>
     </w:lvl>
@@ -8046,7 +8123,7 @@
         <w:ind w:left="1440" w:hanging="360"/>
       </w:pPr>
       <w:rPr>
-        <w:rFonts w:hint="default" w:ascii="Courier New" w:hAnsi="Courier New"/>
+        <w:rFonts w:ascii="Courier New" w:hAnsi="Courier New" w:hint="default"/>
         <w:sz w:val="20"/>
       </w:rPr>
     </w:lvl>
@@ -8062,7 +8139,7 @@
         <w:ind w:left="2160" w:hanging="360"/>
       </w:pPr>
       <w:rPr>
-        <w:rFonts w:hint="default" w:ascii="Wingdings" w:hAnsi="Wingdings"/>
+        <w:rFonts w:ascii="Wingdings" w:hAnsi="Wingdings" w:hint="default"/>
         <w:sz w:val="20"/>
       </w:rPr>
     </w:lvl>
@@ -8078,7 +8155,7 @@
         <w:ind w:left="2880" w:hanging="360"/>
       </w:pPr>
       <w:rPr>
-        <w:rFonts w:hint="default" w:ascii="Wingdings" w:hAnsi="Wingdings"/>
+        <w:rFonts w:ascii="Wingdings" w:hAnsi="Wingdings" w:hint="default"/>
         <w:sz w:val="20"/>
       </w:rPr>
     </w:lvl>
@@ -8094,7 +8171,7 @@
         <w:ind w:left="3600" w:hanging="360"/>
       </w:pPr>
       <w:rPr>
-        <w:rFonts w:hint="default" w:ascii="Wingdings" w:hAnsi="Wingdings"/>
+        <w:rFonts w:ascii="Wingdings" w:hAnsi="Wingdings" w:hint="default"/>
         <w:sz w:val="20"/>
       </w:rPr>
     </w:lvl>
@@ -8110,7 +8187,7 @@
         <w:ind w:left="4320" w:hanging="360"/>
       </w:pPr>
       <w:rPr>
-        <w:rFonts w:hint="default" w:ascii="Wingdings" w:hAnsi="Wingdings"/>
+        <w:rFonts w:ascii="Wingdings" w:hAnsi="Wingdings" w:hint="default"/>
         <w:sz w:val="20"/>
       </w:rPr>
     </w:lvl>
@@ -8126,7 +8203,7 @@
         <w:ind w:left="5040" w:hanging="360"/>
       </w:pPr>
       <w:rPr>
-        <w:rFonts w:hint="default" w:ascii="Wingdings" w:hAnsi="Wingdings"/>
+        <w:rFonts w:ascii="Wingdings" w:hAnsi="Wingdings" w:hint="default"/>
         <w:sz w:val="20"/>
       </w:rPr>
     </w:lvl>
@@ -8142,7 +8219,7 @@
         <w:ind w:left="5760" w:hanging="360"/>
       </w:pPr>
       <w:rPr>
-        <w:rFonts w:hint="default" w:ascii="Wingdings" w:hAnsi="Wingdings"/>
+        <w:rFonts w:ascii="Wingdings" w:hAnsi="Wingdings" w:hint="default"/>
         <w:sz w:val="20"/>
       </w:rPr>
     </w:lvl>
@@ -8158,7 +8235,7 @@
         <w:ind w:left="6480" w:hanging="360"/>
       </w:pPr>
       <w:rPr>
-        <w:rFonts w:hint="default" w:ascii="Wingdings" w:hAnsi="Wingdings"/>
+        <w:rFonts w:ascii="Wingdings" w:hAnsi="Wingdings" w:hint="default"/>
         <w:sz w:val="20"/>
       </w:rPr>
     </w:lvl>
@@ -8345,15 +8422,19 @@
   <w:num w:numId="23" w16cid:durableId="1867716901">
     <w:abstractNumId w:val="12"/>
   </w:num>
+  <w:num w:numId="24" w16cid:durableId="1928269999">
+    <w:abstractNumId w:val="6"/>
+    <w:lvlOverride w:ilvl="0"/>
+    <w:lvlOverride w:ilvl="1"/>
+    <w:lvlOverride w:ilvl="2"/>
+    <w:lvlOverride w:ilvl="3"/>
+    <w:lvlOverride w:ilvl="4"/>
+    <w:lvlOverride w:ilvl="5"/>
+    <w:lvlOverride w:ilvl="6"/>
+    <w:lvlOverride w:ilvl="7"/>
+    <w:lvlOverride w:ilvl="8"/>
+  </w:num>
 </w:numbering>
-</file>
-
-<file path=word/people.xml><?xml version="1.0" encoding="utf-8"?>
-<w15:people xmlns:mc="http://schemas.openxmlformats.org/markup-compatibility/2006" xmlns:w15="http://schemas.microsoft.com/office/word/2012/wordml" mc:Ignorable="w15">
-  <w15:person w15:author="Fabienne Dobbels">
-    <w15:presenceInfo w15:providerId="AD" w15:userId="S::fabienne.dobbels@kuleuven.be::6af49e9b-5a3b-47c4-8312-83989a90b1c2"/>
-  </w15:person>
-</w15:people>
 </file>
 
 <file path=word/styles.xml><?xml version="1.0" encoding="utf-8"?>
@@ -8361,7 +8442,7 @@
   <w:docDefaults>
     <w:rPrDefault>
       <w:rPr>
-        <w:rFonts w:asciiTheme="minorHAnsi" w:hAnsiTheme="minorHAnsi" w:eastAsiaTheme="minorHAnsi" w:cstheme="minorBidi"/>
+        <w:rFonts w:asciiTheme="minorHAnsi" w:eastAsiaTheme="minorHAnsi" w:hAnsiTheme="minorHAnsi" w:cstheme="minorBidi"/>
         <w:kern w:val="2"/>
         <w:sz w:val="24"/>
         <w:szCs w:val="24"/>
@@ -8378,14 +8459,14 @@
   <w:latentStyles w:defLockedState="0" w:defUIPriority="99" w:defSemiHidden="0" w:defUnhideWhenUsed="0" w:defQFormat="0" w:count="376">
     <w:lsdException w:name="Normal" w:uiPriority="0" w:qFormat="1"/>
     <w:lsdException w:name="heading 1" w:uiPriority="0" w:qFormat="1"/>
-    <w:lsdException w:name="heading 2" w:uiPriority="9" w:semiHidden="1" w:unhideWhenUsed="1" w:qFormat="1"/>
-    <w:lsdException w:name="heading 3" w:uiPriority="9" w:semiHidden="1" w:unhideWhenUsed="1" w:qFormat="1"/>
-    <w:lsdException w:name="heading 4" w:uiPriority="9" w:semiHidden="1" w:unhideWhenUsed="1" w:qFormat="1"/>
-    <w:lsdException w:name="heading 5" w:uiPriority="9" w:semiHidden="1" w:unhideWhenUsed="1" w:qFormat="1"/>
-    <w:lsdException w:name="heading 6" w:uiPriority="9" w:semiHidden="1" w:unhideWhenUsed="1" w:qFormat="1"/>
-    <w:lsdException w:name="heading 7" w:uiPriority="9" w:semiHidden="1" w:unhideWhenUsed="1" w:qFormat="1"/>
-    <w:lsdException w:name="heading 8" w:uiPriority="9" w:semiHidden="1" w:unhideWhenUsed="1" w:qFormat="1"/>
-    <w:lsdException w:name="heading 9" w:uiPriority="9" w:semiHidden="1" w:unhideWhenUsed="1" w:qFormat="1"/>
+    <w:lsdException w:name="heading 2" w:semiHidden="1" w:uiPriority="9" w:unhideWhenUsed="1" w:qFormat="1"/>
+    <w:lsdException w:name="heading 3" w:semiHidden="1" w:uiPriority="9" w:unhideWhenUsed="1" w:qFormat="1"/>
+    <w:lsdException w:name="heading 4" w:semiHidden="1" w:uiPriority="9" w:unhideWhenUsed="1" w:qFormat="1"/>
+    <w:lsdException w:name="heading 5" w:semiHidden="1" w:uiPriority="9" w:unhideWhenUsed="1" w:qFormat="1"/>
+    <w:lsdException w:name="heading 6" w:semiHidden="1" w:uiPriority="9" w:unhideWhenUsed="1" w:qFormat="1"/>
+    <w:lsdException w:name="heading 7" w:semiHidden="1" w:uiPriority="9" w:unhideWhenUsed="1" w:qFormat="1"/>
+    <w:lsdException w:name="heading 8" w:semiHidden="1" w:uiPriority="9" w:unhideWhenUsed="1" w:qFormat="1"/>
+    <w:lsdException w:name="heading 9" w:semiHidden="1" w:uiPriority="9" w:unhideWhenUsed="1" w:qFormat="1"/>
     <w:lsdException w:name="index 1" w:semiHidden="1" w:unhideWhenUsed="1"/>
     <w:lsdException w:name="index 2" w:semiHidden="1" w:unhideWhenUsed="1"/>
     <w:lsdException w:name="index 3" w:semiHidden="1" w:unhideWhenUsed="1"/>
@@ -8395,22 +8476,22 @@
     <w:lsdException w:name="index 7" w:semiHidden="1" w:unhideWhenUsed="1"/>
     <w:lsdException w:name="index 8" w:semiHidden="1" w:unhideWhenUsed="1"/>
     <w:lsdException w:name="index 9" w:semiHidden="1" w:unhideWhenUsed="1"/>
-    <w:lsdException w:name="toc 1" w:uiPriority="39" w:semiHidden="1" w:unhideWhenUsed="1"/>
-    <w:lsdException w:name="toc 2" w:uiPriority="39" w:semiHidden="1" w:unhideWhenUsed="1"/>
-    <w:lsdException w:name="toc 3" w:uiPriority="39" w:semiHidden="1" w:unhideWhenUsed="1"/>
-    <w:lsdException w:name="toc 4" w:uiPriority="39" w:semiHidden="1" w:unhideWhenUsed="1"/>
-    <w:lsdException w:name="toc 5" w:uiPriority="39" w:semiHidden="1" w:unhideWhenUsed="1"/>
-    <w:lsdException w:name="toc 6" w:uiPriority="39" w:semiHidden="1" w:unhideWhenUsed="1"/>
-    <w:lsdException w:name="toc 7" w:uiPriority="39" w:semiHidden="1" w:unhideWhenUsed="1"/>
-    <w:lsdException w:name="toc 8" w:uiPriority="39" w:semiHidden="1" w:unhideWhenUsed="1"/>
-    <w:lsdException w:name="toc 9" w:uiPriority="39" w:semiHidden="1" w:unhideWhenUsed="1"/>
+    <w:lsdException w:name="toc 1" w:semiHidden="1" w:uiPriority="39" w:unhideWhenUsed="1"/>
+    <w:lsdException w:name="toc 2" w:semiHidden="1" w:uiPriority="39" w:unhideWhenUsed="1"/>
+    <w:lsdException w:name="toc 3" w:semiHidden="1" w:uiPriority="39" w:unhideWhenUsed="1"/>
+    <w:lsdException w:name="toc 4" w:semiHidden="1" w:uiPriority="39" w:unhideWhenUsed="1"/>
+    <w:lsdException w:name="toc 5" w:semiHidden="1" w:uiPriority="39" w:unhideWhenUsed="1"/>
+    <w:lsdException w:name="toc 6" w:semiHidden="1" w:uiPriority="39" w:unhideWhenUsed="1"/>
+    <w:lsdException w:name="toc 7" w:semiHidden="1" w:uiPriority="39" w:unhideWhenUsed="1"/>
+    <w:lsdException w:name="toc 8" w:semiHidden="1" w:uiPriority="39" w:unhideWhenUsed="1"/>
+    <w:lsdException w:name="toc 9" w:semiHidden="1" w:uiPriority="39" w:unhideWhenUsed="1"/>
     <w:lsdException w:name="Normal Indent" w:semiHidden="1" w:unhideWhenUsed="1"/>
     <w:lsdException w:name="footnote text" w:semiHidden="1" w:unhideWhenUsed="1"/>
     <w:lsdException w:name="annotation text" w:semiHidden="1" w:unhideWhenUsed="1"/>
     <w:lsdException w:name="header" w:semiHidden="1" w:unhideWhenUsed="1"/>
     <w:lsdException w:name="footer" w:semiHidden="1" w:unhideWhenUsed="1"/>
     <w:lsdException w:name="index heading" w:semiHidden="1" w:unhideWhenUsed="1"/>
-    <w:lsdException w:name="caption" w:uiPriority="35" w:semiHidden="1" w:unhideWhenUsed="1" w:qFormat="1"/>
+    <w:lsdException w:name="caption" w:semiHidden="1" w:uiPriority="35" w:unhideWhenUsed="1" w:qFormat="1"/>
     <w:lsdException w:name="table of figures" w:semiHidden="1" w:unhideWhenUsed="1"/>
     <w:lsdException w:name="envelope address" w:semiHidden="1" w:unhideWhenUsed="1"/>
     <w:lsdException w:name="envelope return" w:semiHidden="1" w:unhideWhenUsed="1"/>
@@ -8441,7 +8522,7 @@
     <w:lsdException w:name="Title" w:uiPriority="10" w:qFormat="1"/>
     <w:lsdException w:name="Closing" w:semiHidden="1" w:unhideWhenUsed="1"/>
     <w:lsdException w:name="Signature" w:semiHidden="1" w:unhideWhenUsed="1"/>
-    <w:lsdException w:name="Default Paragraph Font" w:uiPriority="1" w:semiHidden="1" w:unhideWhenUsed="1"/>
+    <w:lsdException w:name="Default Paragraph Font" w:semiHidden="1" w:uiPriority="1" w:unhideWhenUsed="1"/>
     <w:lsdException w:name="Body Text" w:semiHidden="1" w:unhideWhenUsed="1"/>
     <w:lsdException w:name="Body Text Indent" w:semiHidden="1" w:unhideWhenUsed="1"/>
     <w:lsdException w:name="List Continue" w:semiHidden="1" w:unhideWhenUsed="1"/>
@@ -8641,8 +8722,8 @@
     <w:lsdException w:name="Subtle Reference" w:uiPriority="31" w:qFormat="1"/>
     <w:lsdException w:name="Intense Reference" w:uiPriority="32" w:qFormat="1"/>
     <w:lsdException w:name="Book Title" w:uiPriority="33" w:qFormat="1"/>
-    <w:lsdException w:name="Bibliography" w:uiPriority="37" w:semiHidden="1" w:unhideWhenUsed="1"/>
-    <w:lsdException w:name="TOC Heading" w:uiPriority="39" w:semiHidden="1" w:unhideWhenUsed="1" w:qFormat="1"/>
+    <w:lsdException w:name="Bibliography" w:semiHidden="1" w:uiPriority="37" w:unhideWhenUsed="1"/>
+    <w:lsdException w:name="TOC Heading" w:semiHidden="1" w:uiPriority="39" w:unhideWhenUsed="1" w:qFormat="1"/>
     <w:lsdException w:name="Plain Table 1" w:uiPriority="41"/>
     <w:lsdException w:name="Plain Table 2" w:uiPriority="42"/>
     <w:lsdException w:name="Plain Table 3" w:uiPriority="43"/>
@@ -8753,7 +8834,7 @@
     <w:lsdException w:name="Unresolved Mention" w:semiHidden="1" w:unhideWhenUsed="1"/>
     <w:lsdException w:name="Smart Link" w:semiHidden="1" w:unhideWhenUsed="1"/>
   </w:latentStyles>
-  <w:style w:type="paragraph" w:styleId="Normal" w:default="1">
+  <w:style w:type="paragraph" w:default="1" w:styleId="Standaard">
     <w:name w:val="Normal"/>
     <w:qFormat/>
     <w:rsid w:val="00C22F06"/>
@@ -8761,16 +8842,16 @@
       <w:spacing w:line="259" w:lineRule="auto"/>
     </w:pPr>
     <w:rPr>
-      <w:rFonts w:ascii="Arial" w:hAnsi="Arial" w:eastAsia="Arial" w:cs="Arial"/>
+      <w:rFonts w:ascii="Arial" w:eastAsia="Arial" w:hAnsi="Arial" w:cs="Arial"/>
       <w:sz w:val="22"/>
       <w:szCs w:val="22"/>
     </w:rPr>
   </w:style>
-  <w:style w:type="paragraph" w:styleId="Heading1">
+  <w:style w:type="paragraph" w:styleId="Kop1">
     <w:name w:val="heading 1"/>
-    <w:basedOn w:val="Normal"/>
-    <w:next w:val="Normal"/>
-    <w:link w:val="Heading1Char"/>
+    <w:basedOn w:val="Standaard"/>
+    <w:next w:val="Standaard"/>
+    <w:link w:val="Kop1Char"/>
     <w:qFormat/>
     <w:rsid w:val="003539DF"/>
     <w:pPr>
@@ -8780,17 +8861,17 @@
       <w:outlineLvl w:val="0"/>
     </w:pPr>
     <w:rPr>
-      <w:rFonts w:asciiTheme="majorHAnsi" w:hAnsiTheme="majorHAnsi" w:eastAsiaTheme="majorEastAsia" w:cstheme="majorBidi"/>
+      <w:rFonts w:asciiTheme="majorHAnsi" w:eastAsiaTheme="majorEastAsia" w:hAnsiTheme="majorHAnsi" w:cstheme="majorBidi"/>
       <w:color w:val="0F4761" w:themeColor="accent1" w:themeShade="BF"/>
       <w:sz w:val="40"/>
       <w:szCs w:val="40"/>
     </w:rPr>
   </w:style>
-  <w:style w:type="paragraph" w:styleId="Heading2">
+  <w:style w:type="paragraph" w:styleId="Kop2">
     <w:name w:val="heading 2"/>
-    <w:basedOn w:val="Normal"/>
-    <w:next w:val="Normal"/>
-    <w:link w:val="Heading2Char"/>
+    <w:basedOn w:val="Standaard"/>
+    <w:next w:val="Standaard"/>
+    <w:link w:val="Kop2Char"/>
     <w:uiPriority w:val="9"/>
     <w:unhideWhenUsed/>
     <w:qFormat/>
@@ -8802,17 +8883,17 @@
       <w:outlineLvl w:val="1"/>
     </w:pPr>
     <w:rPr>
-      <w:rFonts w:asciiTheme="majorHAnsi" w:hAnsiTheme="majorHAnsi" w:eastAsiaTheme="majorEastAsia" w:cstheme="majorBidi"/>
+      <w:rFonts w:asciiTheme="majorHAnsi" w:eastAsiaTheme="majorEastAsia" w:hAnsiTheme="majorHAnsi" w:cstheme="majorBidi"/>
       <w:color w:val="0F4761" w:themeColor="accent1" w:themeShade="BF"/>
       <w:sz w:val="32"/>
       <w:szCs w:val="32"/>
     </w:rPr>
   </w:style>
-  <w:style w:type="paragraph" w:styleId="Heading3">
+  <w:style w:type="paragraph" w:styleId="Kop3">
     <w:name w:val="heading 3"/>
-    <w:basedOn w:val="Normal"/>
-    <w:next w:val="Normal"/>
-    <w:link w:val="Heading3Char"/>
+    <w:basedOn w:val="Standaard"/>
+    <w:next w:val="Standaard"/>
+    <w:link w:val="Kop3Char"/>
     <w:uiPriority w:val="9"/>
     <w:semiHidden/>
     <w:unhideWhenUsed/>
@@ -8831,11 +8912,11 @@
       <w:szCs w:val="28"/>
     </w:rPr>
   </w:style>
-  <w:style w:type="paragraph" w:styleId="Heading4">
+  <w:style w:type="paragraph" w:styleId="Kop4">
     <w:name w:val="heading 4"/>
-    <w:basedOn w:val="Normal"/>
-    <w:next w:val="Normal"/>
-    <w:link w:val="Heading4Char"/>
+    <w:basedOn w:val="Standaard"/>
+    <w:next w:val="Standaard"/>
+    <w:link w:val="Kop4Char"/>
     <w:uiPriority w:val="9"/>
     <w:semiHidden/>
     <w:unhideWhenUsed/>
@@ -8854,11 +8935,11 @@
       <w:color w:val="0F4761" w:themeColor="accent1" w:themeShade="BF"/>
     </w:rPr>
   </w:style>
-  <w:style w:type="paragraph" w:styleId="Heading5">
+  <w:style w:type="paragraph" w:styleId="Kop5">
     <w:name w:val="heading 5"/>
-    <w:basedOn w:val="Normal"/>
-    <w:next w:val="Normal"/>
-    <w:link w:val="Heading5Char"/>
+    <w:basedOn w:val="Standaard"/>
+    <w:next w:val="Standaard"/>
+    <w:link w:val="Kop5Char"/>
     <w:uiPriority w:val="9"/>
     <w:semiHidden/>
     <w:unhideWhenUsed/>
@@ -8875,11 +8956,11 @@
       <w:color w:val="0F4761" w:themeColor="accent1" w:themeShade="BF"/>
     </w:rPr>
   </w:style>
-  <w:style w:type="paragraph" w:styleId="Heading6">
+  <w:style w:type="paragraph" w:styleId="Kop6">
     <w:name w:val="heading 6"/>
-    <w:basedOn w:val="Normal"/>
-    <w:next w:val="Normal"/>
-    <w:link w:val="Heading6Char"/>
+    <w:basedOn w:val="Standaard"/>
+    <w:next w:val="Standaard"/>
+    <w:link w:val="Kop6Char"/>
     <w:uiPriority w:val="9"/>
     <w:semiHidden/>
     <w:unhideWhenUsed/>
@@ -8898,11 +8979,11 @@
       <w:color w:val="595959" w:themeColor="text1" w:themeTint="A6"/>
     </w:rPr>
   </w:style>
-  <w:style w:type="paragraph" w:styleId="Heading7">
+  <w:style w:type="paragraph" w:styleId="Kop7">
     <w:name w:val="heading 7"/>
-    <w:basedOn w:val="Normal"/>
-    <w:next w:val="Normal"/>
-    <w:link w:val="Heading7Char"/>
+    <w:basedOn w:val="Standaard"/>
+    <w:next w:val="Standaard"/>
+    <w:link w:val="Kop7Char"/>
     <w:uiPriority w:val="9"/>
     <w:semiHidden/>
     <w:unhideWhenUsed/>
@@ -8919,11 +9000,11 @@
       <w:color w:val="595959" w:themeColor="text1" w:themeTint="A6"/>
     </w:rPr>
   </w:style>
-  <w:style w:type="paragraph" w:styleId="Heading8">
+  <w:style w:type="paragraph" w:styleId="Kop8">
     <w:name w:val="heading 8"/>
-    <w:basedOn w:val="Normal"/>
-    <w:next w:val="Normal"/>
-    <w:link w:val="Heading8Char"/>
+    <w:basedOn w:val="Standaard"/>
+    <w:next w:val="Standaard"/>
+    <w:link w:val="Kop8Char"/>
     <w:uiPriority w:val="9"/>
     <w:semiHidden/>
     <w:unhideWhenUsed/>
@@ -8942,11 +9023,11 @@
       <w:color w:val="272727" w:themeColor="text1" w:themeTint="D8"/>
     </w:rPr>
   </w:style>
-  <w:style w:type="paragraph" w:styleId="Heading9">
+  <w:style w:type="paragraph" w:styleId="Kop9">
     <w:name w:val="heading 9"/>
-    <w:basedOn w:val="Normal"/>
-    <w:next w:val="Normal"/>
-    <w:link w:val="Heading9Char"/>
+    <w:basedOn w:val="Standaard"/>
+    <w:next w:val="Standaard"/>
+    <w:link w:val="Kop9Char"/>
     <w:uiPriority w:val="9"/>
     <w:semiHidden/>
     <w:unhideWhenUsed/>
@@ -8963,12 +9044,13 @@
       <w:color w:val="272727" w:themeColor="text1" w:themeTint="D8"/>
     </w:rPr>
   </w:style>
-  <w:style w:type="character" w:styleId="DefaultParagraphFont" w:default="1">
+  <w:style w:type="character" w:default="1" w:styleId="Standaardalinea-lettertype">
     <w:name w:val="Default Paragraph Font"/>
     <w:uiPriority w:val="1"/>
+    <w:semiHidden/>
     <w:unhideWhenUsed/>
   </w:style>
-  <w:style w:type="table" w:styleId="TableNormal" w:default="1">
+  <w:style w:type="table" w:default="1" w:styleId="Standaardtabel">
     <w:name w:val="Normal Table"/>
     <w:uiPriority w:val="99"/>
     <w:semiHidden/>
@@ -8983,41 +9065,41 @@
       </w:tblCellMar>
     </w:tblPr>
   </w:style>
-  <w:style w:type="numbering" w:styleId="NoList" w:default="1">
+  <w:style w:type="numbering" w:default="1" w:styleId="Geenlijst">
     <w:name w:val="No List"/>
     <w:uiPriority w:val="99"/>
     <w:semiHidden/>
     <w:unhideWhenUsed/>
   </w:style>
-  <w:style w:type="character" w:styleId="Heading1Char" w:customStyle="1">
-    <w:name w:val="Heading 1 Char"/>
-    <w:basedOn w:val="DefaultParagraphFont"/>
-    <w:link w:val="Heading1"/>
+  <w:style w:type="character" w:customStyle="1" w:styleId="Kop1Char">
+    <w:name w:val="Kop 1 Char"/>
+    <w:basedOn w:val="Standaardalinea-lettertype"/>
+    <w:link w:val="Kop1"/>
     <w:rsid w:val="003539DF"/>
     <w:rPr>
-      <w:rFonts w:asciiTheme="majorHAnsi" w:hAnsiTheme="majorHAnsi" w:eastAsiaTheme="majorEastAsia" w:cstheme="majorBidi"/>
+      <w:rFonts w:asciiTheme="majorHAnsi" w:eastAsiaTheme="majorEastAsia" w:hAnsiTheme="majorHAnsi" w:cstheme="majorBidi"/>
       <w:color w:val="0F4761" w:themeColor="accent1" w:themeShade="BF"/>
       <w:sz w:val="40"/>
       <w:szCs w:val="40"/>
     </w:rPr>
   </w:style>
-  <w:style w:type="character" w:styleId="Heading2Char" w:customStyle="1">
-    <w:name w:val="Heading 2 Char"/>
-    <w:basedOn w:val="DefaultParagraphFont"/>
-    <w:link w:val="Heading2"/>
+  <w:style w:type="character" w:customStyle="1" w:styleId="Kop2Char">
+    <w:name w:val="Kop 2 Char"/>
+    <w:basedOn w:val="Standaardalinea-lettertype"/>
+    <w:link w:val="Kop2"/>
     <w:uiPriority w:val="9"/>
     <w:rsid w:val="003539DF"/>
     <w:rPr>
-      <w:rFonts w:asciiTheme="majorHAnsi" w:hAnsiTheme="majorHAnsi" w:eastAsiaTheme="majorEastAsia" w:cstheme="majorBidi"/>
+      <w:rFonts w:asciiTheme="majorHAnsi" w:eastAsiaTheme="majorEastAsia" w:hAnsiTheme="majorHAnsi" w:cstheme="majorBidi"/>
       <w:color w:val="0F4761" w:themeColor="accent1" w:themeShade="BF"/>
       <w:sz w:val="32"/>
       <w:szCs w:val="32"/>
     </w:rPr>
   </w:style>
-  <w:style w:type="character" w:styleId="Heading3Char" w:customStyle="1">
-    <w:name w:val="Heading 3 Char"/>
-    <w:basedOn w:val="DefaultParagraphFont"/>
-    <w:link w:val="Heading3"/>
+  <w:style w:type="character" w:customStyle="1" w:styleId="Kop3Char">
+    <w:name w:val="Kop 3 Char"/>
+    <w:basedOn w:val="Standaardalinea-lettertype"/>
+    <w:link w:val="Kop3"/>
     <w:uiPriority w:val="9"/>
     <w:semiHidden/>
     <w:rsid w:val="003539DF"/>
@@ -9028,10 +9110,10 @@
       <w:szCs w:val="28"/>
     </w:rPr>
   </w:style>
-  <w:style w:type="character" w:styleId="Heading4Char" w:customStyle="1">
-    <w:name w:val="Heading 4 Char"/>
-    <w:basedOn w:val="DefaultParagraphFont"/>
-    <w:link w:val="Heading4"/>
+  <w:style w:type="character" w:customStyle="1" w:styleId="Kop4Char">
+    <w:name w:val="Kop 4 Char"/>
+    <w:basedOn w:val="Standaardalinea-lettertype"/>
+    <w:link w:val="Kop4"/>
     <w:uiPriority w:val="9"/>
     <w:semiHidden/>
     <w:rsid w:val="003539DF"/>
@@ -9042,10 +9124,10 @@
       <w:color w:val="0F4761" w:themeColor="accent1" w:themeShade="BF"/>
     </w:rPr>
   </w:style>
-  <w:style w:type="character" w:styleId="Heading5Char" w:customStyle="1">
-    <w:name w:val="Heading 5 Char"/>
-    <w:basedOn w:val="DefaultParagraphFont"/>
-    <w:link w:val="Heading5"/>
+  <w:style w:type="character" w:customStyle="1" w:styleId="Kop5Char">
+    <w:name w:val="Kop 5 Char"/>
+    <w:basedOn w:val="Standaardalinea-lettertype"/>
+    <w:link w:val="Kop5"/>
     <w:uiPriority w:val="9"/>
     <w:semiHidden/>
     <w:rsid w:val="003539DF"/>
@@ -9054,10 +9136,10 @@
       <w:color w:val="0F4761" w:themeColor="accent1" w:themeShade="BF"/>
     </w:rPr>
   </w:style>
-  <w:style w:type="character" w:styleId="Heading6Char" w:customStyle="1">
-    <w:name w:val="Heading 6 Char"/>
-    <w:basedOn w:val="DefaultParagraphFont"/>
-    <w:link w:val="Heading6"/>
+  <w:style w:type="character" w:customStyle="1" w:styleId="Kop6Char">
+    <w:name w:val="Kop 6 Char"/>
+    <w:basedOn w:val="Standaardalinea-lettertype"/>
+    <w:link w:val="Kop6"/>
     <w:uiPriority w:val="9"/>
     <w:semiHidden/>
     <w:rsid w:val="003539DF"/>
@@ -9068,10 +9150,10 @@
       <w:color w:val="595959" w:themeColor="text1" w:themeTint="A6"/>
     </w:rPr>
   </w:style>
-  <w:style w:type="character" w:styleId="Heading7Char" w:customStyle="1">
-    <w:name w:val="Heading 7 Char"/>
-    <w:basedOn w:val="DefaultParagraphFont"/>
-    <w:link w:val="Heading7"/>
+  <w:style w:type="character" w:customStyle="1" w:styleId="Kop7Char">
+    <w:name w:val="Kop 7 Char"/>
+    <w:basedOn w:val="Standaardalinea-lettertype"/>
+    <w:link w:val="Kop7"/>
     <w:uiPriority w:val="9"/>
     <w:semiHidden/>
     <w:rsid w:val="003539DF"/>
@@ -9080,10 +9162,10 @@
       <w:color w:val="595959" w:themeColor="text1" w:themeTint="A6"/>
     </w:rPr>
   </w:style>
-  <w:style w:type="character" w:styleId="Heading8Char" w:customStyle="1">
-    <w:name w:val="Heading 8 Char"/>
-    <w:basedOn w:val="DefaultParagraphFont"/>
-    <w:link w:val="Heading8"/>
+  <w:style w:type="character" w:customStyle="1" w:styleId="Kop8Char">
+    <w:name w:val="Kop 8 Char"/>
+    <w:basedOn w:val="Standaardalinea-lettertype"/>
+    <w:link w:val="Kop8"/>
     <w:uiPriority w:val="9"/>
     <w:semiHidden/>
     <w:rsid w:val="003539DF"/>
@@ -9094,10 +9176,10 @@
       <w:color w:val="272727" w:themeColor="text1" w:themeTint="D8"/>
     </w:rPr>
   </w:style>
-  <w:style w:type="character" w:styleId="Heading9Char" w:customStyle="1">
-    <w:name w:val="Heading 9 Char"/>
-    <w:basedOn w:val="DefaultParagraphFont"/>
-    <w:link w:val="Heading9"/>
+  <w:style w:type="character" w:customStyle="1" w:styleId="Kop9Char">
+    <w:name w:val="Kop 9 Char"/>
+    <w:basedOn w:val="Standaardalinea-lettertype"/>
+    <w:link w:val="Kop9"/>
     <w:uiPriority w:val="9"/>
     <w:semiHidden/>
     <w:rsid w:val="003539DF"/>
@@ -9106,11 +9188,11 @@
       <w:color w:val="272727" w:themeColor="text1" w:themeTint="D8"/>
     </w:rPr>
   </w:style>
-  <w:style w:type="paragraph" w:styleId="Title">
+  <w:style w:type="paragraph" w:styleId="Titel">
     <w:name w:val="Title"/>
-    <w:basedOn w:val="Normal"/>
-    <w:next w:val="Normal"/>
-    <w:link w:val="TitleChar"/>
+    <w:basedOn w:val="Standaard"/>
+    <w:next w:val="Standaard"/>
+    <w:link w:val="TitelChar"/>
     <w:uiPriority w:val="10"/>
     <w:qFormat/>
     <w:rsid w:val="003539DF"/>
@@ -9119,32 +9201,32 @@
       <w:contextualSpacing/>
     </w:pPr>
     <w:rPr>
-      <w:rFonts w:asciiTheme="majorHAnsi" w:hAnsiTheme="majorHAnsi" w:eastAsiaTheme="majorEastAsia" w:cstheme="majorBidi"/>
+      <w:rFonts w:asciiTheme="majorHAnsi" w:eastAsiaTheme="majorEastAsia" w:hAnsiTheme="majorHAnsi" w:cstheme="majorBidi"/>
       <w:spacing w:val="-10"/>
       <w:kern w:val="28"/>
       <w:sz w:val="56"/>
       <w:szCs w:val="56"/>
     </w:rPr>
   </w:style>
-  <w:style w:type="character" w:styleId="TitleChar" w:customStyle="1">
-    <w:name w:val="Title Char"/>
-    <w:basedOn w:val="DefaultParagraphFont"/>
-    <w:link w:val="Title"/>
+  <w:style w:type="character" w:customStyle="1" w:styleId="TitelChar">
+    <w:name w:val="Titel Char"/>
+    <w:basedOn w:val="Standaardalinea-lettertype"/>
+    <w:link w:val="Titel"/>
     <w:uiPriority w:val="10"/>
     <w:rsid w:val="003539DF"/>
     <w:rPr>
-      <w:rFonts w:asciiTheme="majorHAnsi" w:hAnsiTheme="majorHAnsi" w:eastAsiaTheme="majorEastAsia" w:cstheme="majorBidi"/>
+      <w:rFonts w:asciiTheme="majorHAnsi" w:eastAsiaTheme="majorEastAsia" w:hAnsiTheme="majorHAnsi" w:cstheme="majorBidi"/>
       <w:spacing w:val="-10"/>
       <w:kern w:val="28"/>
       <w:sz w:val="56"/>
       <w:szCs w:val="56"/>
     </w:rPr>
   </w:style>
-  <w:style w:type="paragraph" w:styleId="Subtitle">
+  <w:style w:type="paragraph" w:styleId="Ondertitel">
     <w:name w:val="Subtitle"/>
-    <w:basedOn w:val="Normal"/>
-    <w:next w:val="Normal"/>
-    <w:link w:val="SubtitleChar"/>
+    <w:basedOn w:val="Standaard"/>
+    <w:next w:val="Standaard"/>
+    <w:link w:val="OndertitelChar"/>
     <w:uiPriority w:val="11"/>
     <w:qFormat/>
     <w:rsid w:val="003539DF"/>
@@ -9161,10 +9243,10 @@
       <w:szCs w:val="28"/>
     </w:rPr>
   </w:style>
-  <w:style w:type="character" w:styleId="SubtitleChar" w:customStyle="1">
-    <w:name w:val="Subtitle Char"/>
-    <w:basedOn w:val="DefaultParagraphFont"/>
-    <w:link w:val="Subtitle"/>
+  <w:style w:type="character" w:customStyle="1" w:styleId="OndertitelChar">
+    <w:name w:val="Ondertitel Char"/>
+    <w:basedOn w:val="Standaardalinea-lettertype"/>
+    <w:link w:val="Ondertitel"/>
     <w:uiPriority w:val="11"/>
     <w:rsid w:val="003539DF"/>
     <w:rPr>
@@ -9175,11 +9257,11 @@
       <w:szCs w:val="28"/>
     </w:rPr>
   </w:style>
-  <w:style w:type="paragraph" w:styleId="Quote">
+  <w:style w:type="paragraph" w:styleId="Citaat">
     <w:name w:val="Quote"/>
-    <w:basedOn w:val="Normal"/>
-    <w:next w:val="Normal"/>
-    <w:link w:val="QuoteChar"/>
+    <w:basedOn w:val="Standaard"/>
+    <w:next w:val="Standaard"/>
+    <w:link w:val="CitaatChar"/>
     <w:uiPriority w:val="29"/>
     <w:qFormat/>
     <w:rsid w:val="003539DF"/>
@@ -9193,10 +9275,10 @@
       <w:color w:val="404040" w:themeColor="text1" w:themeTint="BF"/>
     </w:rPr>
   </w:style>
-  <w:style w:type="character" w:styleId="QuoteChar" w:customStyle="1">
-    <w:name w:val="Quote Char"/>
-    <w:basedOn w:val="DefaultParagraphFont"/>
-    <w:link w:val="Quote"/>
+  <w:style w:type="character" w:customStyle="1" w:styleId="CitaatChar">
+    <w:name w:val="Citaat Char"/>
+    <w:basedOn w:val="Standaardalinea-lettertype"/>
+    <w:link w:val="Citaat"/>
     <w:uiPriority w:val="29"/>
     <w:rsid w:val="003539DF"/>
     <w:rPr>
@@ -9205,10 +9287,10 @@
       <w:color w:val="404040" w:themeColor="text1" w:themeTint="BF"/>
     </w:rPr>
   </w:style>
-  <w:style w:type="paragraph" w:styleId="ListParagraph">
+  <w:style w:type="paragraph" w:styleId="Lijstalinea">
     <w:name w:val="List Paragraph"/>
-    <w:basedOn w:val="Normal"/>
-    <w:link w:val="ListParagraphChar"/>
+    <w:basedOn w:val="Standaard"/>
+    <w:link w:val="LijstalineaChar"/>
     <w:uiPriority w:val="34"/>
     <w:qFormat/>
     <w:rsid w:val="003539DF"/>
@@ -9217,9 +9299,9 @@
       <w:contextualSpacing/>
     </w:pPr>
   </w:style>
-  <w:style w:type="character" w:styleId="IntenseEmphasis">
+  <w:style w:type="character" w:styleId="Intensievebenadrukking">
     <w:name w:val="Intense Emphasis"/>
-    <w:basedOn w:val="DefaultParagraphFont"/>
+    <w:basedOn w:val="Standaardalinea-lettertype"/>
     <w:uiPriority w:val="21"/>
     <w:qFormat/>
     <w:rsid w:val="003539DF"/>
@@ -9229,18 +9311,18 @@
       <w:color w:val="0F4761" w:themeColor="accent1" w:themeShade="BF"/>
     </w:rPr>
   </w:style>
-  <w:style w:type="paragraph" w:styleId="IntenseQuote">
+  <w:style w:type="paragraph" w:styleId="Duidelijkcitaat">
     <w:name w:val="Intense Quote"/>
-    <w:basedOn w:val="Normal"/>
-    <w:next w:val="Normal"/>
-    <w:link w:val="IntenseQuoteChar"/>
+    <w:basedOn w:val="Standaard"/>
+    <w:next w:val="Standaard"/>
+    <w:link w:val="DuidelijkcitaatChar"/>
     <w:uiPriority w:val="30"/>
     <w:qFormat/>
     <w:rsid w:val="003539DF"/>
     <w:pPr>
       <w:pBdr>
-        <w:top w:val="single" w:color="0F4761" w:themeColor="accent1" w:themeShade="BF" w:sz="4" w:space="10"/>
-        <w:bottom w:val="single" w:color="0F4761" w:themeColor="accent1" w:themeShade="BF" w:sz="4" w:space="10"/>
+        <w:top w:val="single" w:sz="4" w:space="10" w:color="0F4761" w:themeColor="accent1" w:themeShade="BF"/>
+        <w:bottom w:val="single" w:sz="4" w:space="10" w:color="0F4761" w:themeColor="accent1" w:themeShade="BF"/>
       </w:pBdr>
       <w:spacing w:before="360" w:after="360"/>
       <w:ind w:left="864" w:right="864"/>
@@ -9252,10 +9334,10 @@
       <w:color w:val="0F4761" w:themeColor="accent1" w:themeShade="BF"/>
     </w:rPr>
   </w:style>
-  <w:style w:type="character" w:styleId="IntenseQuoteChar" w:customStyle="1">
-    <w:name w:val="Intense Quote Char"/>
-    <w:basedOn w:val="DefaultParagraphFont"/>
-    <w:link w:val="IntenseQuote"/>
+  <w:style w:type="character" w:customStyle="1" w:styleId="DuidelijkcitaatChar">
+    <w:name w:val="Duidelijk citaat Char"/>
+    <w:basedOn w:val="Standaardalinea-lettertype"/>
+    <w:link w:val="Duidelijkcitaat"/>
     <w:uiPriority w:val="30"/>
     <w:rsid w:val="003539DF"/>
     <w:rPr>
@@ -9264,9 +9346,9 @@
       <w:color w:val="0F4761" w:themeColor="accent1" w:themeShade="BF"/>
     </w:rPr>
   </w:style>
-  <w:style w:type="character" w:styleId="IntenseReference">
+  <w:style w:type="character" w:styleId="Intensieveverwijzing">
     <w:name w:val="Intense Reference"/>
-    <w:basedOn w:val="DefaultParagraphFont"/>
+    <w:basedOn w:val="Standaardalinea-lettertype"/>
     <w:uiPriority w:val="32"/>
     <w:qFormat/>
     <w:rsid w:val="003539DF"/>
@@ -9278,17 +9360,17 @@
       <w:spacing w:val="5"/>
     </w:rPr>
   </w:style>
-  <w:style w:type="character" w:styleId="ListParagraphChar" w:customStyle="1">
-    <w:name w:val="List Paragraph Char"/>
-    <w:basedOn w:val="DefaultParagraphFont"/>
-    <w:link w:val="ListParagraph"/>
+  <w:style w:type="character" w:customStyle="1" w:styleId="LijstalineaChar">
+    <w:name w:val="Lijstalinea Char"/>
+    <w:basedOn w:val="Standaardalinea-lettertype"/>
+    <w:link w:val="Lijstalinea"/>
     <w:uiPriority w:val="34"/>
     <w:qFormat/>
     <w:rsid w:val="00C22F06"/>
   </w:style>
-  <w:style w:type="table" w:styleId="TableGrid">
+  <w:style w:type="table" w:styleId="Tabelraster">
     <w:name w:val="Table Grid"/>
-    <w:basedOn w:val="TableNormal"/>
+    <w:basedOn w:val="Standaardtabel"/>
     <w:uiPriority w:val="39"/>
     <w:rsid w:val="00C22F06"/>
     <w:pPr>
@@ -9300,19 +9382,19 @@
     </w:rPr>
     <w:tblPr>
       <w:tblBorders>
-        <w:top w:val="single" w:color="auto" w:sz="4" w:space="0"/>
-        <w:left w:val="single" w:color="auto" w:sz="4" w:space="0"/>
-        <w:bottom w:val="single" w:color="auto" w:sz="4" w:space="0"/>
-        <w:right w:val="single" w:color="auto" w:sz="4" w:space="0"/>
-        <w:insideH w:val="single" w:color="auto" w:sz="4" w:space="0"/>
-        <w:insideV w:val="single" w:color="auto" w:sz="4" w:space="0"/>
+        <w:top w:val="single" w:sz="4" w:space="0" w:color="auto"/>
+        <w:left w:val="single" w:sz="4" w:space="0" w:color="auto"/>
+        <w:bottom w:val="single" w:sz="4" w:space="0" w:color="auto"/>
+        <w:right w:val="single" w:sz="4" w:space="0" w:color="auto"/>
+        <w:insideH w:val="single" w:sz="4" w:space="0" w:color="auto"/>
+        <w:insideV w:val="single" w:sz="4" w:space="0" w:color="auto"/>
       </w:tblBorders>
     </w:tblPr>
   </w:style>
-  <w:style w:type="paragraph" w:styleId="Header">
+  <w:style w:type="paragraph" w:styleId="Koptekst">
     <w:name w:val="header"/>
-    <w:basedOn w:val="Normal"/>
-    <w:link w:val="HeaderChar"/>
+    <w:basedOn w:val="Standaard"/>
+    <w:link w:val="KoptekstChar"/>
     <w:uiPriority w:val="99"/>
     <w:unhideWhenUsed/>
     <w:rsid w:val="00F65961"/>
@@ -9324,10 +9406,10 @@
       <w:spacing w:after="0" w:line="240" w:lineRule="auto"/>
     </w:pPr>
   </w:style>
-  <w:style w:type="character" w:styleId="HeaderChar" w:customStyle="1">
-    <w:name w:val="Header Char"/>
-    <w:basedOn w:val="DefaultParagraphFont"/>
-    <w:link w:val="Header"/>
+  <w:style w:type="character" w:customStyle="1" w:styleId="KoptekstChar">
+    <w:name w:val="Koptekst Char"/>
+    <w:basedOn w:val="Standaardalinea-lettertype"/>
+    <w:link w:val="Koptekst"/>
     <w:uiPriority w:val="99"/>
     <w:rsid w:val="00F65961"/>
     <w:rPr>
@@ -9336,10 +9418,10 @@
       <w:lang w:val="en-GB"/>
     </w:rPr>
   </w:style>
-  <w:style w:type="paragraph" w:styleId="Footer">
+  <w:style w:type="paragraph" w:styleId="Voettekst">
     <w:name w:val="footer"/>
-    <w:basedOn w:val="Normal"/>
-    <w:link w:val="FooterChar"/>
+    <w:basedOn w:val="Standaard"/>
+    <w:link w:val="VoettekstChar"/>
     <w:uiPriority w:val="99"/>
     <w:unhideWhenUsed/>
     <w:rsid w:val="00F65961"/>
@@ -9351,10 +9433,10 @@
       <w:spacing w:after="0" w:line="240" w:lineRule="auto"/>
     </w:pPr>
   </w:style>
-  <w:style w:type="character" w:styleId="FooterChar" w:customStyle="1">
-    <w:name w:val="Footer Char"/>
-    <w:basedOn w:val="DefaultParagraphFont"/>
-    <w:link w:val="Footer"/>
+  <w:style w:type="character" w:customStyle="1" w:styleId="VoettekstChar">
+    <w:name w:val="Voettekst Char"/>
+    <w:basedOn w:val="Standaardalinea-lettertype"/>
+    <w:link w:val="Voettekst"/>
     <w:uiPriority w:val="99"/>
     <w:rsid w:val="00F65961"/>
     <w:rPr>
@@ -9363,9 +9445,9 @@
       <w:lang w:val="en-GB"/>
     </w:rPr>
   </w:style>
-  <w:style w:type="character" w:styleId="CommentReference">
+  <w:style w:type="character" w:styleId="Verwijzingopmerking">
     <w:name w:val="annotation reference"/>
-    <w:basedOn w:val="DefaultParagraphFont"/>
+    <w:basedOn w:val="Standaardalinea-lettertype"/>
     <w:uiPriority w:val="99"/>
     <w:semiHidden/>
     <w:unhideWhenUsed/>
@@ -9375,10 +9457,10 @@
       <w:szCs w:val="16"/>
     </w:rPr>
   </w:style>
-  <w:style w:type="paragraph" w:styleId="CommentText">
+  <w:style w:type="paragraph" w:styleId="Tekstopmerking">
     <w:name w:val="annotation text"/>
-    <w:basedOn w:val="Normal"/>
-    <w:link w:val="CommentTextChar"/>
+    <w:basedOn w:val="Standaard"/>
+    <w:link w:val="TekstopmerkingChar"/>
     <w:uiPriority w:val="99"/>
     <w:unhideWhenUsed/>
     <w:rsid w:val="002C3698"/>
@@ -9391,10 +9473,10 @@
       <w:lang w:val="en-GB"/>
     </w:rPr>
   </w:style>
-  <w:style w:type="character" w:styleId="CommentTextChar" w:customStyle="1">
-    <w:name w:val="Comment Text Char"/>
-    <w:basedOn w:val="DefaultParagraphFont"/>
-    <w:link w:val="CommentText"/>
+  <w:style w:type="character" w:customStyle="1" w:styleId="TekstopmerkingChar">
+    <w:name w:val="Tekst opmerking Char"/>
+    <w:basedOn w:val="Standaardalinea-lettertype"/>
+    <w:link w:val="Tekstopmerking"/>
     <w:uiPriority w:val="99"/>
     <w:rsid w:val="002C3698"/>
     <w:rPr>
@@ -9405,7 +9487,7 @@
   </w:style>
   <w:style w:type="character" w:styleId="Hyperlink">
     <w:name w:val="Hyperlink"/>
-    <w:basedOn w:val="DefaultParagraphFont"/>
+    <w:basedOn w:val="Standaardalinea-lettertype"/>
     <w:uiPriority w:val="99"/>
     <w:unhideWhenUsed/>
     <w:rsid w:val="007E4F29"/>
@@ -9414,9 +9496,9 @@
       <w:u w:val="single"/>
     </w:rPr>
   </w:style>
-  <w:style w:type="paragraph" w:styleId="CoverBold" w:customStyle="1">
+  <w:style w:type="paragraph" w:customStyle="1" w:styleId="CoverBold">
     <w:name w:val="CoverBold"/>
-    <w:basedOn w:val="Normal"/>
+    <w:basedOn w:val="Standaard"/>
     <w:link w:val="CoverBoldChar"/>
     <w:rsid w:val="007E4F29"/>
     <w:pPr>
@@ -9429,7 +9511,7 @@
       <w:jc w:val="both"/>
     </w:pPr>
     <w:rPr>
-      <w:rFonts w:ascii="Arial" w:hAnsi="Arial" w:eastAsia="Times New Roman" w:cs="Arial"/>
+      <w:rFonts w:eastAsia="Times New Roman"/>
       <w:b/>
       <w:kern w:val="0"/>
       <w:sz w:val="28"/>
@@ -9438,12 +9520,12 @@
       <w14:ligatures w14:val="none"/>
     </w:rPr>
   </w:style>
-  <w:style w:type="character" w:styleId="CoverBoldChar" w:customStyle="1">
+  <w:style w:type="character" w:customStyle="1" w:styleId="CoverBoldChar">
     <w:name w:val="CoverBold Char"/>
     <w:link w:val="CoverBold"/>
     <w:rsid w:val="007E4F29"/>
     <w:rPr>
-      <w:rFonts w:ascii="Arial" w:hAnsi="Arial" w:eastAsia="Times New Roman" w:cs="Arial"/>
+      <w:rFonts w:ascii="Arial" w:eastAsia="Times New Roman" w:hAnsi="Arial" w:cs="Arial"/>
       <w:b/>
       <w:kern w:val="0"/>
       <w:sz w:val="28"/>
@@ -9452,9 +9534,9 @@
       <w14:ligatures w14:val="none"/>
     </w:rPr>
   </w:style>
-  <w:style w:type="paragraph" w:styleId="TableParagraph" w:customStyle="1">
+  <w:style w:type="paragraph" w:customStyle="1" w:styleId="TableParagraph">
     <w:name w:val="Table Paragraph"/>
-    <w:basedOn w:val="Normal"/>
+    <w:basedOn w:val="Standaard"/>
     <w:uiPriority w:val="1"/>
     <w:qFormat/>
     <w:rsid w:val="007E4F29"/>
@@ -9463,15 +9545,15 @@
       <w:spacing w:after="0" w:line="240" w:lineRule="auto"/>
     </w:pPr>
     <w:rPr>
-      <w:rFonts w:ascii="Calibri" w:hAnsi="Calibri" w:eastAsia="Calibri" w:cs="Times New Roman"/>
+      <w:rFonts w:ascii="Calibri" w:eastAsia="Calibri" w:hAnsi="Calibri" w:cs="Times New Roman"/>
       <w:kern w:val="0"/>
       <w:lang w:val="en-US"/>
       <w14:ligatures w14:val="none"/>
     </w:rPr>
   </w:style>
-  <w:style w:type="table" w:styleId="Vragenlijst" w:customStyle="1">
+  <w:style w:type="table" w:customStyle="1" w:styleId="Vragenlijst">
     <w:name w:val="Vragenlijst"/>
-    <w:basedOn w:val="TableNormal"/>
+    <w:basedOn w:val="Standaardtabel"/>
     <w:uiPriority w:val="99"/>
     <w:rsid w:val="007E4F29"/>
     <w:pPr>
@@ -9506,9 +9588,9 @@
       </w:tcPr>
     </w:tblStylePr>
   </w:style>
-  <w:style w:type="table" w:styleId="Stijl1" w:customStyle="1">
+  <w:style w:type="table" w:customStyle="1" w:styleId="Stijl1">
     <w:name w:val="Stijl1"/>
-    <w:basedOn w:val="TableNormal"/>
+    <w:basedOn w:val="Standaardtabel"/>
     <w:uiPriority w:val="99"/>
     <w:rsid w:val="007E4F29"/>
     <w:pPr>
@@ -9534,16 +9616,16 @@
       </w:tcPr>
     </w:tblStylePr>
   </w:style>
-  <w:style w:type="paragraph" w:styleId="EndNoteBibliography" w:customStyle="1">
+  <w:style w:type="paragraph" w:customStyle="1" w:styleId="EndNoteBibliography">
     <w:name w:val="EndNote Bibliography"/>
-    <w:basedOn w:val="Normal"/>
+    <w:basedOn w:val="Standaard"/>
     <w:link w:val="EndNoteBibliographyChar"/>
     <w:rsid w:val="007E4F29"/>
     <w:pPr>
       <w:spacing w:after="0" w:line="240" w:lineRule="auto"/>
     </w:pPr>
     <w:rPr>
-      <w:rFonts w:ascii="Univers" w:hAnsi="Univers" w:eastAsia="Times New Roman" w:cs="Times New Roman"/>
+      <w:rFonts w:ascii="Univers" w:eastAsia="Times New Roman" w:hAnsi="Univers" w:cs="Times New Roman"/>
       <w:noProof/>
       <w:kern w:val="0"/>
       <w:sz w:val="20"/>
@@ -9552,13 +9634,13 @@
       <w14:ligatures w14:val="none"/>
     </w:rPr>
   </w:style>
-  <w:style w:type="character" w:styleId="EndNoteBibliographyChar" w:customStyle="1">
+  <w:style w:type="character" w:customStyle="1" w:styleId="EndNoteBibliographyChar">
     <w:name w:val="EndNote Bibliography Char"/>
-    <w:basedOn w:val="DefaultParagraphFont"/>
+    <w:basedOn w:val="Standaardalinea-lettertype"/>
     <w:link w:val="EndNoteBibliography"/>
     <w:rsid w:val="007E4F29"/>
     <w:rPr>
-      <w:rFonts w:ascii="Univers" w:hAnsi="Univers" w:eastAsia="Times New Roman" w:cs="Times New Roman"/>
+      <w:rFonts w:ascii="Univers" w:eastAsia="Times New Roman" w:hAnsi="Univers" w:cs="Times New Roman"/>
       <w:noProof/>
       <w:kern w:val="0"/>
       <w:sz w:val="20"/>
@@ -9571,7 +9653,7 @@
 </file>
 
 <file path=word/theme/theme1.xml><?xml version="1.0" encoding="utf-8"?>
-<a:theme xmlns:a="http://schemas.openxmlformats.org/drawingml/2006/main" xmlns:thm15="http://schemas.microsoft.com/office/thememl/2012/main" name="Office Theme">
+<a:theme xmlns:a="http://schemas.openxmlformats.org/drawingml/2006/main" name="Office Theme">
   <a:themeElements>
     <a:clrScheme name="Office">
       <a:dk1>
@@ -10042,6 +10124,12 @@
 </file>
 
 <file path=customXml/item2.xml><?xml version="1.0" encoding="utf-8"?>
+<p:properties xmlns:p="http://schemas.microsoft.com/office/2006/metadata/properties" xmlns:xsi="http://www.w3.org/2001/XMLSchema-instance" xmlns:pc="http://schemas.microsoft.com/office/infopath/2007/PartnerControls">
+  <documentManagement/>
+</p:properties>
+</file>
+
+<file path=customXml/item3.xml><?xml version="1.0" encoding="utf-8"?>
 <?mso-contentType ?>
 <FormTemplates xmlns="http://schemas.microsoft.com/sharepoint/v3/contenttype/forms">
   <Display>DocumentLibraryForm</Display>
@@ -10050,20 +10138,37 @@
 </FormTemplates>
 </file>
 
-<file path=customXml/item3.xml><?xml version="1.0" encoding="utf-8"?>
-<p:properties xmlns:p="http://schemas.microsoft.com/office/2006/metadata/properties" xmlns:xsi="http://www.w3.org/2001/XMLSchema-instance" xmlns:pc="http://schemas.microsoft.com/office/infopath/2007/PartnerControls">
-  <documentManagement/>
-</p:properties>
-</file>
-
 <file path=customXml/itemProps1.xml><?xml version="1.0" encoding="utf-8"?>
-<ds:datastoreItem xmlns:ds="http://schemas.openxmlformats.org/officeDocument/2006/customXml" ds:itemID="{E594055D-89B4-47C8-BB93-A08156198E50}"/>
+<ds:datastoreItem xmlns:ds="http://schemas.openxmlformats.org/officeDocument/2006/customXml" ds:itemID="{E594055D-89B4-47C8-BB93-A08156198E50}">
+  <ds:schemaRefs>
+    <ds:schemaRef ds:uri="http://schemas.microsoft.com/office/2006/metadata/contentType"/>
+    <ds:schemaRef ds:uri="http://schemas.microsoft.com/office/2006/metadata/properties/metaAttributes"/>
+    <ds:schemaRef ds:uri="http://www.w3.org/2001/XMLSchema"/>
+    <ds:schemaRef ds:uri="http://schemas.microsoft.com/office/2006/metadata/properties"/>
+    <ds:schemaRef ds:uri="f44e6bd5-09db-4117-8b15-adf399208dc6"/>
+    <ds:schemaRef ds:uri="http://schemas.microsoft.com/office/2006/documentManagement/types"/>
+    <ds:schemaRef ds:uri="http://schemas.microsoft.com/office/infopath/2007/PartnerControls"/>
+    <ds:schemaRef ds:uri="http://schemas.openxmlformats.org/package/2006/metadata/core-properties"/>
+    <ds:schemaRef ds:uri="http://purl.org/dc/elements/1.1/"/>
+    <ds:schemaRef ds:uri="http://purl.org/dc/terms/"/>
+    <ds:schemaRef ds:uri="http://schemas.microsoft.com/internal/obd"/>
+  </ds:schemaRefs>
+</ds:datastoreItem>
 </file>
 
 <file path=customXml/itemProps2.xml><?xml version="1.0" encoding="utf-8"?>
-<ds:datastoreItem xmlns:ds="http://schemas.openxmlformats.org/officeDocument/2006/customXml" ds:itemID="{5CCF1622-2F12-4C50-924F-8809FCA5ADD6}"/>
+<ds:datastoreItem xmlns:ds="http://schemas.openxmlformats.org/officeDocument/2006/customXml" ds:itemID="{ED04DB63-AD9D-428A-8705-017C1DC50DA2}">
+  <ds:schemaRefs>
+    <ds:schemaRef ds:uri="http://schemas.microsoft.com/office/2006/metadata/properties"/>
+    <ds:schemaRef ds:uri="http://schemas.microsoft.com/office/infopath/2007/PartnerControls"/>
+  </ds:schemaRefs>
+</ds:datastoreItem>
 </file>
 
 <file path=customXml/itemProps3.xml><?xml version="1.0" encoding="utf-8"?>
-<ds:datastoreItem xmlns:ds="http://schemas.openxmlformats.org/officeDocument/2006/customXml" ds:itemID="{ED04DB63-AD9D-428A-8705-017C1DC50DA2}"/>
+<ds:datastoreItem xmlns:ds="http://schemas.openxmlformats.org/officeDocument/2006/customXml" ds:itemID="{5CCF1622-2F12-4C50-924F-8809FCA5ADD6}">
+  <ds:schemaRefs>
+    <ds:schemaRef ds:uri="http://schemas.microsoft.com/sharepoint/v3/contenttype/forms"/>
+  </ds:schemaRefs>
+</ds:datastoreItem>
 </file>